--- a/09-通信电路/04-有线通信接口电路/以太网接口电路/以太网接口电路.docx
+++ b/09-通信电路/04-有线通信接口电路/以太网接口电路/以太网接口电路.docx
@@ -2043,6 +2043,20 @@
     </w:p>
     <w:bookmarkEnd w:id="26"/>
     <w:bookmarkEnd w:id="27"/>
+    <w:p>
+      <w:pPr>
+        <w:spacing w:before="360"/>
+        <w:jc w:val="center"/>
+      </w:pPr>
+      <w:r>
+        <w:rPr>
+          <w:rFonts w:ascii="Times New Roman" w:hAnsi="Times New Roman"/>
+          <w:color w:val="555555"/>
+          <w:sz w:val="21"/>
+        </w:rPr>
+        <w:t>材料收集者：杜文杰</w:t>
+      </w:r>
+    </w:p>
     <w:sectPr>
       <w:headerReference r:id="rId9" w:type="default"/>
       <w:footerReference r:id="rId10" w:type="default"/>

--- a/09-通信电路/04-有线通信接口电路/以太网接口电路/以太网接口电路.docx
+++ b/09-通信电路/04-有线通信接口电路/以太网接口电路/以太网接口电路.docx
@@ -1,6 +1,6 @@
 
 <file path=word/document.xml><?xml version="1.0" encoding="utf-8"?>
-<w:document xmlns:w="http://schemas.openxmlformats.org/wordprocessingml/2006/main" xmlns:m="http://schemas.openxmlformats.org/officeDocument/2006/math" xmlns:r="http://schemas.openxmlformats.org/officeDocument/2006/relationships" xmlns:o="urn:schemas-microsoft-com:office:office" xmlns:v="urn:schemas-microsoft-com:vml" xmlns:w10="urn:schemas-microsoft-com:office:word" xmlns:a="http://schemas.openxmlformats.org/drawingml/2006/main" xmlns:pic="http://schemas.openxmlformats.org/drawingml/2006/picture" xmlns:wp="http://schemas.openxmlformats.org/drawingml/2006/wordprocessingDrawing">
+<w:document xmlns:m="http://schemas.openxmlformats.org/officeDocument/2006/math" xmlns:r="http://schemas.openxmlformats.org/officeDocument/2006/relationships" xmlns:w="http://schemas.openxmlformats.org/wordprocessingml/2006/main" xmlns:o="urn:schemas-microsoft-com:office:office" xmlns:v="urn:schemas-microsoft-com:vml" xmlns:w10="urn:schemas-microsoft-com:office:word" xmlns:a="http://schemas.openxmlformats.org/drawingml/2006/main" xmlns:pic="http://schemas.openxmlformats.org/drawingml/2006/picture" xmlns:wp="http://schemas.openxmlformats.org/drawingml/2006/wordprocessingDrawing">
   <w:body>
     <w:bookmarkStart w:id="27" w:name="以太网接口电路"/>
     <w:p>
@@ -9,7 +9,7 @@
       </w:pPr>
       <w:r>
         <w:rPr>
-          <w:rFonts w:hint="eastAsia"/>
+          <w:rFonts w:hint="eastAsia" w:eastAsia="黑体"/>
         </w:rPr>
         <w:t xml:space="preserve">以太网接口电路</w:t>
       </w:r>
@@ -21,7 +21,7 @@
       </w:pPr>
       <w:r>
         <w:rPr>
-          <w:rFonts w:hint="eastAsia"/>
+          <w:rFonts w:hint="eastAsia" w:eastAsia="黑体"/>
         </w:rPr>
         <w:t xml:space="preserve">拓扑描述</w:t>
       </w:r>
@@ -32,16 +32,19 @@
       </w:pPr>
       <w:r>
         <w:rPr>
-          <w:rFonts w:hint="eastAsia"/>
+          <w:rFonts w:hint="eastAsia" w:eastAsia="黑体"/>
         </w:rPr>
         <w:t xml:space="preserve">由</w:t>
       </w:r>
       <w:r>
+        <w:rPr>
+          <w:rFonts w:eastAsia="黑体"/>
+        </w:rPr>
         <w:t xml:space="preserve"> </w:t>
       </w:r>
       <w:r>
         <w:rPr>
-          <w:rFonts w:hint="eastAsia"/>
+          <w:rFonts w:hint="eastAsia" w:eastAsia="黑体"/>
           <w:b/>
           <w:bCs/>
         </w:rPr>
@@ -49,6 +52,7 @@
       </w:r>
       <w:r>
         <w:rPr>
+          <w:rFonts w:eastAsia="黑体"/>
           <w:b/>
           <w:bCs/>
         </w:rPr>
@@ -56,7 +60,7 @@
       </w:r>
       <w:r>
         <w:rPr>
-          <w:rFonts w:hint="eastAsia"/>
+          <w:rFonts w:hint="eastAsia" w:eastAsia="黑体"/>
           <w:b/>
           <w:bCs/>
         </w:rPr>
@@ -64,6 +68,7 @@
       </w:r>
       <w:r>
         <w:rPr>
+          <w:rFonts w:eastAsia="黑体"/>
           <w:b/>
           <w:bCs/>
         </w:rPr>
@@ -71,16 +76,19 @@
       </w:r>
       <w:r>
         <w:rPr>
-          <w:rFonts w:hint="eastAsia"/>
+          <w:rFonts w:hint="eastAsia" w:eastAsia="黑体"/>
         </w:rPr>
         <w:t xml:space="preserve">（物理层收发器）与</w:t>
       </w:r>
       <w:r>
+        <w:rPr>
+          <w:rFonts w:eastAsia="黑体"/>
+        </w:rPr>
         <w:t xml:space="preserve"> </w:t>
       </w:r>
       <w:r>
         <w:rPr>
-          <w:rFonts w:hint="eastAsia"/>
+          <w:rFonts w:hint="eastAsia" w:eastAsia="黑体"/>
           <w:b/>
           <w:bCs/>
         </w:rPr>
@@ -88,6 +96,7 @@
       </w:r>
       <w:r>
         <w:rPr>
+          <w:rFonts w:eastAsia="黑体"/>
           <w:b/>
           <w:bCs/>
         </w:rPr>
@@ -95,7 +104,7 @@
       </w:r>
       <w:r>
         <w:rPr>
-          <w:rFonts w:hint="eastAsia"/>
+          <w:rFonts w:hint="eastAsia" w:eastAsia="黑体"/>
           <w:b/>
           <w:bCs/>
         </w:rPr>
@@ -103,6 +112,7 @@
       </w:r>
       <w:r>
         <w:rPr>
+          <w:rFonts w:eastAsia="黑体"/>
           <w:b/>
           <w:bCs/>
         </w:rPr>
@@ -110,24 +120,31 @@
       </w:r>
       <w:r>
         <w:rPr>
-          <w:rFonts w:hint="eastAsia"/>
+          <w:rFonts w:hint="eastAsia" w:eastAsia="黑体"/>
         </w:rPr>
         <w:t xml:space="preserve">（网络变压器</w:t>
       </w:r>
       <w:r>
+        <w:rPr>
+          <w:rFonts w:eastAsia="黑体"/>
+        </w:rPr>
         <w:t xml:space="preserve"> T + </w:t>
       </w:r>
       <w:r>
         <w:rPr>
-          <w:rFonts w:hint="eastAsia"/>
+          <w:rFonts w:hint="eastAsia" w:eastAsia="黑体"/>
         </w:rPr>
         <w:t xml:space="preserve">共模扼流圈）组成，部分设计另加</w:t>
       </w:r>
       <w:r>
+        <w:rPr>
+          <w:rFonts w:eastAsia="黑体"/>
+        </w:rPr>
         <w:t xml:space="preserve"> </w:t>
       </w:r>
       <w:r>
         <w:rPr>
+          <w:rFonts w:eastAsia="黑体"/>
           <w:b/>
           <w:bCs/>
         </w:rPr>
@@ -135,7 +152,7 @@
       </w:r>
       <w:r>
         <w:rPr>
-          <w:rFonts w:hint="eastAsia"/>
+          <w:rFonts w:hint="eastAsia" w:eastAsia="黑体"/>
           <w:b/>
           <w:bCs/>
         </w:rPr>
@@ -143,6 +160,7 @@
       </w:r>
       <w:r>
         <w:rPr>
+          <w:rFonts w:eastAsia="黑体"/>
           <w:b/>
           <w:bCs/>
         </w:rPr>
@@ -167,6 +185,7 @@
       </m:oMath>
       <w:r>
         <w:rPr>
+          <w:rFonts w:eastAsia="黑体"/>
           <w:b/>
           <w:bCs/>
         </w:rPr>
@@ -174,37 +193,47 @@
       </w:r>
       <w:r>
         <w:rPr>
-          <w:rFonts w:hint="eastAsia"/>
+          <w:rFonts w:hint="eastAsia" w:eastAsia="黑体"/>
           <w:b/>
           <w:bCs/>
         </w:rPr>
         <w:t xml:space="preserve">与电容</w:t>
       </w:r>
       <w:r>
+        <w:rPr>
+          <w:rFonts w:eastAsia="黑体"/>
+        </w:rPr>
         <w:t xml:space="preserve">、</w:t>
       </w:r>
       <w:r>
         <w:rPr>
-          <w:rFonts w:hint="eastAsia"/>
+          <w:rFonts w:hint="eastAsia" w:eastAsia="黑体"/>
           <w:b/>
           <w:bCs/>
         </w:rPr>
         <w:t xml:space="preserve">电源去耦电容</w:t>
       </w:r>
       <w:r>
+        <w:rPr>
+          <w:rFonts w:eastAsia="黑体"/>
+        </w:rPr>
         <w:t xml:space="preserve"> </w:t>
       </w:r>
       <w:r>
         <w:rPr>
-          <w:rFonts w:hint="eastAsia"/>
+          <w:rFonts w:hint="eastAsia" w:eastAsia="黑体"/>
         </w:rPr>
         <w:t xml:space="preserve">与</w:t>
       </w:r>
       <w:r>
+        <w:rPr>
+          <w:rFonts w:eastAsia="黑体"/>
+        </w:rPr>
         <w:t xml:space="preserve"> </w:t>
       </w:r>
       <w:r>
         <w:rPr>
+          <w:rFonts w:eastAsia="黑体"/>
           <w:b/>
           <w:bCs/>
         </w:rPr>
@@ -212,7 +241,7 @@
       </w:r>
       <w:r>
         <w:rPr>
-          <w:rFonts w:hint="eastAsia"/>
+          <w:rFonts w:hint="eastAsia" w:eastAsia="黑体"/>
           <w:b/>
           <w:bCs/>
         </w:rPr>
@@ -220,22 +249,25 @@
       </w:r>
       <w:r>
         <w:rPr>
-          <w:rFonts w:hint="eastAsia"/>
+          <w:rFonts w:hint="eastAsia" w:eastAsia="黑体"/>
         </w:rPr>
         <w:t xml:space="preserve">。电路共有</w:t>
       </w:r>
       <w:r>
+        <w:rPr>
+          <w:rFonts w:eastAsia="黑体"/>
+        </w:rPr>
         <w:t xml:space="preserve"> 6 </w:t>
       </w:r>
       <w:r>
         <w:rPr>
-          <w:rFonts w:hint="eastAsia"/>
+          <w:rFonts w:hint="eastAsia" w:eastAsia="黑体"/>
         </w:rPr>
         <w:t xml:space="preserve">个关键节点：</w:t>
       </w:r>
       <w:r>
         <w:rPr>
-          <w:rFonts w:hint="eastAsia"/>
+          <w:rFonts w:hint="eastAsia" w:eastAsia="黑体"/>
           <w:b/>
           <w:bCs/>
         </w:rPr>
@@ -243,6 +275,7 @@
       </w:r>
       <w:r>
         <w:rPr>
+          <w:rFonts w:eastAsia="黑体"/>
           <w:b/>
           <w:bCs/>
         </w:rPr>
@@ -250,7 +283,7 @@
       </w:r>
       <w:r>
         <w:rPr>
-          <w:rFonts w:hint="eastAsia"/>
+          <w:rFonts w:hint="eastAsia" w:eastAsia="黑体"/>
           <w:b/>
           <w:bCs/>
         </w:rPr>
@@ -258,6 +291,7 @@
       </w:r>
       <w:r>
         <w:rPr>
+          <w:rFonts w:eastAsia="黑体"/>
           <w:b/>
           <w:bCs/>
         </w:rPr>
@@ -265,13 +299,13 @@
       </w:r>
       <w:r>
         <w:rPr>
-          <w:rFonts w:hint="eastAsia"/>
+          <w:rFonts w:hint="eastAsia" w:eastAsia="黑体"/>
         </w:rPr>
         <w:t xml:space="preserve">；</w:t>
       </w:r>
       <w:r>
         <w:rPr>
-          <w:rFonts w:hint="eastAsia"/>
+          <w:rFonts w:hint="eastAsia" w:eastAsia="黑体"/>
           <w:b/>
           <w:bCs/>
         </w:rPr>
@@ -279,6 +313,7 @@
       </w:r>
       <w:r>
         <w:rPr>
+          <w:rFonts w:eastAsia="黑体"/>
           <w:b/>
           <w:bCs/>
         </w:rPr>
@@ -286,7 +321,7 @@
       </w:r>
       <w:r>
         <w:rPr>
-          <w:rFonts w:hint="eastAsia"/>
+          <w:rFonts w:hint="eastAsia" w:eastAsia="黑体"/>
           <w:b/>
           <w:bCs/>
         </w:rPr>
@@ -294,6 +329,7 @@
       </w:r>
       <w:r>
         <w:rPr>
+          <w:rFonts w:eastAsia="黑体"/>
           <w:b/>
           <w:bCs/>
         </w:rPr>
@@ -301,13 +337,13 @@
       </w:r>
       <w:r>
         <w:rPr>
-          <w:rFonts w:hint="eastAsia"/>
+          <w:rFonts w:hint="eastAsia" w:eastAsia="黑体"/>
         </w:rPr>
         <w:t xml:space="preserve">；</w:t>
       </w:r>
       <w:r>
         <w:rPr>
-          <w:rFonts w:hint="eastAsia"/>
+          <w:rFonts w:hint="eastAsia" w:eastAsia="黑体"/>
           <w:b/>
           <w:bCs/>
         </w:rPr>
@@ -315,6 +351,7 @@
       </w:r>
       <w:r>
         <w:rPr>
+          <w:rFonts w:eastAsia="黑体"/>
           <w:b/>
           <w:bCs/>
         </w:rPr>
@@ -322,7 +359,7 @@
       </w:r>
       <w:r>
         <w:rPr>
-          <w:rFonts w:hint="eastAsia"/>
+          <w:rFonts w:hint="eastAsia" w:eastAsia="黑体"/>
           <w:b/>
           <w:bCs/>
         </w:rPr>
@@ -330,13 +367,13 @@
       </w:r>
       <w:r>
         <w:rPr>
-          <w:rFonts w:hint="eastAsia"/>
+          <w:rFonts w:hint="eastAsia" w:eastAsia="黑体"/>
         </w:rPr>
         <w:t xml:space="preserve">；</w:t>
       </w:r>
       <w:r>
         <w:rPr>
-          <w:rFonts w:hint="eastAsia"/>
+          <w:rFonts w:hint="eastAsia" w:eastAsia="黑体"/>
           <w:b/>
           <w:bCs/>
         </w:rPr>
@@ -344,6 +381,7 @@
       </w:r>
       <w:r>
         <w:rPr>
+          <w:rFonts w:eastAsia="黑体"/>
           <w:b/>
           <w:bCs/>
         </w:rPr>
@@ -351,7 +389,7 @@
       </w:r>
       <w:r>
         <w:rPr>
-          <w:rFonts w:hint="eastAsia"/>
+          <w:rFonts w:hint="eastAsia" w:eastAsia="黑体"/>
           <w:b/>
           <w:bCs/>
         </w:rPr>
@@ -359,22 +397,25 @@
       </w:r>
       <w:r>
         <w:rPr>
-          <w:rFonts w:hint="eastAsia"/>
+          <w:rFonts w:hint="eastAsia" w:eastAsia="黑体"/>
         </w:rPr>
         <w:t xml:space="preserve">（常见</w:t>
       </w:r>
       <w:r>
+        <w:rPr>
+          <w:rFonts w:eastAsia="黑体"/>
+        </w:rPr>
         <w:t xml:space="preserve"> 3.3 </w:t>
       </w:r>
       <w:r>
         <w:rPr>
-          <w:rFonts w:hint="eastAsia"/>
+          <w:rFonts w:hint="eastAsia" w:eastAsia="黑体"/>
         </w:rPr>
         <w:t xml:space="preserve">V）；</w:t>
       </w:r>
       <w:r>
         <w:rPr>
-          <w:rFonts w:hint="eastAsia"/>
+          <w:rFonts w:hint="eastAsia" w:eastAsia="黑体"/>
           <w:b/>
           <w:bCs/>
         </w:rPr>
@@ -382,6 +423,7 @@
       </w:r>
       <w:r>
         <w:rPr>
+          <w:rFonts w:eastAsia="黑体"/>
           <w:b/>
           <w:bCs/>
         </w:rPr>
@@ -389,7 +431,7 @@
       </w:r>
       <w:r>
         <w:rPr>
-          <w:rFonts w:hint="eastAsia"/>
+          <w:rFonts w:hint="eastAsia" w:eastAsia="黑体"/>
           <w:b/>
           <w:bCs/>
         </w:rPr>
@@ -397,6 +439,7 @@
       </w:r>
       <w:r>
         <w:rPr>
+          <w:rFonts w:eastAsia="黑体"/>
           <w:b/>
           <w:bCs/>
         </w:rPr>
@@ -404,13 +447,13 @@
       </w:r>
       <w:r>
         <w:rPr>
-          <w:rFonts w:hint="eastAsia"/>
+          <w:rFonts w:hint="eastAsia" w:eastAsia="黑体"/>
         </w:rPr>
         <w:t xml:space="preserve">；</w:t>
       </w:r>
       <w:r>
         <w:rPr>
-          <w:rFonts w:hint="eastAsia"/>
+          <w:rFonts w:hint="eastAsia" w:eastAsia="黑体"/>
           <w:b/>
           <w:bCs/>
         </w:rPr>
@@ -418,6 +461,7 @@
       </w:r>
       <w:r>
         <w:rPr>
+          <w:rFonts w:eastAsia="黑体"/>
           <w:b/>
           <w:bCs/>
         </w:rPr>
@@ -425,7 +469,7 @@
       </w:r>
       <w:r>
         <w:rPr>
-          <w:rFonts w:hint="eastAsia"/>
+          <w:rFonts w:hint="eastAsia" w:eastAsia="黑体"/>
           <w:b/>
           <w:bCs/>
         </w:rPr>
@@ -433,25 +477,31 @@
       </w:r>
       <w:r>
         <w:rPr>
-          <w:rFonts w:hint="eastAsia"/>
+          <w:rFonts w:hint="eastAsia" w:eastAsia="黑体"/>
         </w:rPr>
         <w:t xml:space="preserve">（RJ45</w:t>
       </w:r>
       <w:r>
+        <w:rPr>
+          <w:rFonts w:eastAsia="黑体"/>
+        </w:rPr>
         <w:t xml:space="preserve"> </w:t>
       </w:r>
       <w:r>
         <w:rPr>
-          <w:rFonts w:hint="eastAsia"/>
+          <w:rFonts w:hint="eastAsia" w:eastAsia="黑体"/>
         </w:rPr>
         <w:t xml:space="preserve">的</w:t>
       </w:r>
       <w:r>
+        <w:rPr>
+          <w:rFonts w:eastAsia="黑体"/>
+        </w:rPr>
         <w:t xml:space="preserve"> </w:t>
       </w:r>
       <w:r>
         <w:rPr>
-          <w:rFonts w:hint="eastAsia"/>
+          <w:rFonts w:hint="eastAsia" w:eastAsia="黑体"/>
         </w:rPr>
         <w:t xml:space="preserve">1/2=发送、3/6=接收）。</w:t>
       </w:r>
@@ -460,65 +510,81 @@
       <w:pPr/>
       <w:r>
         <w:rPr>
-          <w:rFonts w:hint="eastAsia"/>
+          <w:rFonts w:hint="eastAsia" w:eastAsia="黑体"/>
         </w:rPr>
         <w:t xml:space="preserve">各器件管脚连接：</w:t>
       </w:r>
       <w:r>
         <w:rPr>
+          <w:rFonts w:eastAsia="黑体"/>
           <w:b/>
           <w:bCs/>
         </w:rPr>
         <w:t xml:space="preserve">PHY A1</w:t>
       </w:r>
       <w:r>
+        <w:rPr>
+          <w:rFonts w:eastAsia="黑体"/>
+        </w:rPr>
         <w:t xml:space="preserve"> </w:t>
       </w:r>
       <w:r>
         <w:rPr>
-          <w:rFonts w:hint="eastAsia"/>
+          <w:rFonts w:hint="eastAsia" w:eastAsia="黑体"/>
         </w:rPr>
         <w:t xml:space="preserve">的</w:t>
       </w:r>
       <w:r>
+        <w:rPr>
+          <w:rFonts w:eastAsia="黑体"/>
+        </w:rPr>
         <w:t xml:space="preserve"> TXP/TXN </w:t>
       </w:r>
       <w:r>
         <w:rPr>
-          <w:rFonts w:hint="eastAsia"/>
+          <w:rFonts w:hint="eastAsia" w:eastAsia="黑体"/>
         </w:rPr>
         <w:t xml:space="preserve">接网变初级发送线圈（节点①）、RXP/RXN</w:t>
       </w:r>
       <w:r>
+        <w:rPr>
+          <w:rFonts w:eastAsia="黑体"/>
+        </w:rPr>
         <w:t xml:space="preserve"> </w:t>
       </w:r>
       <w:r>
         <w:rPr>
-          <w:rFonts w:hint="eastAsia"/>
+          <w:rFonts w:hint="eastAsia" w:eastAsia="黑体"/>
         </w:rPr>
         <w:t xml:space="preserve">接网变初级接收线圈（节点②）、VCC</w:t>
       </w:r>
       <w:r>
+        <w:rPr>
+          <w:rFonts w:eastAsia="黑体"/>
+        </w:rPr>
         <w:t xml:space="preserve"> </w:t>
       </w:r>
       <w:r>
         <w:rPr>
-          <w:rFonts w:hint="eastAsia"/>
+          <w:rFonts w:hint="eastAsia" w:eastAsia="黑体"/>
         </w:rPr>
         <w:t xml:space="preserve">接节点④、GND</w:t>
       </w:r>
       <w:r>
+        <w:rPr>
+          <w:rFonts w:eastAsia="黑体"/>
+        </w:rPr>
         <w:t xml:space="preserve"> </w:t>
       </w:r>
       <w:r>
         <w:rPr>
-          <w:rFonts w:hint="eastAsia"/>
+          <w:rFonts w:hint="eastAsia" w:eastAsia="黑体"/>
         </w:rPr>
         <w:t xml:space="preserve">接节点⑤。</w:t>
       </w:r>
       <w:r>
         <w:rPr>
-          <w:rFonts w:hint="eastAsia"/>
+          <w:rFonts w:hint="eastAsia" w:eastAsia="黑体"/>
           <w:b/>
           <w:bCs/>
         </w:rPr>
@@ -526,41 +592,51 @@
       </w:r>
       <w:r>
         <w:rPr>
+          <w:rFonts w:eastAsia="黑体"/>
           <w:b/>
           <w:bCs/>
         </w:rPr>
         <w:t xml:space="preserve"> T</w:t>
       </w:r>
       <w:r>
+        <w:rPr>
+          <w:rFonts w:eastAsia="黑体"/>
+        </w:rPr>
         <w:t xml:space="preserve"> </w:t>
       </w:r>
       <w:r>
         <w:rPr>
-          <w:rFonts w:hint="eastAsia"/>
+          <w:rFonts w:hint="eastAsia" w:eastAsia="黑体"/>
         </w:rPr>
         <w:t xml:space="preserve">把</w:t>
       </w:r>
       <w:r>
+        <w:rPr>
+          <w:rFonts w:eastAsia="黑体"/>
+        </w:rPr>
         <w:t xml:space="preserve"> PHY </w:t>
       </w:r>
       <w:r>
         <w:rPr>
-          <w:rFonts w:hint="eastAsia"/>
+          <w:rFonts w:hint="eastAsia" w:eastAsia="黑体"/>
         </w:rPr>
         <w:t xml:space="preserve">初级发送/接收对耦合到</w:t>
       </w:r>
       <w:r>
+        <w:rPr>
+          <w:rFonts w:eastAsia="黑体"/>
+        </w:rPr>
         <w:t xml:space="preserve"> RJ45 </w:t>
       </w:r>
       <w:r>
         <w:rPr>
-          <w:rFonts w:hint="eastAsia"/>
+          <w:rFonts w:hint="eastAsia" w:eastAsia="黑体"/>
         </w:rPr>
         <w:t xml:space="preserve">的线缆侧差分对（节点⑥），隔离直流并提供阻抗匹配；</w:t>
       </w:r>
       <w:r>
         <w:rPr>
-          <w:rFonts w:hint="eastAsia"/>
+          <w:rFonts w:hint="eastAsia" w:eastAsia="黑体"/>
           <w:b/>
           <w:bCs/>
         </w:rPr>
@@ -568,15 +644,19 @@
       </w:r>
       <w:r>
         <w:rPr>
-          <w:rFonts w:hint="eastAsia"/>
+          <w:rFonts w:hint="eastAsia" w:eastAsia="黑体"/>
         </w:rPr>
         <w:t xml:space="preserve">（节点③）接</w:t>
       </w:r>
       <w:r>
+        <w:rPr>
+          <w:rFonts w:eastAsia="黑体"/>
+        </w:rPr>
         <w:t xml:space="preserve"> </w:t>
       </w:r>
       <w:r>
         <w:rPr>
+          <w:rFonts w:eastAsia="黑体"/>
           <w:b/>
           <w:bCs/>
         </w:rPr>
@@ -584,7 +664,7 @@
       </w:r>
       <w:r>
         <w:rPr>
-          <w:rFonts w:hint="eastAsia"/>
+          <w:rFonts w:hint="eastAsia" w:eastAsia="黑体"/>
           <w:b/>
           <w:bCs/>
         </w:rPr>
@@ -592,20 +672,26 @@
       </w:r>
       <w:r>
         <w:rPr>
-          <w:rFonts w:hint="eastAsia"/>
+          <w:rFonts w:hint="eastAsia" w:eastAsia="黑体"/>
         </w:rPr>
         <w:t xml:space="preserve">：75</w:t>
       </w:r>
       <w:r>
+        <w:rPr>
+          <w:rFonts w:eastAsia="黑体"/>
+        </w:rPr>
         <w:t xml:space="preserve"> Ω </w:t>
       </w:r>
       <w:r>
         <w:rPr>
-          <w:rFonts w:hint="eastAsia"/>
+          <w:rFonts w:hint="eastAsia" w:eastAsia="黑体"/>
         </w:rPr>
         <w:t xml:space="preserve">电阻</w:t>
       </w:r>
       <w:r>
+        <w:rPr>
+          <w:rFonts w:eastAsia="黑体"/>
+        </w:rPr>
         <w:t xml:space="preserve"> </w:t>
       </w:r>
       <m:oMath>
@@ -626,114 +712,148 @@
         </m:sSub>
       </m:oMath>
       <w:r>
+        <w:rPr>
+          <w:rFonts w:eastAsia="黑体"/>
+        </w:rPr>
         <w:t xml:space="preserve"> </w:t>
       </w:r>
       <w:r>
         <w:rPr>
-          <w:rFonts w:hint="eastAsia"/>
+          <w:rFonts w:hint="eastAsia" w:eastAsia="黑体"/>
         </w:rPr>
         <w:t xml:space="preserve">经</w:t>
       </w:r>
       <w:r>
+        <w:rPr>
+          <w:rFonts w:eastAsia="黑体"/>
+        </w:rPr>
         <w:t xml:space="preserve"> 1000 pF/2 kV </w:t>
       </w:r>
       <w:r>
         <w:rPr>
-          <w:rFonts w:hint="eastAsia"/>
+          <w:rFonts w:hint="eastAsia" w:eastAsia="黑体"/>
         </w:rPr>
         <w:t xml:space="preserve">的高压电容接地（节点⑤），PHY</w:t>
       </w:r>
       <w:r>
+        <w:rPr>
+          <w:rFonts w:eastAsia="黑体"/>
+        </w:rPr>
         <w:t xml:space="preserve"> </w:t>
       </w:r>
       <w:r>
         <w:rPr>
-          <w:rFonts w:hint="eastAsia"/>
+          <w:rFonts w:hint="eastAsia" w:eastAsia="黑体"/>
         </w:rPr>
         <w:t xml:space="preserve">侧中心抽头按</w:t>
       </w:r>
       <w:r>
+        <w:rPr>
+          <w:rFonts w:eastAsia="黑体"/>
+        </w:rPr>
         <w:t xml:space="preserve"> PHY </w:t>
       </w:r>
       <w:r>
         <w:rPr>
-          <w:rFonts w:hint="eastAsia"/>
+          <w:rFonts w:hint="eastAsia" w:eastAsia="黑体"/>
         </w:rPr>
         <w:t xml:space="preserve">类型接电源——电流型</w:t>
       </w:r>
       <w:r>
+        <w:rPr>
+          <w:rFonts w:eastAsia="黑体"/>
+        </w:rPr>
         <w:t xml:space="preserve"> PHY </w:t>
       </w:r>
       <w:r>
         <w:rPr>
-          <w:rFonts w:hint="eastAsia"/>
+          <w:rFonts w:hint="eastAsia" w:eastAsia="黑体"/>
         </w:rPr>
         <w:t xml:space="preserve">中心抽头接节点④（3.3</w:t>
       </w:r>
       <w:r>
+        <w:rPr>
+          <w:rFonts w:eastAsia="黑体"/>
+        </w:rPr>
         <w:t xml:space="preserve"> </w:t>
       </w:r>
       <w:r>
         <w:rPr>
-          <w:rFonts w:hint="eastAsia"/>
+          <w:rFonts w:hint="eastAsia" w:eastAsia="黑体"/>
         </w:rPr>
         <w:t xml:space="preserve">V），电压型则经</w:t>
       </w:r>
       <w:r>
+        <w:rPr>
+          <w:rFonts w:eastAsia="黑体"/>
+        </w:rPr>
         <w:t xml:space="preserve"> 50 Ω </w:t>
       </w:r>
       <w:r>
         <w:rPr>
-          <w:rFonts w:hint="eastAsia"/>
+          <w:rFonts w:hint="eastAsia" w:eastAsia="黑体"/>
         </w:rPr>
         <w:t xml:space="preserve">到地。</w:t>
       </w:r>
       <w:r>
         <w:rPr>
-          <w:rFonts w:hint="eastAsia"/>
+          <w:rFonts w:hint="eastAsia" w:eastAsia="黑体"/>
           <w:b/>
           <w:bCs/>
         </w:rPr>
         <w:t xml:space="preserve">去耦电容</w:t>
       </w:r>
       <w:r>
+        <w:rPr>
+          <w:rFonts w:eastAsia="黑体"/>
+        </w:rPr>
         <w:t xml:space="preserve"> </w:t>
       </w:r>
       <w:r>
         <w:rPr>
-          <w:rFonts w:hint="eastAsia"/>
+          <w:rFonts w:hint="eastAsia" w:eastAsia="黑体"/>
         </w:rPr>
         <w:t xml:space="preserve">接在节点④</w:t>
       </w:r>
       <w:r>
+        <w:rPr>
+          <w:rFonts w:eastAsia="黑体"/>
+        </w:rPr>
         <w:t xml:space="preserve"> </w:t>
       </w:r>
       <w:r>
         <w:rPr>
-          <w:rFonts w:hint="eastAsia"/>
+          <w:rFonts w:hint="eastAsia" w:eastAsia="黑体"/>
         </w:rPr>
         <w:t xml:space="preserve">与节点⑤</w:t>
       </w:r>
       <w:r>
+        <w:rPr>
+          <w:rFonts w:eastAsia="黑体"/>
+        </w:rPr>
         <w:t xml:space="preserve"> </w:t>
       </w:r>
       <w:r>
         <w:rPr>
-          <w:rFonts w:hint="eastAsia"/>
+          <w:rFonts w:hint="eastAsia" w:eastAsia="黑体"/>
         </w:rPr>
         <w:t xml:space="preserve">之间靠近</w:t>
       </w:r>
       <w:r>
+        <w:rPr>
+          <w:rFonts w:eastAsia="黑体"/>
+        </w:rPr>
         <w:t xml:space="preserve"> PHY </w:t>
       </w:r>
       <w:r>
         <w:rPr>
-          <w:rFonts w:hint="eastAsia"/>
+          <w:rFonts w:hint="eastAsia" w:eastAsia="黑体"/>
         </w:rPr>
         <w:t xml:space="preserve">放置；</w:t>
       </w:r>
       <w:r>
         <w:rPr>
+          <w:rFonts w:eastAsia="黑体"/>
           <w:b/>
           <w:bCs/>
         </w:rPr>
@@ -741,7 +861,7 @@
       </w:r>
       <w:r>
         <w:rPr>
-          <w:rFonts w:hint="eastAsia"/>
+          <w:rFonts w:hint="eastAsia" w:eastAsia="黑体"/>
           <w:b/>
           <w:bCs/>
         </w:rPr>
@@ -749,7 +869,7 @@
       </w:r>
       <w:r>
         <w:rPr>
-          <w:rFonts w:hint="eastAsia"/>
+          <w:rFonts w:hint="eastAsia" w:eastAsia="黑体"/>
         </w:rPr>
         <w:t xml:space="preserve">（SLVU2.8-4、SR05）跨接在线缆侧差分对与地之间。</w:t>
       </w:r>
@@ -758,47 +878,62 @@
       <w:pPr/>
       <w:r>
         <w:rPr>
-          <w:rFonts w:hint="eastAsia"/>
+          <w:rFonts w:hint="eastAsia" w:eastAsia="黑体"/>
         </w:rPr>
         <w:t xml:space="preserve">由此构成”PHY</w:t>
       </w:r>
       <w:r>
+        <w:rPr>
+          <w:rFonts w:eastAsia="黑体"/>
+        </w:rPr>
         <w:t xml:space="preserve"> </w:t>
       </w:r>
       <w:r>
         <w:rPr>
-          <w:rFonts w:hint="eastAsia"/>
+          <w:rFonts w:hint="eastAsia" w:eastAsia="黑体"/>
         </w:rPr>
         <w:t xml:space="preserve">差分收发经网变耦合到</w:t>
       </w:r>
       <w:r>
+        <w:rPr>
+          <w:rFonts w:eastAsia="黑体"/>
+        </w:rPr>
         <w:t xml:space="preserve"> RJ45 </w:t>
       </w:r>
       <w:r>
         <w:rPr>
-          <w:rFonts w:hint="eastAsia"/>
+          <w:rFonts w:hint="eastAsia" w:eastAsia="黑体"/>
         </w:rPr>
         <w:t xml:space="preserve">双绞线、网变提供直流隔离与阻抗匹配、中心抽头经</w:t>
       </w:r>
       <w:r>
+        <w:rPr>
+          <w:rFonts w:eastAsia="黑体"/>
+        </w:rPr>
         <w:t xml:space="preserve"> Bob-Smith </w:t>
       </w:r>
       <w:r>
         <w:rPr>
-          <w:rFonts w:hint="eastAsia"/>
+          <w:rFonts w:hint="eastAsia" w:eastAsia="黑体"/>
         </w:rPr>
         <w:t xml:space="preserve">终端接地或接电源”的以太网物理层接口，完成</w:t>
       </w:r>
       <w:r>
+        <w:rPr>
+          <w:rFonts w:eastAsia="黑体"/>
+        </w:rPr>
         <w:t xml:space="preserve"> MAC </w:t>
       </w:r>
       <w:r>
         <w:rPr>
-          <w:rFonts w:hint="eastAsia"/>
+          <w:rFonts w:hint="eastAsia" w:eastAsia="黑体"/>
         </w:rPr>
         <w:t xml:space="preserve">数据在双绞线上的物理收发与电气隔离，支持</w:t>
       </w:r>
       <w:r>
+        <w:rPr>
+          <w:rFonts w:eastAsia="黑体"/>
+        </w:rPr>
         <w:t xml:space="preserve"> 10/100/1000 Mbps。</w:t>
       </w:r>
     </w:p>
@@ -810,7 +945,7 @@
       </w:pPr>
       <w:r>
         <w:rPr>
-          <w:rFonts w:hint="eastAsia"/>
+          <w:rFonts w:hint="eastAsia" w:eastAsia="黑体"/>
         </w:rPr>
         <w:t xml:space="preserve">工作原理</w:t>
       </w:r>
@@ -820,56 +955,74 @@
         <w:pStyle w:val="FirstParagraph"/>
       </w:pPr>
       <w:r>
+        <w:rPr>
+          <w:rFonts w:eastAsia="黑体"/>
+        </w:rPr>
         <w:t xml:space="preserve">PHY </w:t>
       </w:r>
       <w:r>
         <w:rPr>
-          <w:rFonts w:hint="eastAsia"/>
+          <w:rFonts w:hint="eastAsia" w:eastAsia="黑体"/>
         </w:rPr>
         <w:t xml:space="preserve">把</w:t>
       </w:r>
       <w:r>
+        <w:rPr>
+          <w:rFonts w:eastAsia="黑体"/>
+        </w:rPr>
         <w:t xml:space="preserve"> MAC </w:t>
       </w:r>
       <w:r>
         <w:rPr>
-          <w:rFonts w:hint="eastAsia"/>
+          <w:rFonts w:hint="eastAsia" w:eastAsia="黑体"/>
         </w:rPr>
         <w:t xml:space="preserve">层数据进行</w:t>
       </w:r>
       <w:r>
+        <w:rPr>
+          <w:rFonts w:eastAsia="黑体"/>
+        </w:rPr>
         <w:t xml:space="preserve"> </w:t>
       </w:r>
       <w:r>
         <w:rPr>
-          <w:rFonts w:hint="eastAsia"/>
+          <w:rFonts w:hint="eastAsia" w:eastAsia="黑体"/>
         </w:rPr>
         <w:t xml:space="preserve">4B/5B（100BASE-TX）或</w:t>
       </w:r>
       <w:r>
+        <w:rPr>
+          <w:rFonts w:eastAsia="黑体"/>
+        </w:rPr>
         <w:t xml:space="preserve"> </w:t>
       </w:r>
       <w:r>
         <w:rPr>
-          <w:rFonts w:hint="eastAsia"/>
+          <w:rFonts w:hint="eastAsia" w:eastAsia="黑体"/>
         </w:rPr>
         <w:t xml:space="preserve">PAM（1000BASE-T</w:t>
       </w:r>
       <w:r>
+        <w:rPr>
+          <w:rFonts w:eastAsia="黑体"/>
+        </w:rPr>
         <w:t xml:space="preserve"> </w:t>
       </w:r>
       <w:r>
         <w:rPr>
-          <w:rFonts w:hint="eastAsia"/>
+          <w:rFonts w:hint="eastAsia" w:eastAsia="黑体"/>
         </w:rPr>
         <w:t xml:space="preserve">等）编码后，经差分驱动送入网变耦合到双绞线；接收端网变隔离共模并耦合回</w:t>
       </w:r>
       <w:r>
+        <w:rPr>
+          <w:rFonts w:eastAsia="黑体"/>
+        </w:rPr>
         <w:t xml:space="preserve"> </w:t>
       </w:r>
       <w:r>
         <w:rPr>
-          <w:rFonts w:hint="eastAsia"/>
+          <w:rFonts w:hint="eastAsia" w:eastAsia="黑体"/>
         </w:rPr>
         <w:t xml:space="preserve">PHY。网变同时提供直流隔离与阻抗匹配，抑制共模噪声。</w:t>
       </w:r>
@@ -882,7 +1035,7 @@
       </w:pPr>
       <w:r>
         <w:rPr>
-          <w:rFonts w:hint="eastAsia"/>
+          <w:rFonts w:hint="eastAsia" w:eastAsia="黑体"/>
         </w:rPr>
         <w:t xml:space="preserve">关键计算公式</w:t>
       </w:r>
@@ -896,7 +1049,7 @@
       </w:pPr>
       <w:r>
         <w:rPr>
-          <w:rFonts w:hint="eastAsia"/>
+          <w:rFonts w:hint="eastAsia" w:eastAsia="黑体"/>
         </w:rPr>
         <w:t xml:space="preserve">双绞线差分阻抗：</w:t>
       </w:r>
@@ -962,7 +1115,7 @@
       </w:pPr>
       <w:r>
         <w:rPr>
-          <w:rFonts w:hint="eastAsia"/>
+          <w:rFonts w:hint="eastAsia" w:eastAsia="黑体"/>
         </w:rPr>
         <w:t xml:space="preserve">共模终端（Bob-Smith）分压电阻：</w:t>
       </w:r>
@@ -1044,7 +1197,7 @@
       </w:pPr>
       <w:r>
         <w:rPr>
-          <w:rFonts w:hint="eastAsia"/>
+          <w:rFonts w:hint="eastAsia" w:eastAsia="黑体"/>
         </w:rPr>
         <w:t xml:space="preserve">变压器匝比与阻抗匹配（理想）：</w:t>
       </w:r>
@@ -1204,20 +1357,26 @@
       </w:pPr>
       <w:r>
         <w:rPr>
-          <w:rFonts w:hint="eastAsia"/>
+          <w:rFonts w:hint="eastAsia" w:eastAsia="黑体"/>
         </w:rPr>
         <w:t xml:space="preserve">数据率：10/100/1000</w:t>
       </w:r>
       <w:r>
+        <w:rPr>
+          <w:rFonts w:eastAsia="黑体"/>
+        </w:rPr>
         <w:t xml:space="preserve"> Mbps </w:t>
       </w:r>
       <w:r>
         <w:rPr>
-          <w:rFonts w:hint="eastAsia"/>
+          <w:rFonts w:hint="eastAsia" w:eastAsia="黑体"/>
         </w:rPr>
         <w:t xml:space="preserve">对应</w:t>
       </w:r>
       <w:r>
+        <w:rPr>
+          <w:rFonts w:eastAsia="黑体"/>
+        </w:rPr>
         <w:t xml:space="preserve"> 10/100/1000BASE-T。</w:t>
       </w:r>
     </w:p>
@@ -1252,7 +1411,7 @@
             </w:pPr>
             <w:r>
               <w:rPr>
-                <w:rFonts w:hint="eastAsia"/>
+                <w:rFonts w:hint="eastAsia" w:eastAsia="黑体"/>
               </w:rPr>
               <w:t xml:space="preserve">符号</w:t>
             </w:r>
@@ -1266,7 +1425,7 @@
             </w:pPr>
             <w:r>
               <w:rPr>
-                <w:rFonts w:hint="eastAsia"/>
+                <w:rFonts w:hint="eastAsia" w:eastAsia="黑体"/>
               </w:rPr>
               <w:t xml:space="preserve">含义</w:t>
             </w:r>
@@ -1280,7 +1439,7 @@
             </w:pPr>
             <w:r>
               <w:rPr>
-                <w:rFonts w:hint="eastAsia"/>
+                <w:rFonts w:hint="eastAsia" w:eastAsia="黑体"/>
               </w:rPr>
               <w:t xml:space="preserve">单位</w:t>
             </w:r>
@@ -1318,6 +1477,9 @@
               </m:sSub>
             </m:oMath>
             <w:r>
+              <w:rPr>
+                <w:rFonts w:eastAsia="黑体"/>
+              </w:rPr>
               <w:t xml:space="preserve">​</w:t>
             </w:r>
           </w:p>
@@ -1330,7 +1492,7 @@
             </w:pPr>
             <w:r>
               <w:rPr>
-                <w:rFonts w:hint="eastAsia"/>
+                <w:rFonts w:hint="eastAsia" w:eastAsia="黑体"/>
               </w:rPr>
               <w:t xml:space="preserve">差分阻抗</w:t>
             </w:r>
@@ -1343,6 +1505,9 @@
               <w:pStyle w:val="Compact"/>
             </w:pPr>
             <w:r>
+              <w:rPr>
+                <w:rFonts w:eastAsia="黑体"/>
+              </w:rPr>
               <w:t xml:space="preserve">Ω</w:t>
             </w:r>
           </w:p>
@@ -1388,6 +1553,9 @@
               </m:sSub>
             </m:oMath>
             <w:r>
+              <w:rPr>
+                <w:rFonts w:eastAsia="黑体"/>
+              </w:rPr>
               <w:t xml:space="preserve">​</w:t>
             </w:r>
           </w:p>
@@ -1400,7 +1568,7 @@
             </w:pPr>
             <w:r>
               <w:rPr>
-                <w:rFonts w:hint="eastAsia"/>
+                <w:rFonts w:hint="eastAsia" w:eastAsia="黑体"/>
               </w:rPr>
               <w:t xml:space="preserve">匝比</w:t>
             </w:r>
@@ -1413,6 +1581,9 @@
               <w:pStyle w:val="Compact"/>
             </w:pPr>
             <w:r>
+              <w:rPr>
+                <w:rFonts w:eastAsia="黑体"/>
+              </w:rPr>
               <w:t xml:space="preserve">—</w:t>
             </w:r>
           </w:p>
@@ -1431,6 +1602,9 @@
               </m:r>
             </m:oMath>
             <w:r>
+              <w:rPr>
+                <w:rFonts w:eastAsia="黑体"/>
+              </w:rPr>
               <w:t xml:space="preserve">​</w:t>
             </w:r>
           </w:p>
@@ -1443,7 +1617,7 @@
             </w:pPr>
             <w:r>
               <w:rPr>
-                <w:rFonts w:hint="eastAsia"/>
+                <w:rFonts w:hint="eastAsia" w:eastAsia="黑体"/>
               </w:rPr>
               <w:t xml:space="preserve">数据速率</w:t>
             </w:r>
@@ -1456,6 +1630,9 @@
               <w:pStyle w:val="Compact"/>
             </w:pPr>
             <w:r>
+              <w:rPr>
+                <w:rFonts w:eastAsia="黑体"/>
+              </w:rPr>
               <w:t xml:space="preserve">Hz</w:t>
             </w:r>
           </w:p>
@@ -1486,6 +1663,9 @@
               </m:sSub>
             </m:oMath>
             <w:r>
+              <w:rPr>
+                <w:rFonts w:eastAsia="黑体"/>
+              </w:rPr>
               <w:t xml:space="preserve">​</w:t>
             </w:r>
           </w:p>
@@ -1497,11 +1677,14 @@
               <w:pStyle w:val="Compact"/>
             </w:pPr>
             <w:r>
+              <w:rPr>
+                <w:rFonts w:eastAsia="黑体"/>
+              </w:rPr>
               <w:t xml:space="preserve">Bob-Smith </w:t>
             </w:r>
             <w:r>
               <w:rPr>
-                <w:rFonts w:hint="eastAsia"/>
+                <w:rFonts w:hint="eastAsia" w:eastAsia="黑体"/>
               </w:rPr>
               <w:t xml:space="preserve">终端电阻</w:t>
             </w:r>
@@ -1514,6 +1697,9 @@
               <w:pStyle w:val="Compact"/>
             </w:pPr>
             <w:r>
+              <w:rPr>
+                <w:rFonts w:eastAsia="黑体"/>
+              </w:rPr>
               <w:t xml:space="preserve">Ω</w:t>
             </w:r>
           </w:p>
@@ -1528,7 +1714,7 @@
       </w:pPr>
       <w:r>
         <w:rPr>
-          <w:rFonts w:hint="eastAsia"/>
+          <w:rFonts w:hint="eastAsia" w:eastAsia="黑体"/>
         </w:rPr>
         <w:t xml:space="preserve">元件调整影响</w:t>
       </w:r>
@@ -1543,7 +1729,7 @@
       </w:pPr>
       <w:r>
         <w:rPr>
-          <w:rFonts w:hint="eastAsia"/>
+          <w:rFonts w:hint="eastAsia" w:eastAsia="黑体"/>
           <w:b/>
           <w:bCs/>
         </w:rPr>
@@ -1551,20 +1737,27 @@
       </w:r>
       <w:r>
         <w:rPr>
+          <w:rFonts w:eastAsia="黑体"/>
           <w:b/>
           <w:bCs/>
         </w:rPr>
         <w:t xml:space="preserve"> 1:1</w:t>
       </w:r>
       <w:r>
+        <w:rPr>
+          <w:rFonts w:eastAsia="黑体"/>
+        </w:rPr>
         <w:t xml:space="preserve"> </w:t>
       </w:r>
       <w:r>
+        <w:rPr>
+          <w:rFonts w:eastAsia="黑体"/>
+        </w:rPr>
         <w:t xml:space="preserve">→ </w:t>
       </w:r>
       <w:r>
         <w:rPr>
-          <w:rFonts w:hint="eastAsia"/>
+          <w:rFonts w:hint="eastAsia" w:eastAsia="黑体"/>
         </w:rPr>
         <w:t xml:space="preserve">阻抗不匹配，回波损耗变差、误码率上升。</w:t>
       </w:r>
@@ -1579,21 +1772,27 @@
       </w:pPr>
       <w:r>
         <w:rPr>
-          <w:rFonts w:hint="eastAsia"/>
+          <w:rFonts w:hint="eastAsia" w:eastAsia="黑体"/>
           <w:b/>
           <w:bCs/>
         </w:rPr>
         <w:t xml:space="preserve">中心抽头终端电阻（Bob-Smith）取值不当</w:t>
       </w:r>
       <w:r>
+        <w:rPr>
+          <w:rFonts w:eastAsia="黑体"/>
+        </w:rPr>
         <w:t xml:space="preserve"> </w:t>
       </w:r>
       <w:r>
+        <w:rPr>
+          <w:rFonts w:eastAsia="黑体"/>
+        </w:rPr>
         <w:t xml:space="preserve">→ </w:t>
       </w:r>
       <w:r>
         <w:rPr>
-          <w:rFonts w:hint="eastAsia"/>
+          <w:rFonts w:hint="eastAsia" w:eastAsia="黑体"/>
         </w:rPr>
         <w:t xml:space="preserve">共模抑制变差、电磁干扰增大。</w:t>
       </w:r>
@@ -1608,21 +1807,27 @@
       </w:pPr>
       <w:r>
         <w:rPr>
-          <w:rFonts w:hint="eastAsia"/>
+          <w:rFonts w:hint="eastAsia" w:eastAsia="黑体"/>
           <w:b/>
           <w:bCs/>
         </w:rPr>
         <w:t xml:space="preserve">去耦电容不足</w:t>
       </w:r>
       <w:r>
+        <w:rPr>
+          <w:rFonts w:eastAsia="黑体"/>
+        </w:rPr>
         <w:t xml:space="preserve"> </w:t>
       </w:r>
       <w:r>
+        <w:rPr>
+          <w:rFonts w:eastAsia="黑体"/>
+        </w:rPr>
         <w:t xml:space="preserve">→ </w:t>
       </w:r>
       <w:r>
         <w:rPr>
-          <w:rFonts w:hint="eastAsia"/>
+          <w:rFonts w:hint="eastAsia" w:eastAsia="黑体"/>
         </w:rPr>
         <w:t xml:space="preserve">电源噪声耦合到收发，眼图与信号完整性下降。</w:t>
       </w:r>
@@ -1637,7 +1842,7 @@
       </w:pPr>
       <w:r>
         <w:rPr>
-          <w:rFonts w:hint="eastAsia"/>
+          <w:rFonts w:hint="eastAsia" w:eastAsia="黑体"/>
           <w:b/>
           <w:bCs/>
         </w:rPr>
@@ -1645,6 +1850,7 @@
       </w:r>
       <w:r>
         <w:rPr>
+          <w:rFonts w:eastAsia="黑体"/>
           <w:b/>
           <w:bCs/>
         </w:rPr>
@@ -1652,21 +1858,27 @@
       </w:r>
       <w:r>
         <w:rPr>
-          <w:rFonts w:hint="eastAsia"/>
+          <w:rFonts w:hint="eastAsia" w:eastAsia="黑体"/>
           <w:b/>
           <w:bCs/>
         </w:rPr>
         <w:t xml:space="preserve">或差分对不等长</w:t>
       </w:r>
       <w:r>
+        <w:rPr>
+          <w:rFonts w:eastAsia="黑体"/>
+        </w:rPr>
         <w:t xml:space="preserve"> </w:t>
       </w:r>
       <w:r>
+        <w:rPr>
+          <w:rFonts w:eastAsia="黑体"/>
+        </w:rPr>
         <w:t xml:space="preserve">→ </w:t>
       </w:r>
       <w:r>
         <w:rPr>
-          <w:rFonts w:hint="eastAsia"/>
+          <w:rFonts w:hint="eastAsia" w:eastAsia="黑体"/>
         </w:rPr>
         <w:t xml:space="preserve">反射及差分-共模转换，限制传输距离。</w:t>
       </w:r>
@@ -1679,7 +1891,7 @@
       </w:pPr>
       <w:r>
         <w:rPr>
-          <w:rFonts w:hint="eastAsia"/>
+          <w:rFonts w:hint="eastAsia" w:eastAsia="黑体"/>
         </w:rPr>
         <w:t xml:space="preserve">典型参数示例</w:t>
       </w:r>
@@ -1693,47 +1905,62 @@
         </w:numPr>
       </w:pPr>
       <w:r>
+        <w:rPr>
+          <w:rFonts w:eastAsia="黑体"/>
+        </w:rPr>
         <w:t xml:space="preserve">100BASE-TX </w:t>
       </w:r>
       <w:r>
         <w:rPr>
-          <w:rFonts w:hint="eastAsia"/>
+          <w:rFonts w:hint="eastAsia" w:eastAsia="黑体"/>
         </w:rPr>
         <w:t xml:space="preserve">双绞线差分阻抗</w:t>
       </w:r>
       <w:r>
+        <w:rPr>
+          <w:rFonts w:eastAsia="黑体"/>
+        </w:rPr>
         <w:t xml:space="preserve"> 100 </w:t>
       </w:r>
       <w:r>
         <w:rPr>
-          <w:rFonts w:hint="eastAsia"/>
+          <w:rFonts w:hint="eastAsia" w:eastAsia="黑体"/>
         </w:rPr>
         <w:t xml:space="preserve">Ω；Bob-Smith</w:t>
       </w:r>
       <w:r>
+        <w:rPr>
+          <w:rFonts w:eastAsia="黑体"/>
+        </w:rPr>
         <w:t xml:space="preserve"> </w:t>
       </w:r>
       <w:r>
         <w:rPr>
-          <w:rFonts w:hint="eastAsia"/>
+          <w:rFonts w:hint="eastAsia" w:eastAsia="黑体"/>
         </w:rPr>
         <w:t xml:space="preserve">端各用</w:t>
       </w:r>
       <w:r>
+        <w:rPr>
+          <w:rFonts w:eastAsia="黑体"/>
+        </w:rPr>
         <w:t xml:space="preserve"> 75 Ω </w:t>
       </w:r>
       <w:r>
         <w:rPr>
-          <w:rFonts w:hint="eastAsia"/>
+          <w:rFonts w:hint="eastAsia" w:eastAsia="黑体"/>
         </w:rPr>
         <w:t xml:space="preserve">电阻经</w:t>
       </w:r>
       <w:r>
+        <w:rPr>
+          <w:rFonts w:eastAsia="黑体"/>
+        </w:rPr>
         <w:t xml:space="preserve"> 1000 pF/2 kV </w:t>
       </w:r>
       <w:r>
         <w:rPr>
-          <w:rFonts w:hint="eastAsia"/>
+          <w:rFonts w:hint="eastAsia" w:eastAsia="黑体"/>
         </w:rPr>
         <w:t xml:space="preserve">电容接地。</w:t>
       </w:r>
@@ -1748,25 +1975,31 @@
       </w:pPr>
       <w:r>
         <w:rPr>
-          <w:rFonts w:hint="eastAsia"/>
+          <w:rFonts w:hint="eastAsia" w:eastAsia="黑体"/>
         </w:rPr>
         <w:t xml:space="preserve">网变匝比</w:t>
       </w:r>
       <w:r>
+        <w:rPr>
+          <w:rFonts w:eastAsia="黑体"/>
+        </w:rPr>
         <w:t xml:space="preserve"> </w:t>
       </w:r>
       <w:r>
         <w:rPr>
-          <w:rFonts w:hint="eastAsia"/>
+          <w:rFonts w:hint="eastAsia" w:eastAsia="黑体"/>
         </w:rPr>
         <w:t xml:space="preserve">1:1，使</w:t>
       </w:r>
       <w:r>
+        <w:rPr>
+          <w:rFonts w:eastAsia="黑体"/>
+        </w:rPr>
         <w:t xml:space="preserve"> PHY </w:t>
       </w:r>
       <w:r>
         <w:rPr>
-          <w:rFonts w:hint="eastAsia"/>
+          <w:rFonts w:hint="eastAsia" w:eastAsia="黑体"/>
         </w:rPr>
         <w:t xml:space="preserve">侧与线缆侧阻抗匹配，回波损耗满足规范要求。</w:t>
       </w:r>
@@ -1779,7 +2012,7 @@
       </w:pPr>
       <w:r>
         <w:rPr>
-          <w:rFonts w:hint="eastAsia"/>
+          <w:rFonts w:hint="eastAsia" w:eastAsia="黑体"/>
         </w:rPr>
         <w:t xml:space="preserve">常见器件型号</w:t>
       </w:r>
@@ -1794,7 +2027,7 @@
       </w:pPr>
       <w:r>
         <w:rPr>
-          <w:rFonts w:hint="eastAsia"/>
+          <w:rFonts w:hint="eastAsia" w:eastAsia="黑体"/>
         </w:rPr>
         <w:t xml:space="preserve">PHY：DP83848、LAN8720、KSZ8081、RTL8201。</w:t>
       </w:r>
@@ -1809,25 +2042,31 @@
       </w:pPr>
       <w:r>
         <w:rPr>
-          <w:rFonts w:hint="eastAsia"/>
+          <w:rFonts w:hint="eastAsia" w:eastAsia="黑体"/>
         </w:rPr>
         <w:t xml:space="preserve">带磁</w:t>
       </w:r>
       <w:r>
+        <w:rPr>
+          <w:rFonts w:eastAsia="黑体"/>
+        </w:rPr>
         <w:t xml:space="preserve"> </w:t>
       </w:r>
       <w:r>
         <w:rPr>
-          <w:rFonts w:hint="eastAsia"/>
+          <w:rFonts w:hint="eastAsia" w:eastAsia="黑体"/>
         </w:rPr>
         <w:t xml:space="preserve">RJ45：HanRun</w:t>
       </w:r>
       <w:r>
+        <w:rPr>
+          <w:rFonts w:eastAsia="黑体"/>
+        </w:rPr>
         <w:t xml:space="preserve"> </w:t>
       </w:r>
       <w:r>
         <w:rPr>
-          <w:rFonts w:hint="eastAsia"/>
+          <w:rFonts w:hint="eastAsia" w:eastAsia="黑体"/>
         </w:rPr>
         <w:t xml:space="preserve">HR911105A（含变压器+LED）。</w:t>
       </w:r>
@@ -1841,11 +2080,14 @@
         </w:numPr>
       </w:pPr>
       <w:r>
+        <w:rPr>
+          <w:rFonts w:eastAsia="黑体"/>
+        </w:rPr>
         <w:t xml:space="preserve">ESD </w:t>
       </w:r>
       <w:r>
         <w:rPr>
-          <w:rFonts w:hint="eastAsia"/>
+          <w:rFonts w:hint="eastAsia" w:eastAsia="黑体"/>
         </w:rPr>
         <w:t xml:space="preserve">防护：SLVU2.8-4、SR05。</w:t>
       </w:r>
@@ -1858,7 +2100,7 @@
       </w:pPr>
       <w:r>
         <w:rPr>
-          <w:rFonts w:hint="eastAsia"/>
+          <w:rFonts w:hint="eastAsia" w:eastAsia="黑体"/>
         </w:rPr>
         <w:t xml:space="preserve">注意事项</w:t>
       </w:r>
@@ -1873,16 +2115,19 @@
       </w:pPr>
       <w:r>
         <w:rPr>
-          <w:rFonts w:hint="eastAsia"/>
+          <w:rFonts w:hint="eastAsia" w:eastAsia="黑体"/>
         </w:rPr>
         <w:t xml:space="preserve">优先选用带集成磁性的</w:t>
       </w:r>
       <w:r>
+        <w:rPr>
+          <w:rFonts w:eastAsia="黑体"/>
+        </w:rPr>
         <w:t xml:space="preserve"> </w:t>
       </w:r>
       <w:r>
         <w:rPr>
-          <w:rFonts w:hint="eastAsia"/>
+          <w:rFonts w:hint="eastAsia" w:eastAsia="黑体"/>
         </w:rPr>
         <w:t xml:space="preserve">RJ45，简化隔离与终端设计。</w:t>
       </w:r>
@@ -1896,29 +2141,38 @@
         </w:numPr>
       </w:pPr>
       <w:r>
+        <w:rPr>
+          <w:rFonts w:eastAsia="黑体"/>
+        </w:rPr>
         <w:t xml:space="preserve">10/100 </w:t>
       </w:r>
       <w:r>
         <w:rPr>
-          <w:rFonts w:hint="eastAsia"/>
+          <w:rFonts w:hint="eastAsia" w:eastAsia="黑体"/>
         </w:rPr>
         <w:t xml:space="preserve">用两对线，1000BASE-T</w:t>
       </w:r>
       <w:r>
+        <w:rPr>
+          <w:rFonts w:eastAsia="黑体"/>
+        </w:rPr>
         <w:t xml:space="preserve"> </w:t>
       </w:r>
       <w:r>
         <w:rPr>
-          <w:rFonts w:hint="eastAsia"/>
+          <w:rFonts w:hint="eastAsia" w:eastAsia="黑体"/>
         </w:rPr>
         <w:t xml:space="preserve">用四对线，布线全部要</w:t>
       </w:r>
       <w:r>
+        <w:rPr>
+          <w:rFonts w:eastAsia="黑体"/>
+        </w:rPr>
         <w:t xml:space="preserve"> 100 Ω </w:t>
       </w:r>
       <w:r>
         <w:rPr>
-          <w:rFonts w:hint="eastAsia"/>
+          <w:rFonts w:hint="eastAsia" w:eastAsia="黑体"/>
         </w:rPr>
         <w:t xml:space="preserve">差分对。</w:t>
       </w:r>
@@ -1933,25 +2187,31 @@
       </w:pPr>
       <w:r>
         <w:rPr>
-          <w:rFonts w:hint="eastAsia"/>
+          <w:rFonts w:hint="eastAsia" w:eastAsia="黑体"/>
         </w:rPr>
         <w:t xml:space="preserve">变压器中心抽头的电压需与</w:t>
       </w:r>
       <w:r>
+        <w:rPr>
+          <w:rFonts w:eastAsia="黑体"/>
+        </w:rPr>
         <w:t xml:space="preserve"> PHY </w:t>
       </w:r>
       <w:r>
         <w:rPr>
-          <w:rFonts w:hint="eastAsia"/>
+          <w:rFonts w:hint="eastAsia" w:eastAsia="黑体"/>
         </w:rPr>
         <w:t xml:space="preserve">供电（通常</w:t>
       </w:r>
       <w:r>
+        <w:rPr>
+          <w:rFonts w:eastAsia="黑体"/>
+        </w:rPr>
         <w:t xml:space="preserve"> 3.3 </w:t>
       </w:r>
       <w:r>
         <w:rPr>
-          <w:rFonts w:hint="eastAsia"/>
+          <w:rFonts w:hint="eastAsia" w:eastAsia="黑体"/>
         </w:rPr>
         <w:t xml:space="preserve">V）正确连接。</w:t>
       </w:r>
@@ -1966,16 +2226,19 @@
       </w:pPr>
       <w:r>
         <w:rPr>
-          <w:rFonts w:hint="eastAsia"/>
+          <w:rFonts w:hint="eastAsia" w:eastAsia="黑体"/>
         </w:rPr>
         <w:t xml:space="preserve">网口必须做</w:t>
       </w:r>
       <w:r>
+        <w:rPr>
+          <w:rFonts w:eastAsia="黑体"/>
+        </w:rPr>
         <w:t xml:space="preserve"> ESD </w:t>
       </w:r>
       <w:r>
         <w:rPr>
-          <w:rFonts w:hint="eastAsia"/>
+          <w:rFonts w:hint="eastAsia" w:eastAsia="黑体"/>
         </w:rPr>
         <w:t xml:space="preserve">防护，尤其工业与户外应用。</w:t>
       </w:r>
@@ -1988,7 +2251,7 @@
       </w:pPr>
       <w:r>
         <w:rPr>
-          <w:rFonts w:hint="eastAsia"/>
+          <w:rFonts w:hint="eastAsia" w:eastAsia="黑体"/>
         </w:rPr>
         <w:t xml:space="preserve">参考资料</w:t>
       </w:r>
@@ -2002,6 +2265,9 @@
         </w:numPr>
       </w:pPr>
       <w:r>
+        <w:rPr>
+          <w:rFonts w:eastAsia="黑体"/>
+        </w:rPr>
         <w:t xml:space="preserve">Wikipedia: Ethernet over twisted pair。</w:t>
       </w:r>
     </w:p>
@@ -2014,11 +2280,14 @@
         </w:numPr>
       </w:pPr>
       <w:r>
+        <w:rPr>
+          <w:rFonts w:eastAsia="黑体"/>
+        </w:rPr>
         <w:t xml:space="preserve">TI DP83848 </w:t>
       </w:r>
       <w:r>
         <w:rPr>
-          <w:rFonts w:hint="eastAsia"/>
+          <w:rFonts w:hint="eastAsia" w:eastAsia="黑体"/>
         </w:rPr>
         <w:t xml:space="preserve">数据手册（含磁性连接参考）。</w:t>
       </w:r>
@@ -2032,11 +2301,14 @@
         </w:numPr>
       </w:pPr>
       <w:r>
+        <w:rPr>
+          <w:rFonts w:eastAsia="黑体"/>
+        </w:rPr>
         <w:t xml:space="preserve">Microchip LAN8720 </w:t>
       </w:r>
       <w:r>
         <w:rPr>
-          <w:rFonts w:hint="eastAsia"/>
+          <w:rFonts w:hint="eastAsia" w:eastAsia="黑体"/>
         </w:rPr>
         <w:t xml:space="preserve">数据手册。</w:t>
       </w:r>
@@ -2050,11 +2322,11 @@
       </w:pPr>
       <w:r>
         <w:rPr>
-          <w:rFonts w:ascii="Times New Roman" w:hAnsi="Times New Roman"/>
+          <w:rFonts w:ascii="Times New Roman" w:hAnsi="Times New Roman" w:eastAsia="黑体"/>
           <w:color w:val="555555"/>
           <w:sz w:val="21"/>
         </w:rPr>
-        <w:t>材料收集者：杜文杰</w:t>
+        <w:t>材料收集者：杜文杰，WX手机：19519196569，QQ:3478827729</w:t>
       </w:r>
     </w:p>
     <w:sectPr>
@@ -2074,7 +2346,7 @@
 </file>
 
 <file path=word/footer1.xml><?xml version="1.0" encoding="utf-8"?>
-<w:ftr xmlns:m="http://schemas.openxmlformats.org/officeDocument/2006/math" xmlns:mc="http://schemas.openxmlformats.org/markup-compatibility/2006" xmlns:mo="http://schemas.microsoft.com/office/mac/office/2008/main" xmlns:mv="urn:schemas-microsoft-com:mac:vml" xmlns:o="urn:schemas-microsoft-com:office:office" xmlns:r="http://schemas.openxmlformats.org/officeDocument/2006/relationships" xmlns:v="urn:schemas-microsoft-com:vml" xmlns:w10="urn:schemas-microsoft-com:office:word" xmlns:w14="http://schemas.microsoft.com/office/word/2010/wordml" xmlns:w="http://schemas.openxmlformats.org/wordprocessingml/2006/main" xmlns:wne="http://schemas.microsoft.com/office/word/2006/wordml" xmlns:wp14="http://schemas.microsoft.com/office/word/2010/wordprocessingDrawing" xmlns:wp="http://schemas.openxmlformats.org/drawingml/2006/wordprocessingDrawing" xmlns:wpc="http://schemas.microsoft.com/office/word/2010/wordprocessingCanvas" xmlns:wpg="http://schemas.microsoft.com/office/word/2010/wordprocessingGroup" xmlns:wpi="http://schemas.microsoft.com/office/word/2010/wordprocessingInk" xmlns:wps="http://schemas.microsoft.com/office/word/2010/wordprocessingShape" mc:Ignorable="w14 wp14">
+<w:ftr xmlns:mc="http://schemas.openxmlformats.org/markup-compatibility/2006" xmlns:w="http://schemas.openxmlformats.org/wordprocessingml/2006/main" xmlns:m="http://schemas.openxmlformats.org/officeDocument/2006/math" xmlns:mo="http://schemas.microsoft.com/office/mac/office/2008/main" xmlns:mv="urn:schemas-microsoft-com:mac:vml" xmlns:o="urn:schemas-microsoft-com:office:office" xmlns:r="http://schemas.openxmlformats.org/officeDocument/2006/relationships" xmlns:v="urn:schemas-microsoft-com:vml" xmlns:w10="urn:schemas-microsoft-com:office:word" xmlns:w14="http://schemas.microsoft.com/office/word/2010/wordml" xmlns:wne="http://schemas.microsoft.com/office/word/2006/wordml" xmlns:wp14="http://schemas.microsoft.com/office/word/2010/wordprocessingDrawing" xmlns:wp="http://schemas.openxmlformats.org/drawingml/2006/wordprocessingDrawing" xmlns:wpc="http://schemas.microsoft.com/office/word/2010/wordprocessingCanvas" xmlns:wpg="http://schemas.microsoft.com/office/word/2010/wordprocessingGroup" xmlns:wpi="http://schemas.microsoft.com/office/word/2010/wordprocessingInk" xmlns:wps="http://schemas.microsoft.com/office/word/2010/wordprocessingShape" mc:Ignorable="w14 wp14">
   <w:p>
     <w:pPr>
       <w:pStyle w:val="Footer"/>
@@ -2082,12 +2354,14 @@
     </w:pPr>
     <w:r>
       <w:rPr>
+        <w:rFonts w:eastAsia="黑体"/>
         <w:sz w:val="18"/>
       </w:rPr>
       <w:t xml:space="preserve">第 </w:t>
     </w:r>
     <w:r>
       <w:rPr>
+        <w:rFonts w:eastAsia="黑体"/>
         <w:sz w:val="18"/>
       </w:rPr>
       <w:fldChar w:fldCharType="begin"/>
@@ -2096,6 +2370,7 @@
     </w:r>
     <w:r>
       <w:rPr>
+        <w:rFonts w:eastAsia="黑体"/>
         <w:sz w:val="18"/>
       </w:rPr>
       <w:t xml:space="preserve"> 页</w:t>
@@ -2109,6 +2384,9 @@
   <w:footnote w:type="continuationSeparator" w:id="0">
     <w:p>
       <w:r>
+        <w:rPr>
+          <w:rFonts w:eastAsia="黑体"/>
+        </w:rPr>
         <w:continuationSeparator/>
       </w:r>
     </w:p>
@@ -2116,6 +2394,9 @@
   <w:footnote w:type="separator" w:id="-1">
     <w:p>
       <w:r>
+        <w:rPr>
+          <w:rFonts w:eastAsia="黑体"/>
+        </w:rPr>
         <w:separator/>
       </w:r>
     </w:p>
@@ -2124,7 +2405,7 @@
 </file>
 
 <file path=word/header1.xml><?xml version="1.0" encoding="utf-8"?>
-<w:hdr xmlns:m="http://schemas.openxmlformats.org/officeDocument/2006/math" xmlns:mc="http://schemas.openxmlformats.org/markup-compatibility/2006" xmlns:mo="http://schemas.microsoft.com/office/mac/office/2008/main" xmlns:mv="urn:schemas-microsoft-com:mac:vml" xmlns:o="urn:schemas-microsoft-com:office:office" xmlns:r="http://schemas.openxmlformats.org/officeDocument/2006/relationships" xmlns:v="urn:schemas-microsoft-com:vml" xmlns:w10="urn:schemas-microsoft-com:office:word" xmlns:w14="http://schemas.microsoft.com/office/word/2010/wordml" xmlns:w="http://schemas.openxmlformats.org/wordprocessingml/2006/main" xmlns:wne="http://schemas.microsoft.com/office/word/2006/wordml" xmlns:wp14="http://schemas.microsoft.com/office/word/2010/wordprocessingDrawing" xmlns:wp="http://schemas.openxmlformats.org/drawingml/2006/wordprocessingDrawing" xmlns:wpc="http://schemas.microsoft.com/office/word/2010/wordprocessingCanvas" xmlns:wpg="http://schemas.microsoft.com/office/word/2010/wordprocessingGroup" xmlns:wpi="http://schemas.microsoft.com/office/word/2010/wordprocessingInk" xmlns:wps="http://schemas.microsoft.com/office/word/2010/wordprocessingShape" mc:Ignorable="w14 wp14">
+<w:hdr xmlns:mc="http://schemas.openxmlformats.org/markup-compatibility/2006" xmlns:w="http://schemas.openxmlformats.org/wordprocessingml/2006/main" xmlns:m="http://schemas.openxmlformats.org/officeDocument/2006/math" xmlns:mo="http://schemas.microsoft.com/office/mac/office/2008/main" xmlns:mv="urn:schemas-microsoft-com:mac:vml" xmlns:o="urn:schemas-microsoft-com:office:office" xmlns:r="http://schemas.openxmlformats.org/officeDocument/2006/relationships" xmlns:v="urn:schemas-microsoft-com:vml" xmlns:w10="urn:schemas-microsoft-com:office:word" xmlns:w14="http://schemas.microsoft.com/office/word/2010/wordml" xmlns:wne="http://schemas.microsoft.com/office/word/2006/wordml" xmlns:wp14="http://schemas.microsoft.com/office/word/2010/wordprocessingDrawing" xmlns:wp="http://schemas.openxmlformats.org/drawingml/2006/wordprocessingDrawing" xmlns:wpc="http://schemas.microsoft.com/office/word/2010/wordprocessingCanvas" xmlns:wpg="http://schemas.microsoft.com/office/word/2010/wordprocessingGroup" xmlns:wpi="http://schemas.microsoft.com/office/word/2010/wordprocessingInk" xmlns:wps="http://schemas.microsoft.com/office/word/2010/wordprocessingShape" mc:Ignorable="w14 wp14">
   <w:p>
     <w:pPr>
       <w:pStyle w:val="Header"/>
@@ -2132,7 +2413,7 @@
     </w:pPr>
     <w:r>
       <w:rPr>
-        <w:rFonts w:ascii="Times New Roman" w:hAnsi="Times New Roman"/>
+        <w:rFonts w:ascii="Times New Roman" w:hAnsi="Times New Roman" w:eastAsia="黑体"/>
         <w:sz w:val="18"/>
         <w:rFonts w:eastAsia="黑体"/>
         <w:rFonts w:eastAsia="黑体"/>
@@ -2144,7 +2425,7 @@
 </file>
 
 <file path=word/numbering.xml><?xml version="1.0" encoding="utf-8"?>
-<w:numbering xmlns:m="http://schemas.openxmlformats.org/officeDocument/2006/math" xmlns:mc="http://schemas.openxmlformats.org/markup-compatibility/2006" xmlns:mo="http://schemas.microsoft.com/office/mac/office/2008/main" xmlns:mv="urn:schemas-microsoft-com:mac:vml" xmlns:o="urn:schemas-microsoft-com:office:office" xmlns:r="http://schemas.openxmlformats.org/officeDocument/2006/relationships" xmlns:v="urn:schemas-microsoft-com:vml" xmlns:w="http://schemas.openxmlformats.org/wordprocessingml/2006/main" xmlns:w10="urn:schemas-microsoft-com:office:word" xmlns:w14="http://schemas.microsoft.com/office/word/2010/wordml" xmlns:wne="http://schemas.microsoft.com/office/word/2006/wordml" xmlns:wp="http://schemas.openxmlformats.org/drawingml/2006/wordprocessingDrawing" xmlns:wp14="http://schemas.microsoft.com/office/word/2010/wordprocessingDrawing" xmlns:wpc="http://schemas.microsoft.com/office/word/2010/wordprocessingCanvas" xmlns:wpg="http://schemas.microsoft.com/office/word/2010/wordprocessingGroup" xmlns:wpi="http://schemas.microsoft.com/office/word/2010/wordprocessingInk" xmlns:wps="http://schemas.microsoft.com/office/word/2010/wordprocessingShape" mc:Ignorable="w14 wp14">
+<w:numbering xmlns:mc="http://schemas.openxmlformats.org/markup-compatibility/2006" xmlns:w="http://schemas.openxmlformats.org/wordprocessingml/2006/main" xmlns:m="http://schemas.openxmlformats.org/officeDocument/2006/math" xmlns:mo="http://schemas.microsoft.com/office/mac/office/2008/main" xmlns:mv="urn:schemas-microsoft-com:mac:vml" xmlns:o="urn:schemas-microsoft-com:office:office" xmlns:r="http://schemas.openxmlformats.org/officeDocument/2006/relationships" xmlns:v="urn:schemas-microsoft-com:vml" xmlns:w10="urn:schemas-microsoft-com:office:word" xmlns:w14="http://schemas.microsoft.com/office/word/2010/wordml" xmlns:wne="http://schemas.microsoft.com/office/word/2006/wordml" xmlns:wp="http://schemas.openxmlformats.org/drawingml/2006/wordprocessingDrawing" xmlns:wp14="http://schemas.microsoft.com/office/word/2010/wordprocessingDrawing" xmlns:wpc="http://schemas.microsoft.com/office/word/2010/wordprocessingCanvas" xmlns:wpg="http://schemas.microsoft.com/office/word/2010/wordprocessingGroup" xmlns:wpi="http://schemas.microsoft.com/office/word/2010/wordprocessingInk" xmlns:wps="http://schemas.microsoft.com/office/word/2010/wordprocessingShape" mc:Ignorable="w14 wp14">
   <w:abstractNum w:abstractNumId="0">
     <w:nsid w:val="FFFFFF7C"/>
     <w:multiLevelType w:val="singleLevel"/>
@@ -2231,7 +2512,7 @@
         <w:ind w:hanging="360" w:left="1440"/>
       </w:pPr>
       <w:rPr>
-        <w:rFonts w:ascii="Symbol" w:hAnsi="Symbol" w:hint="default"/>
+        <w:rFonts w:ascii="Symbol" w:hAnsi="Symbol" w:hint="default" w:eastAsia="黑体"/>
       </w:rPr>
     </w:lvl>
   </w:abstractNum>
@@ -2252,7 +2533,7 @@
         <w:ind w:hanging="360" w:left="1080"/>
       </w:pPr>
       <w:rPr>
-        <w:rFonts w:ascii="Symbol" w:hAnsi="Symbol" w:hint="default"/>
+        <w:rFonts w:ascii="Symbol" w:hAnsi="Symbol" w:hint="default" w:eastAsia="黑体"/>
       </w:rPr>
     </w:lvl>
   </w:abstractNum>
@@ -2273,7 +2554,7 @@
         <w:ind w:hanging="360" w:left="720"/>
       </w:pPr>
       <w:rPr>
-        <w:rFonts w:ascii="Symbol" w:hAnsi="Symbol" w:hint="default"/>
+        <w:rFonts w:ascii="Symbol" w:hAnsi="Symbol" w:hint="default" w:eastAsia="黑体"/>
       </w:rPr>
     </w:lvl>
   </w:abstractNum>
@@ -2312,7 +2593,7 @@
         <w:ind w:hanging="360" w:left="360"/>
       </w:pPr>
       <w:rPr>
-        <w:rFonts w:ascii="Symbol" w:hAnsi="Symbol" w:hint="default"/>
+        <w:rFonts w:ascii="Symbol" w:hAnsi="Symbol" w:hint="default" w:eastAsia="黑体"/>
       </w:rPr>
     </w:lvl>
   </w:abstractNum>
@@ -2403,7 +2684,7 @@
         <w:ind w:left="720" w:hanging="360"/>
       </w:pPr>
       <w:rPr>
-        <w:rFonts w:ascii="Symbol" w:hAnsi="Symbol" w:cs="Symbol" w:hint="default"/>
+        <w:rFonts w:ascii="Symbol" w:hAnsi="Symbol" w:cs="Symbol" w:hint="default" w:eastAsia="黑体"/>
       </w:rPr>
     </w:lvl>
     <w:lvl w:ilvl="1">
@@ -2414,7 +2695,7 @@
         <w:ind w:left="1440" w:hanging="360"/>
       </w:pPr>
       <w:rPr>
-        <w:rFonts w:ascii="Courier New" w:hAnsi="Courier New" w:cs="Courier New" w:hint="default"/>
+        <w:rFonts w:ascii="Courier New" w:hAnsi="Courier New" w:cs="Courier New" w:hint="default" w:eastAsia="黑体"/>
       </w:rPr>
     </w:lvl>
     <w:lvl w:ilvl="2">
@@ -2425,7 +2706,7 @@
         <w:ind w:left="2160" w:hanging="360"/>
       </w:pPr>
       <w:rPr>
-        <w:rFonts w:ascii="Wingdings" w:hAnsi="Wingdings" w:cs="Wingdings" w:hint="default"/>
+        <w:rFonts w:ascii="Wingdings" w:hAnsi="Wingdings" w:cs="Wingdings" w:hint="default" w:eastAsia="黑体"/>
       </w:rPr>
     </w:lvl>
     <w:lvl w:ilvl="3">
@@ -2436,7 +2717,7 @@
         <w:ind w:left="2880" w:hanging="360"/>
       </w:pPr>
       <w:rPr>
-        <w:rFonts w:ascii="Symbol" w:hAnsi="Symbol" w:cs="Symbol" w:hint="default"/>
+        <w:rFonts w:ascii="Symbol" w:hAnsi="Symbol" w:cs="Symbol" w:hint="default" w:eastAsia="黑体"/>
       </w:rPr>
     </w:lvl>
     <w:lvl w:ilvl="4">
@@ -2447,7 +2728,7 @@
         <w:ind w:left="3600" w:hanging="360"/>
       </w:pPr>
       <w:rPr>
-        <w:rFonts w:ascii="Courier New" w:hAnsi="Courier New" w:cs="Courier New" w:hint="default"/>
+        <w:rFonts w:ascii="Courier New" w:hAnsi="Courier New" w:cs="Courier New" w:hint="default" w:eastAsia="黑体"/>
       </w:rPr>
     </w:lvl>
     <w:lvl w:ilvl="5">
@@ -2458,7 +2739,7 @@
         <w:ind w:left="4320" w:hanging="360"/>
       </w:pPr>
       <w:rPr>
-        <w:rFonts w:ascii="Wingdings" w:hAnsi="Wingdings" w:cs="Wingdings" w:hint="default"/>
+        <w:rFonts w:ascii="Wingdings" w:hAnsi="Wingdings" w:cs="Wingdings" w:hint="default" w:eastAsia="黑体"/>
       </w:rPr>
     </w:lvl>
     <w:lvl w:ilvl="6">
@@ -2469,7 +2750,7 @@
         <w:ind w:left="5040" w:hanging="360"/>
       </w:pPr>
       <w:rPr>
-        <w:rFonts w:ascii="Symbol" w:hAnsi="Symbol" w:cs="Symbol" w:hint="default"/>
+        <w:rFonts w:ascii="Symbol" w:hAnsi="Symbol" w:cs="Symbol" w:hint="default" w:eastAsia="黑体"/>
       </w:rPr>
     </w:lvl>
     <w:lvl w:ilvl="7">
@@ -2480,7 +2761,7 @@
         <w:ind w:left="5760" w:hanging="360"/>
       </w:pPr>
       <w:rPr>
-        <w:rFonts w:ascii="Courier New" w:hAnsi="Courier New" w:cs="Courier New" w:hint="default"/>
+        <w:rFonts w:ascii="Courier New" w:hAnsi="Courier New" w:cs="Courier New" w:hint="default" w:eastAsia="黑体"/>
       </w:rPr>
     </w:lvl>
     <w:lvl w:ilvl="8">
@@ -2491,7 +2772,7 @@
         <w:ind w:left="6480" w:hanging="360"/>
       </w:pPr>
       <w:rPr>
-        <w:rFonts w:ascii="Wingdings" w:hAnsi="Wingdings" w:cs="Wingdings" w:hint="default"/>
+        <w:rFonts w:ascii="Wingdings" w:hAnsi="Wingdings" w:cs="Wingdings" w:hint="default" w:eastAsia="黑体"/>
       </w:rPr>
     </w:lvl>
   </w:abstractNum>
@@ -2547,11 +2828,11 @@
 </file>
 
 <file path=word/styles.xml><?xml version="1.0" encoding="utf-8"?>
-<w:styles xmlns:mc="http://schemas.openxmlformats.org/markup-compatibility/2006" xmlns:r="http://schemas.openxmlformats.org/officeDocument/2006/relationships" xmlns:w="http://schemas.openxmlformats.org/wordprocessingml/2006/main" xmlns:w14="http://schemas.microsoft.com/office/word/2010/wordml" mc:Ignorable="w14">
+<w:styles xmlns:mc="http://schemas.openxmlformats.org/markup-compatibility/2006" xmlns:w="http://schemas.openxmlformats.org/wordprocessingml/2006/main" xmlns:r="http://schemas.openxmlformats.org/officeDocument/2006/relationships" xmlns:w14="http://schemas.microsoft.com/office/word/2010/wordml" mc:Ignorable="w14">
   <w:docDefaults>
     <w:rPrDefault>
       <w:rPr>
-        <w:rFonts w:asciiTheme="minorHAnsi" w:cstheme="minorBidi" w:eastAsiaTheme="minorEastAsia" w:hAnsiTheme="minorHAnsi"/>
+        <w:rFonts w:asciiTheme="minorHAnsi" w:cstheme="minorBidi" w:hAnsiTheme="minorHAnsi" w:eastAsia="黑体"/>
         <w:sz w:val="22"/>
         <w:szCs w:val="22"/>
         <w:lang w:bidi="ar-SA" w:eastAsia="en-US" w:val="en-US"/>
@@ -2773,7 +3054,7 @@
       <w:outlineLvl w:val="0"/>
     </w:pPr>
     <w:rPr>
-      <w:rFonts w:ascii="Times New Roman" w:asciiTheme="majorHAnsi" w:cstheme="majorBidi" w:eastAsia="黑体" w:eastAsiaTheme="majorEastAsia" w:hAnsi="Times New Roman" w:hAnsiTheme="majorHAnsi"/>
+      <w:rFonts w:ascii="Times New Roman" w:asciiTheme="majorHAnsi" w:cstheme="majorBidi" w:eastAsia="黑体" w:hAnsi="Times New Roman" w:hAnsiTheme="majorHAnsi"/>
       <w:b/>
       <w:bCs/>
       <w:color w:val="1F3864"/>
@@ -2797,7 +3078,7 @@
       <w:outlineLvl w:val="1"/>
     </w:pPr>
     <w:rPr>
-      <w:rFonts w:ascii="Times New Roman" w:asciiTheme="majorHAnsi" w:cstheme="majorBidi" w:eastAsia="黑体" w:eastAsiaTheme="majorEastAsia" w:hAnsi="Times New Roman" w:hAnsiTheme="majorHAnsi"/>
+      <w:rFonts w:ascii="Times New Roman" w:asciiTheme="majorHAnsi" w:cstheme="majorBidi" w:eastAsia="黑体" w:hAnsi="Times New Roman" w:hAnsiTheme="majorHAnsi"/>
       <w:b/>
       <w:bCs/>
       <w:color w:val="2E4E7E"/>
@@ -2821,7 +3102,7 @@
       <w:outlineLvl w:val="2"/>
     </w:pPr>
     <w:rPr>
-      <w:rFonts w:ascii="Times New Roman" w:asciiTheme="majorHAnsi" w:cstheme="majorBidi" w:eastAsia="黑体" w:eastAsiaTheme="majorEastAsia" w:hAnsi="Times New Roman" w:hAnsiTheme="majorHAnsi"/>
+      <w:rFonts w:ascii="Times New Roman" w:asciiTheme="majorHAnsi" w:cstheme="majorBidi" w:eastAsia="黑体" w:hAnsi="Times New Roman" w:hAnsiTheme="majorHAnsi"/>
       <w:b/>
       <w:bCs/>
       <w:color w:val="2E4E7E"/>
@@ -2845,7 +3126,7 @@
       <w:outlineLvl w:val="3"/>
     </w:pPr>
     <w:rPr>
-      <w:rFonts w:ascii="Times New Roman" w:asciiTheme="majorHAnsi" w:cstheme="majorBidi" w:eastAsia="黑体" w:eastAsiaTheme="majorEastAsia" w:hAnsi="Times New Roman" w:hAnsiTheme="majorHAnsi"/>
+      <w:rFonts w:ascii="Times New Roman" w:asciiTheme="majorHAnsi" w:cstheme="majorBidi" w:eastAsia="黑体" w:hAnsi="Times New Roman" w:hAnsiTheme="majorHAnsi"/>
       <w:b/>
       <w:bCs/>
       <w:i/>
@@ -2871,7 +3152,7 @@
       <w:outlineLvl w:val="4"/>
     </w:pPr>
     <w:rPr>
-      <w:rFonts w:ascii="Times New Roman" w:asciiTheme="majorHAnsi" w:cstheme="majorBidi" w:eastAsia="黑体" w:eastAsiaTheme="majorEastAsia" w:hAnsi="Times New Roman" w:hAnsiTheme="majorHAnsi"/>
+      <w:rFonts w:ascii="Times New Roman" w:asciiTheme="majorHAnsi" w:cstheme="majorBidi" w:eastAsia="黑体" w:hAnsi="Times New Roman" w:hAnsiTheme="majorHAnsi"/>
       <w:b/>
       <w:color w:val="333333"/>
       <w:sz w:val="22"/>
@@ -2894,7 +3175,7 @@
       <w:outlineLvl w:val="5"/>
     </w:pPr>
     <w:rPr>
-      <w:rFonts w:asciiTheme="majorHAnsi" w:cstheme="majorBidi" w:eastAsiaTheme="majorEastAsia" w:hAnsiTheme="majorHAnsi"/>
+      <w:rFonts w:asciiTheme="majorHAnsi" w:cstheme="majorBidi" w:hAnsiTheme="majorHAnsi" w:eastAsia="黑体"/>
       <w:i/>
       <w:iCs/>
       <w:color w:themeColor="accent1" w:themeShade="7F" w:val="243F60"/>
@@ -2917,7 +3198,7 @@
       <w:outlineLvl w:val="6"/>
     </w:pPr>
     <w:rPr>
-      <w:rFonts w:asciiTheme="majorHAnsi" w:cstheme="majorBidi" w:eastAsiaTheme="majorEastAsia" w:hAnsiTheme="majorHAnsi"/>
+      <w:rFonts w:asciiTheme="majorHAnsi" w:cstheme="majorBidi" w:hAnsiTheme="majorHAnsi" w:eastAsia="黑体"/>
       <w:i/>
       <w:iCs/>
       <w:color w:themeColor="text1" w:themeTint="BF" w:val="404040"/>
@@ -2940,7 +3221,7 @@
       <w:outlineLvl w:val="7"/>
     </w:pPr>
     <w:rPr>
-      <w:rFonts w:asciiTheme="majorHAnsi" w:cstheme="majorBidi" w:eastAsiaTheme="majorEastAsia" w:hAnsiTheme="majorHAnsi"/>
+      <w:rFonts w:asciiTheme="majorHAnsi" w:cstheme="majorBidi" w:hAnsiTheme="majorHAnsi" w:eastAsia="黑体"/>
       <w:color w:themeColor="accent1" w:val="4F81BD"/>
       <w:sz w:val="20"/>
       <w:szCs w:val="20"/>
@@ -2963,7 +3244,7 @@
       <w:outlineLvl w:val="8"/>
     </w:pPr>
     <w:rPr>
-      <w:rFonts w:asciiTheme="majorHAnsi" w:cstheme="majorBidi" w:eastAsiaTheme="majorEastAsia" w:hAnsiTheme="majorHAnsi"/>
+      <w:rFonts w:asciiTheme="majorHAnsi" w:cstheme="majorBidi" w:hAnsiTheme="majorHAnsi" w:eastAsia="黑体"/>
       <w:i/>
       <w:iCs/>
       <w:color w:themeColor="text1" w:themeTint="BF" w:val="404040"/>
@@ -3014,7 +3295,7 @@
     <w:uiPriority w:val="9"/>
     <w:rsid w:val="00FC693F"/>
     <w:rPr>
-      <w:rFonts w:asciiTheme="majorHAnsi" w:cstheme="majorBidi" w:eastAsiaTheme="majorEastAsia" w:hAnsiTheme="majorHAnsi"/>
+      <w:rFonts w:asciiTheme="majorHAnsi" w:cstheme="majorBidi" w:hAnsiTheme="majorHAnsi" w:eastAsia="黑体"/>
       <w:b/>
       <w:bCs/>
       <w:color w:themeColor="accent1" w:themeShade="BF" w:val="365F91"/>
@@ -3029,7 +3310,7 @@
     <w:uiPriority w:val="9"/>
     <w:rsid w:val="00FC693F"/>
     <w:rPr>
-      <w:rFonts w:asciiTheme="majorHAnsi" w:cstheme="majorBidi" w:eastAsiaTheme="majorEastAsia" w:hAnsiTheme="majorHAnsi"/>
+      <w:rFonts w:asciiTheme="majorHAnsi" w:cstheme="majorBidi" w:hAnsiTheme="majorHAnsi" w:eastAsia="黑体"/>
       <w:b/>
       <w:bCs/>
       <w:color w:themeColor="accent1" w:val="4F81BD"/>
@@ -3044,7 +3325,7 @@
     <w:uiPriority w:val="9"/>
     <w:rsid w:val="00FC693F"/>
     <w:rPr>
-      <w:rFonts w:asciiTheme="majorHAnsi" w:cstheme="majorBidi" w:eastAsiaTheme="majorEastAsia" w:hAnsiTheme="majorHAnsi"/>
+      <w:rFonts w:asciiTheme="majorHAnsi" w:cstheme="majorBidi" w:hAnsiTheme="majorHAnsi" w:eastAsia="黑体"/>
       <w:b/>
       <w:bCs/>
       <w:color w:themeColor="accent1" w:val="4F81BD"/>
@@ -3067,7 +3348,7 @@
       <w:contextualSpacing/>
     </w:pPr>
     <w:rPr>
-      <w:rFonts w:ascii="Times New Roman" w:asciiTheme="majorHAnsi" w:cstheme="majorBidi" w:eastAsia="黑体" w:eastAsiaTheme="majorEastAsia" w:hAnsi="Times New Roman" w:hAnsiTheme="majorHAnsi"/>
+      <w:rFonts w:ascii="Times New Roman" w:asciiTheme="majorHAnsi" w:cstheme="majorBidi" w:eastAsia="黑体" w:hAnsi="Times New Roman" w:hAnsiTheme="majorHAnsi"/>
       <w:b/>
       <w:color w:val="1F3864"/>
       <w:spacing w:val="5"/>
@@ -3083,7 +3364,7 @@
     <w:uiPriority w:val="10"/>
     <w:rsid w:val="00FC693F"/>
     <w:rPr>
-      <w:rFonts w:asciiTheme="majorHAnsi" w:cstheme="majorBidi" w:eastAsiaTheme="majorEastAsia" w:hAnsiTheme="majorHAnsi"/>
+      <w:rFonts w:asciiTheme="majorHAnsi" w:cstheme="majorBidi" w:hAnsiTheme="majorHAnsi" w:eastAsia="黑体"/>
       <w:color w:themeColor="text2" w:themeShade="BF" w:val="17365D"/>
       <w:spacing w:val="5"/>
       <w:kern w:val="28"/>
@@ -3105,7 +3386,7 @@
       </w:numPr>
     </w:pPr>
     <w:rPr>
-      <w:rFonts w:asciiTheme="majorHAnsi" w:cstheme="majorBidi" w:eastAsiaTheme="majorEastAsia" w:hAnsiTheme="majorHAnsi"/>
+      <w:rFonts w:asciiTheme="majorHAnsi" w:cstheme="majorBidi" w:hAnsiTheme="majorHAnsi" w:eastAsia="黑体"/>
       <w:i/>
       <w:iCs/>
       <w:color w:themeColor="accent1" w:val="4F81BD"/>
@@ -3121,7 +3402,7 @@
     <w:uiPriority w:val="11"/>
     <w:rsid w:val="00FC693F"/>
     <w:rPr>
-      <w:rFonts w:asciiTheme="majorHAnsi" w:cstheme="majorBidi" w:eastAsiaTheme="majorEastAsia" w:hAnsiTheme="majorHAnsi"/>
+      <w:rFonts w:asciiTheme="majorHAnsi" w:cstheme="majorBidi" w:hAnsiTheme="majorHAnsi" w:eastAsia="黑体"/>
       <w:i/>
       <w:iCs/>
       <w:color w:themeColor="accent1" w:val="4F81BD"/>
@@ -3188,6 +3469,7 @@
       <w:spacing w:after="120"/>
     </w:pPr>
     <w:rPr>
+      <w:rFonts w:eastAsia="黑体"/>
       <w:sz w:val="16"/>
       <w:szCs w:val="16"/>
     </w:rPr>
@@ -3199,6 +3481,7 @@
     <w:uiPriority w:val="99"/>
     <w:rsid w:val="00AA1D8D"/>
     <w:rPr>
+      <w:rFonts w:eastAsia="黑体"/>
       <w:sz w:val="16"/>
       <w:szCs w:val="16"/>
     </w:rPr>
@@ -3368,7 +3651,7 @@
       </w:tabs>
     </w:pPr>
     <w:rPr>
-      <w:rFonts w:ascii="Courier" w:hAnsi="Courier"/>
+      <w:rFonts w:ascii="Courier" w:hAnsi="Courier" w:eastAsia="黑体"/>
       <w:sz w:val="20"/>
       <w:szCs w:val="20"/>
     </w:rPr>
@@ -3380,7 +3663,7 @@
     <w:uiPriority w:val="99"/>
     <w:rsid w:val="0029639D"/>
     <w:rPr>
-      <w:rFonts w:ascii="Courier" w:hAnsi="Courier"/>
+      <w:rFonts w:ascii="Courier" w:hAnsi="Courier" w:eastAsia="黑体"/>
       <w:sz w:val="20"/>
       <w:szCs w:val="20"/>
     </w:rPr>
@@ -3416,6 +3699,7 @@
     <w:uiPriority w:val="29"/>
     <w:rsid w:val="00FC693F"/>
     <w:rPr>
+      <w:rFonts w:eastAsia="黑体"/>
       <w:i/>
       <w:iCs/>
       <w:color w:themeColor="text1" w:val="000000"/>
@@ -3429,7 +3713,7 @@
     <w:semiHidden/>
     <w:rsid w:val="00FC693F"/>
     <w:rPr>
-      <w:rFonts w:asciiTheme="majorHAnsi" w:cstheme="majorBidi" w:eastAsiaTheme="majorEastAsia" w:hAnsiTheme="majorHAnsi"/>
+      <w:rFonts w:asciiTheme="majorHAnsi" w:cstheme="majorBidi" w:hAnsiTheme="majorHAnsi" w:eastAsia="黑体"/>
       <w:b/>
       <w:bCs/>
       <w:i/>
@@ -3445,7 +3729,7 @@
     <w:semiHidden/>
     <w:rsid w:val="00FC693F"/>
     <w:rPr>
-      <w:rFonts w:asciiTheme="majorHAnsi" w:cstheme="majorBidi" w:eastAsiaTheme="majorEastAsia" w:hAnsiTheme="majorHAnsi"/>
+      <w:rFonts w:asciiTheme="majorHAnsi" w:cstheme="majorBidi" w:hAnsiTheme="majorHAnsi" w:eastAsia="黑体"/>
       <w:color w:themeColor="accent1" w:themeShade="7F" w:val="243F60"/>
     </w:rPr>
   </w:style>
@@ -3457,7 +3741,7 @@
     <w:semiHidden/>
     <w:rsid w:val="00FC693F"/>
     <w:rPr>
-      <w:rFonts w:asciiTheme="majorHAnsi" w:cstheme="majorBidi" w:eastAsiaTheme="majorEastAsia" w:hAnsiTheme="majorHAnsi"/>
+      <w:rFonts w:asciiTheme="majorHAnsi" w:cstheme="majorBidi" w:hAnsiTheme="majorHAnsi" w:eastAsia="黑体"/>
       <w:i/>
       <w:iCs/>
       <w:color w:themeColor="accent1" w:themeShade="7F" w:val="243F60"/>
@@ -3471,7 +3755,7 @@
     <w:semiHidden/>
     <w:rsid w:val="00FC693F"/>
     <w:rPr>
-      <w:rFonts w:asciiTheme="majorHAnsi" w:cstheme="majorBidi" w:eastAsiaTheme="majorEastAsia" w:hAnsiTheme="majorHAnsi"/>
+      <w:rFonts w:asciiTheme="majorHAnsi" w:cstheme="majorBidi" w:hAnsiTheme="majorHAnsi" w:eastAsia="黑体"/>
       <w:i/>
       <w:iCs/>
       <w:color w:themeColor="text1" w:themeTint="BF" w:val="404040"/>
@@ -3485,7 +3769,7 @@
     <w:semiHidden/>
     <w:rsid w:val="00FC693F"/>
     <w:rPr>
-      <w:rFonts w:asciiTheme="majorHAnsi" w:cstheme="majorBidi" w:eastAsiaTheme="majorEastAsia" w:hAnsiTheme="majorHAnsi"/>
+      <w:rFonts w:asciiTheme="majorHAnsi" w:cstheme="majorBidi" w:hAnsiTheme="majorHAnsi" w:eastAsia="黑体"/>
       <w:color w:themeColor="accent1" w:val="4F81BD"/>
       <w:sz w:val="20"/>
       <w:szCs w:val="20"/>
@@ -3499,7 +3783,7 @@
     <w:semiHidden/>
     <w:rsid w:val="00FC693F"/>
     <w:rPr>
-      <w:rFonts w:asciiTheme="majorHAnsi" w:cstheme="majorBidi" w:eastAsiaTheme="majorEastAsia" w:hAnsiTheme="majorHAnsi"/>
+      <w:rFonts w:asciiTheme="majorHAnsi" w:cstheme="majorBidi" w:hAnsiTheme="majorHAnsi" w:eastAsia="黑体"/>
       <w:i/>
       <w:iCs/>
       <w:color w:themeColor="text1" w:themeTint="BF" w:val="404040"/>
@@ -3520,6 +3804,7 @@
       <w:spacing w:line="240" w:lineRule="auto"/>
     </w:pPr>
     <w:rPr>
+      <w:rFonts w:eastAsia="黑体"/>
       <w:b/>
       <w:bCs/>
       <w:color w:themeColor="accent1" w:val="4F81BD"/>
@@ -3534,6 +3819,7 @@
     <w:qFormat/>
     <w:rsid w:val="00FC693F"/>
     <w:rPr>
+      <w:rFonts w:eastAsia="黑体"/>
       <w:b/>
       <w:bCs/>
     </w:rPr>
@@ -3545,6 +3831,7 @@
     <w:qFormat/>
     <w:rsid w:val="00FC693F"/>
     <w:rPr>
+      <w:rFonts w:eastAsia="黑体"/>
       <w:i/>
       <w:iCs/>
     </w:rPr>
@@ -3565,6 +3852,7 @@
       <w:ind w:left="936" w:right="936"/>
     </w:pPr>
     <w:rPr>
+      <w:rFonts w:eastAsia="黑体"/>
       <w:b/>
       <w:bCs/>
       <w:i/>
@@ -3579,6 +3867,7 @@
     <w:uiPriority w:val="30"/>
     <w:rsid w:val="00FC693F"/>
     <w:rPr>
+      <w:rFonts w:eastAsia="黑体"/>
       <w:b/>
       <w:bCs/>
       <w:i/>
@@ -3593,6 +3882,7 @@
     <w:qFormat/>
     <w:rsid w:val="00FC693F"/>
     <w:rPr>
+      <w:rFonts w:eastAsia="黑体"/>
       <w:i/>
       <w:iCs/>
       <w:color w:themeColor="text1" w:themeTint="7F" w:val="808080"/>
@@ -3605,6 +3895,7 @@
     <w:qFormat/>
     <w:rsid w:val="00FC693F"/>
     <w:rPr>
+      <w:rFonts w:eastAsia="黑体"/>
       <w:b/>
       <w:bCs/>
       <w:i/>
@@ -3619,6 +3910,7 @@
     <w:qFormat/>
     <w:rsid w:val="00FC693F"/>
     <w:rPr>
+      <w:rFonts w:eastAsia="黑体"/>
       <w:smallCaps/>
       <w:color w:themeColor="accent2" w:val="C0504D"/>
       <w:u w:val="single"/>
@@ -3631,6 +3923,7 @@
     <w:qFormat/>
     <w:rsid w:val="00FC693F"/>
     <w:rPr>
+      <w:rFonts w:eastAsia="黑体"/>
       <w:b/>
       <w:bCs/>
       <w:smallCaps/>
@@ -3646,6 +3939,7 @@
     <w:qFormat/>
     <w:rsid w:val="00FC693F"/>
     <w:rPr>
+      <w:rFonts w:eastAsia="黑体"/>
       <w:b/>
       <w:bCs/>
       <w:smallCaps/>
@@ -3700,6 +3994,7 @@
       <w:spacing w:after="0" w:line="240" w:lineRule="auto"/>
     </w:pPr>
     <w:rPr>
+      <w:rFonts w:eastAsia="黑体"/>
       <w:color w:themeColor="text1" w:themeShade="BF" w:val="000000"/>
     </w:rPr>
     <w:tblPr>
@@ -3722,6 +4017,7 @@
         <w:spacing w:after="0" w:before="0" w:line="240" w:lineRule="auto"/>
       </w:pPr>
       <w:rPr>
+        <w:rFonts w:eastAsia="黑体"/>
         <w:b/>
         <w:bCs/>
       </w:rPr>
@@ -3742,6 +4038,7 @@
         <w:spacing w:after="0" w:before="0" w:line="240" w:lineRule="auto"/>
       </w:pPr>
       <w:rPr>
+        <w:rFonts w:eastAsia="黑体"/>
         <w:b/>
         <w:bCs/>
       </w:rPr>
@@ -3759,12 +4056,14 @@
     </w:tblStylePr>
     <w:tblStylePr w:type="firstCol">
       <w:rPr>
+        <w:rFonts w:eastAsia="黑体"/>
         <w:b/>
         <w:bCs/>
       </w:rPr>
     </w:tblStylePr>
     <w:tblStylePr w:type="lastCol">
       <w:rPr>
+        <w:rFonts w:eastAsia="黑体"/>
         <w:b/>
         <w:bCs/>
       </w:rPr>
@@ -3803,6 +4102,7 @@
       <w:spacing w:after="0" w:line="240" w:lineRule="auto"/>
     </w:pPr>
     <w:rPr>
+      <w:rFonts w:eastAsia="黑体"/>
       <w:color w:themeColor="accent1" w:themeShade="BF" w:val="365F91"/>
     </w:rPr>
     <w:tblPr>
@@ -3825,6 +4125,7 @@
         <w:spacing w:after="0" w:before="0" w:line="240" w:lineRule="auto"/>
       </w:pPr>
       <w:rPr>
+        <w:rFonts w:eastAsia="黑体"/>
         <w:b/>
         <w:bCs/>
       </w:rPr>
@@ -3845,6 +4146,7 @@
         <w:spacing w:after="0" w:before="0" w:line="240" w:lineRule="auto"/>
       </w:pPr>
       <w:rPr>
+        <w:rFonts w:eastAsia="黑体"/>
         <w:b/>
         <w:bCs/>
       </w:rPr>
@@ -3862,12 +4164,14 @@
     </w:tblStylePr>
     <w:tblStylePr w:type="firstCol">
       <w:rPr>
+        <w:rFonts w:eastAsia="黑体"/>
         <w:b/>
         <w:bCs/>
       </w:rPr>
     </w:tblStylePr>
     <w:tblStylePr w:type="lastCol">
       <w:rPr>
+        <w:rFonts w:eastAsia="黑体"/>
         <w:b/>
         <w:bCs/>
       </w:rPr>
@@ -3906,6 +4210,7 @@
       <w:spacing w:after="0" w:line="240" w:lineRule="auto"/>
     </w:pPr>
     <w:rPr>
+      <w:rFonts w:eastAsia="黑体"/>
       <w:color w:themeColor="accent2" w:themeShade="BF" w:val="943634"/>
     </w:rPr>
     <w:tblPr>
@@ -3928,6 +4233,7 @@
         <w:spacing w:after="0" w:before="0" w:line="240" w:lineRule="auto"/>
       </w:pPr>
       <w:rPr>
+        <w:rFonts w:eastAsia="黑体"/>
         <w:b/>
         <w:bCs/>
       </w:rPr>
@@ -3948,6 +4254,7 @@
         <w:spacing w:after="0" w:before="0" w:line="240" w:lineRule="auto"/>
       </w:pPr>
       <w:rPr>
+        <w:rFonts w:eastAsia="黑体"/>
         <w:b/>
         <w:bCs/>
       </w:rPr>
@@ -3965,12 +4272,14 @@
     </w:tblStylePr>
     <w:tblStylePr w:type="firstCol">
       <w:rPr>
+        <w:rFonts w:eastAsia="黑体"/>
         <w:b/>
         <w:bCs/>
       </w:rPr>
     </w:tblStylePr>
     <w:tblStylePr w:type="lastCol">
       <w:rPr>
+        <w:rFonts w:eastAsia="黑体"/>
         <w:b/>
         <w:bCs/>
       </w:rPr>
@@ -4009,6 +4318,7 @@
       <w:spacing w:after="0" w:line="240" w:lineRule="auto"/>
     </w:pPr>
     <w:rPr>
+      <w:rFonts w:eastAsia="黑体"/>
       <w:color w:themeColor="accent3" w:themeShade="BF" w:val="76923C"/>
     </w:rPr>
     <w:tblPr>
@@ -4031,6 +4341,7 @@
         <w:spacing w:after="0" w:before="0" w:line="240" w:lineRule="auto"/>
       </w:pPr>
       <w:rPr>
+        <w:rFonts w:eastAsia="黑体"/>
         <w:b/>
         <w:bCs/>
       </w:rPr>
@@ -4051,6 +4362,7 @@
         <w:spacing w:after="0" w:before="0" w:line="240" w:lineRule="auto"/>
       </w:pPr>
       <w:rPr>
+        <w:rFonts w:eastAsia="黑体"/>
         <w:b/>
         <w:bCs/>
       </w:rPr>
@@ -4068,12 +4380,14 @@
     </w:tblStylePr>
     <w:tblStylePr w:type="firstCol">
       <w:rPr>
+        <w:rFonts w:eastAsia="黑体"/>
         <w:b/>
         <w:bCs/>
       </w:rPr>
     </w:tblStylePr>
     <w:tblStylePr w:type="lastCol">
       <w:rPr>
+        <w:rFonts w:eastAsia="黑体"/>
         <w:b/>
         <w:bCs/>
       </w:rPr>
@@ -4112,6 +4426,7 @@
       <w:spacing w:after="0" w:line="240" w:lineRule="auto"/>
     </w:pPr>
     <w:rPr>
+      <w:rFonts w:eastAsia="黑体"/>
       <w:color w:themeColor="accent4" w:themeShade="BF" w:val="5F497A"/>
     </w:rPr>
     <w:tblPr>
@@ -4134,6 +4449,7 @@
         <w:spacing w:after="0" w:before="0" w:line="240" w:lineRule="auto"/>
       </w:pPr>
       <w:rPr>
+        <w:rFonts w:eastAsia="黑体"/>
         <w:b/>
         <w:bCs/>
       </w:rPr>
@@ -4154,6 +4470,7 @@
         <w:spacing w:after="0" w:before="0" w:line="240" w:lineRule="auto"/>
       </w:pPr>
       <w:rPr>
+        <w:rFonts w:eastAsia="黑体"/>
         <w:b/>
         <w:bCs/>
       </w:rPr>
@@ -4171,12 +4488,14 @@
     </w:tblStylePr>
     <w:tblStylePr w:type="firstCol">
       <w:rPr>
+        <w:rFonts w:eastAsia="黑体"/>
         <w:b/>
         <w:bCs/>
       </w:rPr>
     </w:tblStylePr>
     <w:tblStylePr w:type="lastCol">
       <w:rPr>
+        <w:rFonts w:eastAsia="黑体"/>
         <w:b/>
         <w:bCs/>
       </w:rPr>
@@ -4215,6 +4534,7 @@
       <w:spacing w:after="0" w:line="240" w:lineRule="auto"/>
     </w:pPr>
     <w:rPr>
+      <w:rFonts w:eastAsia="黑体"/>
       <w:color w:themeColor="accent5" w:themeShade="BF" w:val="31849B"/>
     </w:rPr>
     <w:tblPr>
@@ -4237,6 +4557,7 @@
         <w:spacing w:after="0" w:before="0" w:line="240" w:lineRule="auto"/>
       </w:pPr>
       <w:rPr>
+        <w:rFonts w:eastAsia="黑体"/>
         <w:b/>
         <w:bCs/>
       </w:rPr>
@@ -4257,6 +4578,7 @@
         <w:spacing w:after="0" w:before="0" w:line="240" w:lineRule="auto"/>
       </w:pPr>
       <w:rPr>
+        <w:rFonts w:eastAsia="黑体"/>
         <w:b/>
         <w:bCs/>
       </w:rPr>
@@ -4274,12 +4596,14 @@
     </w:tblStylePr>
     <w:tblStylePr w:type="firstCol">
       <w:rPr>
+        <w:rFonts w:eastAsia="黑体"/>
         <w:b/>
         <w:bCs/>
       </w:rPr>
     </w:tblStylePr>
     <w:tblStylePr w:type="lastCol">
       <w:rPr>
+        <w:rFonts w:eastAsia="黑体"/>
         <w:b/>
         <w:bCs/>
       </w:rPr>
@@ -4318,6 +4642,7 @@
       <w:spacing w:after="0" w:line="240" w:lineRule="auto"/>
     </w:pPr>
     <w:rPr>
+      <w:rFonts w:eastAsia="黑体"/>
       <w:color w:themeColor="accent6" w:themeShade="BF" w:val="E36C0A"/>
     </w:rPr>
     <w:tblPr>
@@ -4340,6 +4665,7 @@
         <w:spacing w:after="0" w:before="0" w:line="240" w:lineRule="auto"/>
       </w:pPr>
       <w:rPr>
+        <w:rFonts w:eastAsia="黑体"/>
         <w:b/>
         <w:bCs/>
       </w:rPr>
@@ -4360,6 +4686,7 @@
         <w:spacing w:after="0" w:before="0" w:line="240" w:lineRule="auto"/>
       </w:pPr>
       <w:rPr>
+        <w:rFonts w:eastAsia="黑体"/>
         <w:b/>
         <w:bCs/>
       </w:rPr>
@@ -4377,12 +4704,14 @@
     </w:tblStylePr>
     <w:tblStylePr w:type="firstCol">
       <w:rPr>
+        <w:rFonts w:eastAsia="黑体"/>
         <w:b/>
         <w:bCs/>
       </w:rPr>
     </w:tblStylePr>
     <w:tblStylePr w:type="lastCol">
       <w:rPr>
+        <w:rFonts w:eastAsia="黑体"/>
         <w:b/>
         <w:bCs/>
       </w:rPr>
@@ -4442,6 +4771,7 @@
         <w:spacing w:after="0" w:before="0" w:line="240" w:lineRule="auto"/>
       </w:pPr>
       <w:rPr>
+        <w:rFonts w:eastAsia="黑体"/>
         <w:b/>
         <w:bCs/>
         <w:color w:themeColor="background1" w:val="FFFFFF"/>
@@ -4456,6 +4786,7 @@
         <w:spacing w:after="0" w:before="0" w:line="240" w:lineRule="auto"/>
       </w:pPr>
       <w:rPr>
+        <w:rFonts w:eastAsia="黑体"/>
         <w:b/>
         <w:bCs/>
       </w:rPr>
@@ -4471,12 +4802,14 @@
     </w:tblStylePr>
     <w:tblStylePr w:type="firstCol">
       <w:rPr>
+        <w:rFonts w:eastAsia="黑体"/>
         <w:b/>
         <w:bCs/>
       </w:rPr>
     </w:tblStylePr>
     <w:tblStylePr w:type="lastCol">
       <w:rPr>
+        <w:rFonts w:eastAsia="黑体"/>
         <w:b/>
         <w:bCs/>
       </w:rPr>
@@ -4534,6 +4867,7 @@
         <w:spacing w:after="0" w:before="0" w:line="240" w:lineRule="auto"/>
       </w:pPr>
       <w:rPr>
+        <w:rFonts w:eastAsia="黑体"/>
         <w:b/>
         <w:bCs/>
         <w:color w:themeColor="background1" w:val="FFFFFF"/>
@@ -4548,6 +4882,7 @@
         <w:spacing w:after="0" w:before="0" w:line="240" w:lineRule="auto"/>
       </w:pPr>
       <w:rPr>
+        <w:rFonts w:eastAsia="黑体"/>
         <w:b/>
         <w:bCs/>
       </w:rPr>
@@ -4563,12 +4898,14 @@
     </w:tblStylePr>
     <w:tblStylePr w:type="firstCol">
       <w:rPr>
+        <w:rFonts w:eastAsia="黑体"/>
         <w:b/>
         <w:bCs/>
       </w:rPr>
     </w:tblStylePr>
     <w:tblStylePr w:type="lastCol">
       <w:rPr>
+        <w:rFonts w:eastAsia="黑体"/>
         <w:b/>
         <w:bCs/>
       </w:rPr>
@@ -4626,6 +4963,7 @@
         <w:spacing w:after="0" w:before="0" w:line="240" w:lineRule="auto"/>
       </w:pPr>
       <w:rPr>
+        <w:rFonts w:eastAsia="黑体"/>
         <w:b/>
         <w:bCs/>
         <w:color w:themeColor="background1" w:val="FFFFFF"/>
@@ -4640,6 +4978,7 @@
         <w:spacing w:after="0" w:before="0" w:line="240" w:lineRule="auto"/>
       </w:pPr>
       <w:rPr>
+        <w:rFonts w:eastAsia="黑体"/>
         <w:b/>
         <w:bCs/>
       </w:rPr>
@@ -4655,12 +4994,14 @@
     </w:tblStylePr>
     <w:tblStylePr w:type="firstCol">
       <w:rPr>
+        <w:rFonts w:eastAsia="黑体"/>
         <w:b/>
         <w:bCs/>
       </w:rPr>
     </w:tblStylePr>
     <w:tblStylePr w:type="lastCol">
       <w:rPr>
+        <w:rFonts w:eastAsia="黑体"/>
         <w:b/>
         <w:bCs/>
       </w:rPr>
@@ -4718,6 +5059,7 @@
         <w:spacing w:after="0" w:before="0" w:line="240" w:lineRule="auto"/>
       </w:pPr>
       <w:rPr>
+        <w:rFonts w:eastAsia="黑体"/>
         <w:b/>
         <w:bCs/>
         <w:color w:themeColor="background1" w:val="FFFFFF"/>
@@ -4732,6 +5074,7 @@
         <w:spacing w:after="0" w:before="0" w:line="240" w:lineRule="auto"/>
       </w:pPr>
       <w:rPr>
+        <w:rFonts w:eastAsia="黑体"/>
         <w:b/>
         <w:bCs/>
       </w:rPr>
@@ -4747,12 +5090,14 @@
     </w:tblStylePr>
     <w:tblStylePr w:type="firstCol">
       <w:rPr>
+        <w:rFonts w:eastAsia="黑体"/>
         <w:b/>
         <w:bCs/>
       </w:rPr>
     </w:tblStylePr>
     <w:tblStylePr w:type="lastCol">
       <w:rPr>
+        <w:rFonts w:eastAsia="黑体"/>
         <w:b/>
         <w:bCs/>
       </w:rPr>
@@ -4810,6 +5155,7 @@
         <w:spacing w:after="0" w:before="0" w:line="240" w:lineRule="auto"/>
       </w:pPr>
       <w:rPr>
+        <w:rFonts w:eastAsia="黑体"/>
         <w:b/>
         <w:bCs/>
         <w:color w:themeColor="background1" w:val="FFFFFF"/>
@@ -4824,6 +5170,7 @@
         <w:spacing w:after="0" w:before="0" w:line="240" w:lineRule="auto"/>
       </w:pPr>
       <w:rPr>
+        <w:rFonts w:eastAsia="黑体"/>
         <w:b/>
         <w:bCs/>
       </w:rPr>
@@ -4839,12 +5186,14 @@
     </w:tblStylePr>
     <w:tblStylePr w:type="firstCol">
       <w:rPr>
+        <w:rFonts w:eastAsia="黑体"/>
         <w:b/>
         <w:bCs/>
       </w:rPr>
     </w:tblStylePr>
     <w:tblStylePr w:type="lastCol">
       <w:rPr>
+        <w:rFonts w:eastAsia="黑体"/>
         <w:b/>
         <w:bCs/>
       </w:rPr>
@@ -4902,6 +5251,7 @@
         <w:spacing w:after="0" w:before="0" w:line="240" w:lineRule="auto"/>
       </w:pPr>
       <w:rPr>
+        <w:rFonts w:eastAsia="黑体"/>
         <w:b/>
         <w:bCs/>
         <w:color w:themeColor="background1" w:val="FFFFFF"/>
@@ -4916,6 +5266,7 @@
         <w:spacing w:after="0" w:before="0" w:line="240" w:lineRule="auto"/>
       </w:pPr>
       <w:rPr>
+        <w:rFonts w:eastAsia="黑体"/>
         <w:b/>
         <w:bCs/>
       </w:rPr>
@@ -4931,12 +5282,14 @@
     </w:tblStylePr>
     <w:tblStylePr w:type="firstCol">
       <w:rPr>
+        <w:rFonts w:eastAsia="黑体"/>
         <w:b/>
         <w:bCs/>
       </w:rPr>
     </w:tblStylePr>
     <w:tblStylePr w:type="lastCol">
       <w:rPr>
+        <w:rFonts w:eastAsia="黑体"/>
         <w:b/>
         <w:bCs/>
       </w:rPr>
@@ -4994,6 +5347,7 @@
         <w:spacing w:after="0" w:before="0" w:line="240" w:lineRule="auto"/>
       </w:pPr>
       <w:rPr>
+        <w:rFonts w:eastAsia="黑体"/>
         <w:b/>
         <w:bCs/>
         <w:color w:themeColor="background1" w:val="FFFFFF"/>
@@ -5008,6 +5362,7 @@
         <w:spacing w:after="0" w:before="0" w:line="240" w:lineRule="auto"/>
       </w:pPr>
       <w:rPr>
+        <w:rFonts w:eastAsia="黑体"/>
         <w:b/>
         <w:bCs/>
       </w:rPr>
@@ -5023,12 +5378,14 @@
     </w:tblStylePr>
     <w:tblStylePr w:type="firstCol">
       <w:rPr>
+        <w:rFonts w:eastAsia="黑体"/>
         <w:b/>
         <w:bCs/>
       </w:rPr>
     </w:tblStylePr>
     <w:tblStylePr w:type="lastCol">
       <w:rPr>
+        <w:rFonts w:eastAsia="黑体"/>
         <w:b/>
         <w:bCs/>
       </w:rPr>
@@ -5088,7 +5445,7 @@
         <w:spacing w:after="0" w:before="0" w:line="240" w:lineRule="auto"/>
       </w:pPr>
       <w:rPr>
-        <w:rFonts w:asciiTheme="majorHAnsi" w:cstheme="majorBidi" w:eastAsiaTheme="majorEastAsia" w:hAnsiTheme="majorHAnsi"/>
+        <w:rFonts w:asciiTheme="majorHAnsi" w:cstheme="majorBidi" w:hAnsiTheme="majorHAnsi" w:eastAsia="黑体"/>
         <w:b/>
         <w:bCs/>
       </w:rPr>
@@ -5109,7 +5466,7 @@
         <w:spacing w:after="0" w:before="0" w:line="240" w:lineRule="auto"/>
       </w:pPr>
       <w:rPr>
-        <w:rFonts w:asciiTheme="majorHAnsi" w:cstheme="majorBidi" w:eastAsiaTheme="majorEastAsia" w:hAnsiTheme="majorHAnsi"/>
+        <w:rFonts w:asciiTheme="majorHAnsi" w:cstheme="majorBidi" w:hAnsiTheme="majorHAnsi" w:eastAsia="黑体"/>
         <w:b/>
         <w:bCs/>
       </w:rPr>
@@ -5127,14 +5484,14 @@
     </w:tblStylePr>
     <w:tblStylePr w:type="firstCol">
       <w:rPr>
-        <w:rFonts w:asciiTheme="majorHAnsi" w:cstheme="majorBidi" w:eastAsiaTheme="majorEastAsia" w:hAnsiTheme="majorHAnsi"/>
+        <w:rFonts w:asciiTheme="majorHAnsi" w:cstheme="majorBidi" w:hAnsiTheme="majorHAnsi" w:eastAsia="黑体"/>
         <w:b/>
         <w:bCs/>
       </w:rPr>
     </w:tblStylePr>
     <w:tblStylePr w:type="lastCol">
       <w:rPr>
-        <w:rFonts w:asciiTheme="majorHAnsi" w:cstheme="majorBidi" w:eastAsiaTheme="majorEastAsia" w:hAnsiTheme="majorHAnsi"/>
+        <w:rFonts w:asciiTheme="majorHAnsi" w:cstheme="majorBidi" w:hAnsiTheme="majorHAnsi" w:eastAsia="黑体"/>
         <w:b/>
         <w:bCs/>
       </w:rPr>
@@ -5218,7 +5575,7 @@
         <w:spacing w:after="0" w:before="0" w:line="240" w:lineRule="auto"/>
       </w:pPr>
       <w:rPr>
-        <w:rFonts w:asciiTheme="majorHAnsi" w:cstheme="majorBidi" w:eastAsiaTheme="majorEastAsia" w:hAnsiTheme="majorHAnsi"/>
+        <w:rFonts w:asciiTheme="majorHAnsi" w:cstheme="majorBidi" w:hAnsiTheme="majorHAnsi" w:eastAsia="黑体"/>
         <w:b/>
         <w:bCs/>
       </w:rPr>
@@ -5239,7 +5596,7 @@
         <w:spacing w:after="0" w:before="0" w:line="240" w:lineRule="auto"/>
       </w:pPr>
       <w:rPr>
-        <w:rFonts w:asciiTheme="majorHAnsi" w:cstheme="majorBidi" w:eastAsiaTheme="majorEastAsia" w:hAnsiTheme="majorHAnsi"/>
+        <w:rFonts w:asciiTheme="majorHAnsi" w:cstheme="majorBidi" w:hAnsiTheme="majorHAnsi" w:eastAsia="黑体"/>
         <w:b/>
         <w:bCs/>
       </w:rPr>
@@ -5257,14 +5614,14 @@
     </w:tblStylePr>
     <w:tblStylePr w:type="firstCol">
       <w:rPr>
-        <w:rFonts w:asciiTheme="majorHAnsi" w:cstheme="majorBidi" w:eastAsiaTheme="majorEastAsia" w:hAnsiTheme="majorHAnsi"/>
+        <w:rFonts w:asciiTheme="majorHAnsi" w:cstheme="majorBidi" w:hAnsiTheme="majorHAnsi" w:eastAsia="黑体"/>
         <w:b/>
         <w:bCs/>
       </w:rPr>
     </w:tblStylePr>
     <w:tblStylePr w:type="lastCol">
       <w:rPr>
-        <w:rFonts w:asciiTheme="majorHAnsi" w:cstheme="majorBidi" w:eastAsiaTheme="majorEastAsia" w:hAnsiTheme="majorHAnsi"/>
+        <w:rFonts w:asciiTheme="majorHAnsi" w:cstheme="majorBidi" w:hAnsiTheme="majorHAnsi" w:eastAsia="黑体"/>
         <w:b/>
         <w:bCs/>
       </w:rPr>
@@ -5348,7 +5705,7 @@
         <w:spacing w:after="0" w:before="0" w:line="240" w:lineRule="auto"/>
       </w:pPr>
       <w:rPr>
-        <w:rFonts w:asciiTheme="majorHAnsi" w:cstheme="majorBidi" w:eastAsiaTheme="majorEastAsia" w:hAnsiTheme="majorHAnsi"/>
+        <w:rFonts w:asciiTheme="majorHAnsi" w:cstheme="majorBidi" w:hAnsiTheme="majorHAnsi" w:eastAsia="黑体"/>
         <w:b/>
         <w:bCs/>
       </w:rPr>
@@ -5369,7 +5726,7 @@
         <w:spacing w:after="0" w:before="0" w:line="240" w:lineRule="auto"/>
       </w:pPr>
       <w:rPr>
-        <w:rFonts w:asciiTheme="majorHAnsi" w:cstheme="majorBidi" w:eastAsiaTheme="majorEastAsia" w:hAnsiTheme="majorHAnsi"/>
+        <w:rFonts w:asciiTheme="majorHAnsi" w:cstheme="majorBidi" w:hAnsiTheme="majorHAnsi" w:eastAsia="黑体"/>
         <w:b/>
         <w:bCs/>
       </w:rPr>
@@ -5387,14 +5744,14 @@
     </w:tblStylePr>
     <w:tblStylePr w:type="firstCol">
       <w:rPr>
-        <w:rFonts w:asciiTheme="majorHAnsi" w:cstheme="majorBidi" w:eastAsiaTheme="majorEastAsia" w:hAnsiTheme="majorHAnsi"/>
+        <w:rFonts w:asciiTheme="majorHAnsi" w:cstheme="majorBidi" w:hAnsiTheme="majorHAnsi" w:eastAsia="黑体"/>
         <w:b/>
         <w:bCs/>
       </w:rPr>
     </w:tblStylePr>
     <w:tblStylePr w:type="lastCol">
       <w:rPr>
-        <w:rFonts w:asciiTheme="majorHAnsi" w:cstheme="majorBidi" w:eastAsiaTheme="majorEastAsia" w:hAnsiTheme="majorHAnsi"/>
+        <w:rFonts w:asciiTheme="majorHAnsi" w:cstheme="majorBidi" w:hAnsiTheme="majorHAnsi" w:eastAsia="黑体"/>
         <w:b/>
         <w:bCs/>
       </w:rPr>
@@ -5478,7 +5835,7 @@
         <w:spacing w:after="0" w:before="0" w:line="240" w:lineRule="auto"/>
       </w:pPr>
       <w:rPr>
-        <w:rFonts w:asciiTheme="majorHAnsi" w:cstheme="majorBidi" w:eastAsiaTheme="majorEastAsia" w:hAnsiTheme="majorHAnsi"/>
+        <w:rFonts w:asciiTheme="majorHAnsi" w:cstheme="majorBidi" w:hAnsiTheme="majorHAnsi" w:eastAsia="黑体"/>
         <w:b/>
         <w:bCs/>
       </w:rPr>
@@ -5499,7 +5856,7 @@
         <w:spacing w:after="0" w:before="0" w:line="240" w:lineRule="auto"/>
       </w:pPr>
       <w:rPr>
-        <w:rFonts w:asciiTheme="majorHAnsi" w:cstheme="majorBidi" w:eastAsiaTheme="majorEastAsia" w:hAnsiTheme="majorHAnsi"/>
+        <w:rFonts w:asciiTheme="majorHAnsi" w:cstheme="majorBidi" w:hAnsiTheme="majorHAnsi" w:eastAsia="黑体"/>
         <w:b/>
         <w:bCs/>
       </w:rPr>
@@ -5517,14 +5874,14 @@
     </w:tblStylePr>
     <w:tblStylePr w:type="firstCol">
       <w:rPr>
-        <w:rFonts w:asciiTheme="majorHAnsi" w:cstheme="majorBidi" w:eastAsiaTheme="majorEastAsia" w:hAnsiTheme="majorHAnsi"/>
+        <w:rFonts w:asciiTheme="majorHAnsi" w:cstheme="majorBidi" w:hAnsiTheme="majorHAnsi" w:eastAsia="黑体"/>
         <w:b/>
         <w:bCs/>
       </w:rPr>
     </w:tblStylePr>
     <w:tblStylePr w:type="lastCol">
       <w:rPr>
-        <w:rFonts w:asciiTheme="majorHAnsi" w:cstheme="majorBidi" w:eastAsiaTheme="majorEastAsia" w:hAnsiTheme="majorHAnsi"/>
+        <w:rFonts w:asciiTheme="majorHAnsi" w:cstheme="majorBidi" w:hAnsiTheme="majorHAnsi" w:eastAsia="黑体"/>
         <w:b/>
         <w:bCs/>
       </w:rPr>
@@ -5608,7 +5965,7 @@
         <w:spacing w:after="0" w:before="0" w:line="240" w:lineRule="auto"/>
       </w:pPr>
       <w:rPr>
-        <w:rFonts w:asciiTheme="majorHAnsi" w:cstheme="majorBidi" w:eastAsiaTheme="majorEastAsia" w:hAnsiTheme="majorHAnsi"/>
+        <w:rFonts w:asciiTheme="majorHAnsi" w:cstheme="majorBidi" w:hAnsiTheme="majorHAnsi" w:eastAsia="黑体"/>
         <w:b/>
         <w:bCs/>
       </w:rPr>
@@ -5629,7 +5986,7 @@
         <w:spacing w:after="0" w:before="0" w:line="240" w:lineRule="auto"/>
       </w:pPr>
       <w:rPr>
-        <w:rFonts w:asciiTheme="majorHAnsi" w:cstheme="majorBidi" w:eastAsiaTheme="majorEastAsia" w:hAnsiTheme="majorHAnsi"/>
+        <w:rFonts w:asciiTheme="majorHAnsi" w:cstheme="majorBidi" w:hAnsiTheme="majorHAnsi" w:eastAsia="黑体"/>
         <w:b/>
         <w:bCs/>
       </w:rPr>
@@ -5647,14 +6004,14 @@
     </w:tblStylePr>
     <w:tblStylePr w:type="firstCol">
       <w:rPr>
-        <w:rFonts w:asciiTheme="majorHAnsi" w:cstheme="majorBidi" w:eastAsiaTheme="majorEastAsia" w:hAnsiTheme="majorHAnsi"/>
+        <w:rFonts w:asciiTheme="majorHAnsi" w:cstheme="majorBidi" w:hAnsiTheme="majorHAnsi" w:eastAsia="黑体"/>
         <w:b/>
         <w:bCs/>
       </w:rPr>
     </w:tblStylePr>
     <w:tblStylePr w:type="lastCol">
       <w:rPr>
-        <w:rFonts w:asciiTheme="majorHAnsi" w:cstheme="majorBidi" w:eastAsiaTheme="majorEastAsia" w:hAnsiTheme="majorHAnsi"/>
+        <w:rFonts w:asciiTheme="majorHAnsi" w:cstheme="majorBidi" w:hAnsiTheme="majorHAnsi" w:eastAsia="黑体"/>
         <w:b/>
         <w:bCs/>
       </w:rPr>
@@ -5738,7 +6095,7 @@
         <w:spacing w:after="0" w:before="0" w:line="240" w:lineRule="auto"/>
       </w:pPr>
       <w:rPr>
-        <w:rFonts w:asciiTheme="majorHAnsi" w:cstheme="majorBidi" w:eastAsiaTheme="majorEastAsia" w:hAnsiTheme="majorHAnsi"/>
+        <w:rFonts w:asciiTheme="majorHAnsi" w:cstheme="majorBidi" w:hAnsiTheme="majorHAnsi" w:eastAsia="黑体"/>
         <w:b/>
         <w:bCs/>
       </w:rPr>
@@ -5759,7 +6116,7 @@
         <w:spacing w:after="0" w:before="0" w:line="240" w:lineRule="auto"/>
       </w:pPr>
       <w:rPr>
-        <w:rFonts w:asciiTheme="majorHAnsi" w:cstheme="majorBidi" w:eastAsiaTheme="majorEastAsia" w:hAnsiTheme="majorHAnsi"/>
+        <w:rFonts w:asciiTheme="majorHAnsi" w:cstheme="majorBidi" w:hAnsiTheme="majorHAnsi" w:eastAsia="黑体"/>
         <w:b/>
         <w:bCs/>
       </w:rPr>
@@ -5777,14 +6134,14 @@
     </w:tblStylePr>
     <w:tblStylePr w:type="firstCol">
       <w:rPr>
-        <w:rFonts w:asciiTheme="majorHAnsi" w:cstheme="majorBidi" w:eastAsiaTheme="majorEastAsia" w:hAnsiTheme="majorHAnsi"/>
+        <w:rFonts w:asciiTheme="majorHAnsi" w:cstheme="majorBidi" w:hAnsiTheme="majorHAnsi" w:eastAsia="黑体"/>
         <w:b/>
         <w:bCs/>
       </w:rPr>
     </w:tblStylePr>
     <w:tblStylePr w:type="lastCol">
       <w:rPr>
-        <w:rFonts w:asciiTheme="majorHAnsi" w:cstheme="majorBidi" w:eastAsiaTheme="majorEastAsia" w:hAnsiTheme="majorHAnsi"/>
+        <w:rFonts w:asciiTheme="majorHAnsi" w:cstheme="majorBidi" w:hAnsiTheme="majorHAnsi" w:eastAsia="黑体"/>
         <w:b/>
         <w:bCs/>
       </w:rPr>
@@ -5868,7 +6225,7 @@
         <w:spacing w:after="0" w:before="0" w:line="240" w:lineRule="auto"/>
       </w:pPr>
       <w:rPr>
-        <w:rFonts w:asciiTheme="majorHAnsi" w:cstheme="majorBidi" w:eastAsiaTheme="majorEastAsia" w:hAnsiTheme="majorHAnsi"/>
+        <w:rFonts w:asciiTheme="majorHAnsi" w:cstheme="majorBidi" w:hAnsiTheme="majorHAnsi" w:eastAsia="黑体"/>
         <w:b/>
         <w:bCs/>
       </w:rPr>
@@ -5889,7 +6246,7 @@
         <w:spacing w:after="0" w:before="0" w:line="240" w:lineRule="auto"/>
       </w:pPr>
       <w:rPr>
-        <w:rFonts w:asciiTheme="majorHAnsi" w:cstheme="majorBidi" w:eastAsiaTheme="majorEastAsia" w:hAnsiTheme="majorHAnsi"/>
+        <w:rFonts w:asciiTheme="majorHAnsi" w:cstheme="majorBidi" w:hAnsiTheme="majorHAnsi" w:eastAsia="黑体"/>
         <w:b/>
         <w:bCs/>
       </w:rPr>
@@ -5907,14 +6264,14 @@
     </w:tblStylePr>
     <w:tblStylePr w:type="firstCol">
       <w:rPr>
-        <w:rFonts w:asciiTheme="majorHAnsi" w:cstheme="majorBidi" w:eastAsiaTheme="majorEastAsia" w:hAnsiTheme="majorHAnsi"/>
+        <w:rFonts w:asciiTheme="majorHAnsi" w:cstheme="majorBidi" w:hAnsiTheme="majorHAnsi" w:eastAsia="黑体"/>
         <w:b/>
         <w:bCs/>
       </w:rPr>
     </w:tblStylePr>
     <w:tblStylePr w:type="lastCol">
       <w:rPr>
-        <w:rFonts w:asciiTheme="majorHAnsi" w:cstheme="majorBidi" w:eastAsiaTheme="majorEastAsia" w:hAnsiTheme="majorHAnsi"/>
+        <w:rFonts w:asciiTheme="majorHAnsi" w:cstheme="majorBidi" w:hAnsiTheme="majorHAnsi" w:eastAsia="黑体"/>
         <w:b/>
         <w:bCs/>
       </w:rPr>
@@ -5997,6 +6354,7 @@
         <w:spacing w:after="0" w:before="0" w:line="240" w:lineRule="auto"/>
       </w:pPr>
       <w:rPr>
+        <w:rFonts w:eastAsia="黑体"/>
         <w:b/>
         <w:bCs/>
         <w:color w:themeColor="background1" w:val="FFFFFF"/>
@@ -6019,6 +6377,7 @@
         <w:spacing w:after="0" w:before="0" w:line="240" w:lineRule="auto"/>
       </w:pPr>
       <w:rPr>
+        <w:rFonts w:eastAsia="黑体"/>
         <w:b/>
         <w:bCs/>
       </w:rPr>
@@ -6036,12 +6395,14 @@
     </w:tblStylePr>
     <w:tblStylePr w:type="firstCol">
       <w:rPr>
+        <w:rFonts w:eastAsia="黑体"/>
         <w:b/>
         <w:bCs/>
       </w:rPr>
     </w:tblStylePr>
     <w:tblStylePr w:type="lastCol">
       <w:rPr>
+        <w:rFonts w:eastAsia="黑体"/>
         <w:b/>
         <w:bCs/>
       </w:rPr>
@@ -6103,6 +6464,7 @@
         <w:spacing w:after="0" w:before="0" w:line="240" w:lineRule="auto"/>
       </w:pPr>
       <w:rPr>
+        <w:rFonts w:eastAsia="黑体"/>
         <w:b/>
         <w:bCs/>
         <w:color w:themeColor="background1" w:val="FFFFFF"/>
@@ -6125,6 +6487,7 @@
         <w:spacing w:after="0" w:before="0" w:line="240" w:lineRule="auto"/>
       </w:pPr>
       <w:rPr>
+        <w:rFonts w:eastAsia="黑体"/>
         <w:b/>
         <w:bCs/>
       </w:rPr>
@@ -6142,12 +6505,14 @@
     </w:tblStylePr>
     <w:tblStylePr w:type="firstCol">
       <w:rPr>
+        <w:rFonts w:eastAsia="黑体"/>
         <w:b/>
         <w:bCs/>
       </w:rPr>
     </w:tblStylePr>
     <w:tblStylePr w:type="lastCol">
       <w:rPr>
+        <w:rFonts w:eastAsia="黑体"/>
         <w:b/>
         <w:bCs/>
       </w:rPr>
@@ -6209,6 +6574,7 @@
         <w:spacing w:after="0" w:before="0" w:line="240" w:lineRule="auto"/>
       </w:pPr>
       <w:rPr>
+        <w:rFonts w:eastAsia="黑体"/>
         <w:b/>
         <w:bCs/>
         <w:color w:themeColor="background1" w:val="FFFFFF"/>
@@ -6231,6 +6597,7 @@
         <w:spacing w:after="0" w:before="0" w:line="240" w:lineRule="auto"/>
       </w:pPr>
       <w:rPr>
+        <w:rFonts w:eastAsia="黑体"/>
         <w:b/>
         <w:bCs/>
       </w:rPr>
@@ -6248,12 +6615,14 @@
     </w:tblStylePr>
     <w:tblStylePr w:type="firstCol">
       <w:rPr>
+        <w:rFonts w:eastAsia="黑体"/>
         <w:b/>
         <w:bCs/>
       </w:rPr>
     </w:tblStylePr>
     <w:tblStylePr w:type="lastCol">
       <w:rPr>
+        <w:rFonts w:eastAsia="黑体"/>
         <w:b/>
         <w:bCs/>
       </w:rPr>
@@ -6315,6 +6684,7 @@
         <w:spacing w:after="0" w:before="0" w:line="240" w:lineRule="auto"/>
       </w:pPr>
       <w:rPr>
+        <w:rFonts w:eastAsia="黑体"/>
         <w:b/>
         <w:bCs/>
         <w:color w:themeColor="background1" w:val="FFFFFF"/>
@@ -6337,6 +6707,7 @@
         <w:spacing w:after="0" w:before="0" w:line="240" w:lineRule="auto"/>
       </w:pPr>
       <w:rPr>
+        <w:rFonts w:eastAsia="黑体"/>
         <w:b/>
         <w:bCs/>
       </w:rPr>
@@ -6354,12 +6725,14 @@
     </w:tblStylePr>
     <w:tblStylePr w:type="firstCol">
       <w:rPr>
+        <w:rFonts w:eastAsia="黑体"/>
         <w:b/>
         <w:bCs/>
       </w:rPr>
     </w:tblStylePr>
     <w:tblStylePr w:type="lastCol">
       <w:rPr>
+        <w:rFonts w:eastAsia="黑体"/>
         <w:b/>
         <w:bCs/>
       </w:rPr>
@@ -6421,6 +6794,7 @@
         <w:spacing w:after="0" w:before="0" w:line="240" w:lineRule="auto"/>
       </w:pPr>
       <w:rPr>
+        <w:rFonts w:eastAsia="黑体"/>
         <w:b/>
         <w:bCs/>
         <w:color w:themeColor="background1" w:val="FFFFFF"/>
@@ -6443,6 +6817,7 @@
         <w:spacing w:after="0" w:before="0" w:line="240" w:lineRule="auto"/>
       </w:pPr>
       <w:rPr>
+        <w:rFonts w:eastAsia="黑体"/>
         <w:b/>
         <w:bCs/>
       </w:rPr>
@@ -6460,12 +6835,14 @@
     </w:tblStylePr>
     <w:tblStylePr w:type="firstCol">
       <w:rPr>
+        <w:rFonts w:eastAsia="黑体"/>
         <w:b/>
         <w:bCs/>
       </w:rPr>
     </w:tblStylePr>
     <w:tblStylePr w:type="lastCol">
       <w:rPr>
+        <w:rFonts w:eastAsia="黑体"/>
         <w:b/>
         <w:bCs/>
       </w:rPr>
@@ -6527,6 +6904,7 @@
         <w:spacing w:after="0" w:before="0" w:line="240" w:lineRule="auto"/>
       </w:pPr>
       <w:rPr>
+        <w:rFonts w:eastAsia="黑体"/>
         <w:b/>
         <w:bCs/>
         <w:color w:themeColor="background1" w:val="FFFFFF"/>
@@ -6549,6 +6927,7 @@
         <w:spacing w:after="0" w:before="0" w:line="240" w:lineRule="auto"/>
       </w:pPr>
       <w:rPr>
+        <w:rFonts w:eastAsia="黑体"/>
         <w:b/>
         <w:bCs/>
       </w:rPr>
@@ -6566,12 +6945,14 @@
     </w:tblStylePr>
     <w:tblStylePr w:type="firstCol">
       <w:rPr>
+        <w:rFonts w:eastAsia="黑体"/>
         <w:b/>
         <w:bCs/>
       </w:rPr>
     </w:tblStylePr>
     <w:tblStylePr w:type="lastCol">
       <w:rPr>
+        <w:rFonts w:eastAsia="黑体"/>
         <w:b/>
         <w:bCs/>
       </w:rPr>
@@ -6633,6 +7014,7 @@
         <w:spacing w:after="0" w:before="0" w:line="240" w:lineRule="auto"/>
       </w:pPr>
       <w:rPr>
+        <w:rFonts w:eastAsia="黑体"/>
         <w:b/>
         <w:bCs/>
         <w:color w:themeColor="background1" w:val="FFFFFF"/>
@@ -6655,6 +7037,7 @@
         <w:spacing w:after="0" w:before="0" w:line="240" w:lineRule="auto"/>
       </w:pPr>
       <w:rPr>
+        <w:rFonts w:eastAsia="黑体"/>
         <w:b/>
         <w:bCs/>
       </w:rPr>
@@ -6672,12 +7055,14 @@
     </w:tblStylePr>
     <w:tblStylePr w:type="firstCol">
       <w:rPr>
+        <w:rFonts w:eastAsia="黑体"/>
         <w:b/>
         <w:bCs/>
       </w:rPr>
     </w:tblStylePr>
     <w:tblStylePr w:type="lastCol">
       <w:rPr>
+        <w:rFonts w:eastAsia="黑体"/>
         <w:b/>
         <w:bCs/>
       </w:rPr>
@@ -6736,6 +7121,7 @@
         <w:spacing w:after="0" w:before="0" w:line="240" w:lineRule="auto"/>
       </w:pPr>
       <w:rPr>
+        <w:rFonts w:eastAsia="黑体"/>
         <w:b/>
         <w:bCs/>
         <w:color w:themeColor="background1" w:val="FFFFFF"/>
@@ -6758,6 +7144,7 @@
         <w:spacing w:after="0" w:before="0" w:line="240" w:lineRule="auto"/>
       </w:pPr>
       <w:rPr>
+        <w:rFonts w:eastAsia="黑体"/>
         <w:color w:val="auto"/>
       </w:rPr>
       <w:tblPr/>
@@ -6775,6 +7162,7 @@
     </w:tblStylePr>
     <w:tblStylePr w:type="firstCol">
       <w:rPr>
+        <w:rFonts w:eastAsia="黑体"/>
         <w:b/>
         <w:bCs/>
         <w:color w:themeColor="background1" w:val="FFFFFF"/>
@@ -6794,6 +7182,7 @@
     </w:tblStylePr>
     <w:tblStylePr w:type="lastCol">
       <w:rPr>
+        <w:rFonts w:eastAsia="黑体"/>
         <w:b/>
         <w:bCs/>
         <w:color w:themeColor="background1" w:val="FFFFFF"/>
@@ -6842,6 +7231,7 @@
     </w:tblStylePr>
     <w:tblStylePr w:type="nwCell">
       <w:rPr>
+        <w:rFonts w:eastAsia="黑体"/>
         <w:color w:themeColor="background1" w:val="FFFFFF"/>
       </w:rPr>
       <w:tblPr/>
@@ -6885,6 +7275,7 @@
         <w:spacing w:after="0" w:before="0" w:line="240" w:lineRule="auto"/>
       </w:pPr>
       <w:rPr>
+        <w:rFonts w:eastAsia="黑体"/>
         <w:b/>
         <w:bCs/>
         <w:color w:themeColor="background1" w:val="FFFFFF"/>
@@ -6907,6 +7298,7 @@
         <w:spacing w:after="0" w:before="0" w:line="240" w:lineRule="auto"/>
       </w:pPr>
       <w:rPr>
+        <w:rFonts w:eastAsia="黑体"/>
         <w:color w:val="auto"/>
       </w:rPr>
       <w:tblPr/>
@@ -6924,6 +7316,7 @@
     </w:tblStylePr>
     <w:tblStylePr w:type="firstCol">
       <w:rPr>
+        <w:rFonts w:eastAsia="黑体"/>
         <w:b/>
         <w:bCs/>
         <w:color w:themeColor="background1" w:val="FFFFFF"/>
@@ -6943,6 +7336,7 @@
     </w:tblStylePr>
     <w:tblStylePr w:type="lastCol">
       <w:rPr>
+        <w:rFonts w:eastAsia="黑体"/>
         <w:b/>
         <w:bCs/>
         <w:color w:themeColor="background1" w:val="FFFFFF"/>
@@ -6991,6 +7385,7 @@
     </w:tblStylePr>
     <w:tblStylePr w:type="nwCell">
       <w:rPr>
+        <w:rFonts w:eastAsia="黑体"/>
         <w:color w:themeColor="background1" w:val="FFFFFF"/>
       </w:rPr>
       <w:tblPr/>
@@ -7034,6 +7429,7 @@
         <w:spacing w:after="0" w:before="0" w:line="240" w:lineRule="auto"/>
       </w:pPr>
       <w:rPr>
+        <w:rFonts w:eastAsia="黑体"/>
         <w:b/>
         <w:bCs/>
         <w:color w:themeColor="background1" w:val="FFFFFF"/>
@@ -7056,6 +7452,7 @@
         <w:spacing w:after="0" w:before="0" w:line="240" w:lineRule="auto"/>
       </w:pPr>
       <w:rPr>
+        <w:rFonts w:eastAsia="黑体"/>
         <w:color w:val="auto"/>
       </w:rPr>
       <w:tblPr/>
@@ -7073,6 +7470,7 @@
     </w:tblStylePr>
     <w:tblStylePr w:type="firstCol">
       <w:rPr>
+        <w:rFonts w:eastAsia="黑体"/>
         <w:b/>
         <w:bCs/>
         <w:color w:themeColor="background1" w:val="FFFFFF"/>
@@ -7092,6 +7490,7 @@
     </w:tblStylePr>
     <w:tblStylePr w:type="lastCol">
       <w:rPr>
+        <w:rFonts w:eastAsia="黑体"/>
         <w:b/>
         <w:bCs/>
         <w:color w:themeColor="background1" w:val="FFFFFF"/>
@@ -7140,6 +7539,7 @@
     </w:tblStylePr>
     <w:tblStylePr w:type="nwCell">
       <w:rPr>
+        <w:rFonts w:eastAsia="黑体"/>
         <w:color w:themeColor="background1" w:val="FFFFFF"/>
       </w:rPr>
       <w:tblPr/>
@@ -7183,6 +7583,7 @@
         <w:spacing w:after="0" w:before="0" w:line="240" w:lineRule="auto"/>
       </w:pPr>
       <w:rPr>
+        <w:rFonts w:eastAsia="黑体"/>
         <w:b/>
         <w:bCs/>
         <w:color w:themeColor="background1" w:val="FFFFFF"/>
@@ -7205,6 +7606,7 @@
         <w:spacing w:after="0" w:before="0" w:line="240" w:lineRule="auto"/>
       </w:pPr>
       <w:rPr>
+        <w:rFonts w:eastAsia="黑体"/>
         <w:color w:val="auto"/>
       </w:rPr>
       <w:tblPr/>
@@ -7222,6 +7624,7 @@
     </w:tblStylePr>
     <w:tblStylePr w:type="firstCol">
       <w:rPr>
+        <w:rFonts w:eastAsia="黑体"/>
         <w:b/>
         <w:bCs/>
         <w:color w:themeColor="background1" w:val="FFFFFF"/>
@@ -7241,6 +7644,7 @@
     </w:tblStylePr>
     <w:tblStylePr w:type="lastCol">
       <w:rPr>
+        <w:rFonts w:eastAsia="黑体"/>
         <w:b/>
         <w:bCs/>
         <w:color w:themeColor="background1" w:val="FFFFFF"/>
@@ -7289,6 +7693,7 @@
     </w:tblStylePr>
     <w:tblStylePr w:type="nwCell">
       <w:rPr>
+        <w:rFonts w:eastAsia="黑体"/>
         <w:color w:themeColor="background1" w:val="FFFFFF"/>
       </w:rPr>
       <w:tblPr/>
@@ -7332,6 +7737,7 @@
         <w:spacing w:after="0" w:before="0" w:line="240" w:lineRule="auto"/>
       </w:pPr>
       <w:rPr>
+        <w:rFonts w:eastAsia="黑体"/>
         <w:b/>
         <w:bCs/>
         <w:color w:themeColor="background1" w:val="FFFFFF"/>
@@ -7354,6 +7760,7 @@
         <w:spacing w:after="0" w:before="0" w:line="240" w:lineRule="auto"/>
       </w:pPr>
       <w:rPr>
+        <w:rFonts w:eastAsia="黑体"/>
         <w:color w:val="auto"/>
       </w:rPr>
       <w:tblPr/>
@@ -7371,6 +7778,7 @@
     </w:tblStylePr>
     <w:tblStylePr w:type="firstCol">
       <w:rPr>
+        <w:rFonts w:eastAsia="黑体"/>
         <w:b/>
         <w:bCs/>
         <w:color w:themeColor="background1" w:val="FFFFFF"/>
@@ -7390,6 +7798,7 @@
     </w:tblStylePr>
     <w:tblStylePr w:type="lastCol">
       <w:rPr>
+        <w:rFonts w:eastAsia="黑体"/>
         <w:b/>
         <w:bCs/>
         <w:color w:themeColor="background1" w:val="FFFFFF"/>
@@ -7438,6 +7847,7 @@
     </w:tblStylePr>
     <w:tblStylePr w:type="nwCell">
       <w:rPr>
+        <w:rFonts w:eastAsia="黑体"/>
         <w:color w:themeColor="background1" w:val="FFFFFF"/>
       </w:rPr>
       <w:tblPr/>
@@ -7481,6 +7891,7 @@
         <w:spacing w:after="0" w:before="0" w:line="240" w:lineRule="auto"/>
       </w:pPr>
       <w:rPr>
+        <w:rFonts w:eastAsia="黑体"/>
         <w:b/>
         <w:bCs/>
         <w:color w:themeColor="background1" w:val="FFFFFF"/>
@@ -7503,6 +7914,7 @@
         <w:spacing w:after="0" w:before="0" w:line="240" w:lineRule="auto"/>
       </w:pPr>
       <w:rPr>
+        <w:rFonts w:eastAsia="黑体"/>
         <w:color w:val="auto"/>
       </w:rPr>
       <w:tblPr/>
@@ -7520,6 +7932,7 @@
     </w:tblStylePr>
     <w:tblStylePr w:type="firstCol">
       <w:rPr>
+        <w:rFonts w:eastAsia="黑体"/>
         <w:b/>
         <w:bCs/>
         <w:color w:themeColor="background1" w:val="FFFFFF"/>
@@ -7539,6 +7952,7 @@
     </w:tblStylePr>
     <w:tblStylePr w:type="lastCol">
       <w:rPr>
+        <w:rFonts w:eastAsia="黑体"/>
         <w:b/>
         <w:bCs/>
         <w:color w:themeColor="background1" w:val="FFFFFF"/>
@@ -7587,6 +8001,7 @@
     </w:tblStylePr>
     <w:tblStylePr w:type="nwCell">
       <w:rPr>
+        <w:rFonts w:eastAsia="黑体"/>
         <w:color w:themeColor="background1" w:val="FFFFFF"/>
       </w:rPr>
       <w:tblPr/>
@@ -7630,6 +8045,7 @@
         <w:spacing w:after="0" w:before="0" w:line="240" w:lineRule="auto"/>
       </w:pPr>
       <w:rPr>
+        <w:rFonts w:eastAsia="黑体"/>
         <w:b/>
         <w:bCs/>
         <w:color w:themeColor="background1" w:val="FFFFFF"/>
@@ -7652,6 +8068,7 @@
         <w:spacing w:after="0" w:before="0" w:line="240" w:lineRule="auto"/>
       </w:pPr>
       <w:rPr>
+        <w:rFonts w:eastAsia="黑体"/>
         <w:color w:val="auto"/>
       </w:rPr>
       <w:tblPr/>
@@ -7669,6 +8086,7 @@
     </w:tblStylePr>
     <w:tblStylePr w:type="firstCol">
       <w:rPr>
+        <w:rFonts w:eastAsia="黑体"/>
         <w:b/>
         <w:bCs/>
         <w:color w:themeColor="background1" w:val="FFFFFF"/>
@@ -7688,6 +8106,7 @@
     </w:tblStylePr>
     <w:tblStylePr w:type="lastCol">
       <w:rPr>
+        <w:rFonts w:eastAsia="黑体"/>
         <w:b/>
         <w:bCs/>
         <w:color w:themeColor="background1" w:val="FFFFFF"/>
@@ -7736,6 +8155,7 @@
     </w:tblStylePr>
     <w:tblStylePr w:type="nwCell">
       <w:rPr>
+        <w:rFonts w:eastAsia="黑体"/>
         <w:color w:themeColor="background1" w:val="FFFFFF"/>
       </w:rPr>
       <w:tblPr/>
@@ -7760,6 +8180,7 @@
       <w:spacing w:after="0" w:line="240" w:lineRule="auto"/>
     </w:pPr>
     <w:rPr>
+      <w:rFonts w:eastAsia="黑体"/>
       <w:color w:themeColor="text1" w:val="000000"/>
     </w:rPr>
     <w:tblPr>
@@ -7779,7 +8200,7 @@
     </w:tblPr>
     <w:tblStylePr w:type="firstRow">
       <w:rPr>
-        <w:rFonts w:asciiTheme="majorHAnsi" w:cstheme="majorBidi" w:eastAsiaTheme="majorEastAsia" w:hAnsiTheme="majorHAnsi"/>
+        <w:rFonts w:asciiTheme="majorHAnsi" w:cstheme="majorBidi" w:hAnsiTheme="majorHAnsi" w:eastAsia="黑体"/>
       </w:rPr>
       <w:tblPr/>
       <w:tcPr>
@@ -7791,6 +8212,7 @@
     </w:tblStylePr>
     <w:tblStylePr w:type="lastRow">
       <w:rPr>
+        <w:rFonts w:eastAsia="黑体"/>
         <w:b/>
         <w:bCs/>
         <w:color w:themeColor="text2" w:val="1F497D"/>
@@ -7805,12 +8227,14 @@
     </w:tblStylePr>
     <w:tblStylePr w:type="firstCol">
       <w:rPr>
+        <w:rFonts w:eastAsia="黑体"/>
         <w:b/>
         <w:bCs/>
       </w:rPr>
     </w:tblStylePr>
     <w:tblStylePr w:type="lastCol">
       <w:rPr>
+        <w:rFonts w:eastAsia="黑体"/>
         <w:b/>
         <w:bCs/>
       </w:rPr>
@@ -7844,6 +8268,7 @@
       <w:spacing w:after="0" w:line="240" w:lineRule="auto"/>
     </w:pPr>
     <w:rPr>
+      <w:rFonts w:eastAsia="黑体"/>
       <w:color w:themeColor="text1" w:val="000000"/>
     </w:rPr>
     <w:tblPr>
@@ -7863,7 +8288,7 @@
     </w:tblPr>
     <w:tblStylePr w:type="firstRow">
       <w:rPr>
-        <w:rFonts w:asciiTheme="majorHAnsi" w:cstheme="majorBidi" w:eastAsiaTheme="majorEastAsia" w:hAnsiTheme="majorHAnsi"/>
+        <w:rFonts w:asciiTheme="majorHAnsi" w:cstheme="majorBidi" w:hAnsiTheme="majorHAnsi" w:eastAsia="黑体"/>
       </w:rPr>
       <w:tblPr/>
       <w:tcPr>
@@ -7875,6 +8300,7 @@
     </w:tblStylePr>
     <w:tblStylePr w:type="lastRow">
       <w:rPr>
+        <w:rFonts w:eastAsia="黑体"/>
         <w:b/>
         <w:bCs/>
         <w:color w:themeColor="text2" w:val="1F497D"/>
@@ -7889,12 +8315,14 @@
     </w:tblStylePr>
     <w:tblStylePr w:type="firstCol">
       <w:rPr>
+        <w:rFonts w:eastAsia="黑体"/>
         <w:b/>
         <w:bCs/>
       </w:rPr>
     </w:tblStylePr>
     <w:tblStylePr w:type="lastCol">
       <w:rPr>
+        <w:rFonts w:eastAsia="黑体"/>
         <w:b/>
         <w:bCs/>
       </w:rPr>
@@ -7928,6 +8356,7 @@
       <w:spacing w:after="0" w:line="240" w:lineRule="auto"/>
     </w:pPr>
     <w:rPr>
+      <w:rFonts w:eastAsia="黑体"/>
       <w:color w:themeColor="text1" w:val="000000"/>
     </w:rPr>
     <w:tblPr>
@@ -7947,7 +8376,7 @@
     </w:tblPr>
     <w:tblStylePr w:type="firstRow">
       <w:rPr>
-        <w:rFonts w:asciiTheme="majorHAnsi" w:cstheme="majorBidi" w:eastAsiaTheme="majorEastAsia" w:hAnsiTheme="majorHAnsi"/>
+        <w:rFonts w:asciiTheme="majorHAnsi" w:cstheme="majorBidi" w:hAnsiTheme="majorHAnsi" w:eastAsia="黑体"/>
       </w:rPr>
       <w:tblPr/>
       <w:tcPr>
@@ -7959,6 +8388,7 @@
     </w:tblStylePr>
     <w:tblStylePr w:type="lastRow">
       <w:rPr>
+        <w:rFonts w:eastAsia="黑体"/>
         <w:b/>
         <w:bCs/>
         <w:color w:themeColor="text2" w:val="1F497D"/>
@@ -7973,12 +8403,14 @@
     </w:tblStylePr>
     <w:tblStylePr w:type="firstCol">
       <w:rPr>
+        <w:rFonts w:eastAsia="黑体"/>
         <w:b/>
         <w:bCs/>
       </w:rPr>
     </w:tblStylePr>
     <w:tblStylePr w:type="lastCol">
       <w:rPr>
+        <w:rFonts w:eastAsia="黑体"/>
         <w:b/>
         <w:bCs/>
       </w:rPr>
@@ -8012,6 +8444,7 @@
       <w:spacing w:after="0" w:line="240" w:lineRule="auto"/>
     </w:pPr>
     <w:rPr>
+      <w:rFonts w:eastAsia="黑体"/>
       <w:color w:themeColor="text1" w:val="000000"/>
     </w:rPr>
     <w:tblPr>
@@ -8031,7 +8464,7 @@
     </w:tblPr>
     <w:tblStylePr w:type="firstRow">
       <w:rPr>
-        <w:rFonts w:asciiTheme="majorHAnsi" w:cstheme="majorBidi" w:eastAsiaTheme="majorEastAsia" w:hAnsiTheme="majorHAnsi"/>
+        <w:rFonts w:asciiTheme="majorHAnsi" w:cstheme="majorBidi" w:hAnsiTheme="majorHAnsi" w:eastAsia="黑体"/>
       </w:rPr>
       <w:tblPr/>
       <w:tcPr>
@@ -8043,6 +8476,7 @@
     </w:tblStylePr>
     <w:tblStylePr w:type="lastRow">
       <w:rPr>
+        <w:rFonts w:eastAsia="黑体"/>
         <w:b/>
         <w:bCs/>
         <w:color w:themeColor="text2" w:val="1F497D"/>
@@ -8057,12 +8491,14 @@
     </w:tblStylePr>
     <w:tblStylePr w:type="firstCol">
       <w:rPr>
+        <w:rFonts w:eastAsia="黑体"/>
         <w:b/>
         <w:bCs/>
       </w:rPr>
     </w:tblStylePr>
     <w:tblStylePr w:type="lastCol">
       <w:rPr>
+        <w:rFonts w:eastAsia="黑体"/>
         <w:b/>
         <w:bCs/>
       </w:rPr>
@@ -8096,6 +8532,7 @@
       <w:spacing w:after="0" w:line="240" w:lineRule="auto"/>
     </w:pPr>
     <w:rPr>
+      <w:rFonts w:eastAsia="黑体"/>
       <w:color w:themeColor="text1" w:val="000000"/>
     </w:rPr>
     <w:tblPr>
@@ -8115,7 +8552,7 @@
     </w:tblPr>
     <w:tblStylePr w:type="firstRow">
       <w:rPr>
-        <w:rFonts w:asciiTheme="majorHAnsi" w:cstheme="majorBidi" w:eastAsiaTheme="majorEastAsia" w:hAnsiTheme="majorHAnsi"/>
+        <w:rFonts w:asciiTheme="majorHAnsi" w:cstheme="majorBidi" w:hAnsiTheme="majorHAnsi" w:eastAsia="黑体"/>
       </w:rPr>
       <w:tblPr/>
       <w:tcPr>
@@ -8127,6 +8564,7 @@
     </w:tblStylePr>
     <w:tblStylePr w:type="lastRow">
       <w:rPr>
+        <w:rFonts w:eastAsia="黑体"/>
         <w:b/>
         <w:bCs/>
         <w:color w:themeColor="text2" w:val="1F497D"/>
@@ -8141,12 +8579,14 @@
     </w:tblStylePr>
     <w:tblStylePr w:type="firstCol">
       <w:rPr>
+        <w:rFonts w:eastAsia="黑体"/>
         <w:b/>
         <w:bCs/>
       </w:rPr>
     </w:tblStylePr>
     <w:tblStylePr w:type="lastCol">
       <w:rPr>
+        <w:rFonts w:eastAsia="黑体"/>
         <w:b/>
         <w:bCs/>
       </w:rPr>
@@ -8180,6 +8620,7 @@
       <w:spacing w:after="0" w:line="240" w:lineRule="auto"/>
     </w:pPr>
     <w:rPr>
+      <w:rFonts w:eastAsia="黑体"/>
       <w:color w:themeColor="text1" w:val="000000"/>
     </w:rPr>
     <w:tblPr>
@@ -8199,7 +8640,7 @@
     </w:tblPr>
     <w:tblStylePr w:type="firstRow">
       <w:rPr>
-        <w:rFonts w:asciiTheme="majorHAnsi" w:cstheme="majorBidi" w:eastAsiaTheme="majorEastAsia" w:hAnsiTheme="majorHAnsi"/>
+        <w:rFonts w:asciiTheme="majorHAnsi" w:cstheme="majorBidi" w:hAnsiTheme="majorHAnsi" w:eastAsia="黑体"/>
       </w:rPr>
       <w:tblPr/>
       <w:tcPr>
@@ -8211,6 +8652,7 @@
     </w:tblStylePr>
     <w:tblStylePr w:type="lastRow">
       <w:rPr>
+        <w:rFonts w:eastAsia="黑体"/>
         <w:b/>
         <w:bCs/>
         <w:color w:themeColor="text2" w:val="1F497D"/>
@@ -8225,12 +8667,14 @@
     </w:tblStylePr>
     <w:tblStylePr w:type="firstCol">
       <w:rPr>
+        <w:rFonts w:eastAsia="黑体"/>
         <w:b/>
         <w:bCs/>
       </w:rPr>
     </w:tblStylePr>
     <w:tblStylePr w:type="lastCol">
       <w:rPr>
+        <w:rFonts w:eastAsia="黑体"/>
         <w:b/>
         <w:bCs/>
       </w:rPr>
@@ -8264,6 +8708,7 @@
       <w:spacing w:after="0" w:line="240" w:lineRule="auto"/>
     </w:pPr>
     <w:rPr>
+      <w:rFonts w:eastAsia="黑体"/>
       <w:color w:themeColor="text1" w:val="000000"/>
     </w:rPr>
     <w:tblPr>
@@ -8283,7 +8728,7 @@
     </w:tblPr>
     <w:tblStylePr w:type="firstRow">
       <w:rPr>
-        <w:rFonts w:asciiTheme="majorHAnsi" w:cstheme="majorBidi" w:eastAsiaTheme="majorEastAsia" w:hAnsiTheme="majorHAnsi"/>
+        <w:rFonts w:asciiTheme="majorHAnsi" w:cstheme="majorBidi" w:hAnsiTheme="majorHAnsi" w:eastAsia="黑体"/>
       </w:rPr>
       <w:tblPr/>
       <w:tcPr>
@@ -8295,6 +8740,7 @@
     </w:tblStylePr>
     <w:tblStylePr w:type="lastRow">
       <w:rPr>
+        <w:rFonts w:eastAsia="黑体"/>
         <w:b/>
         <w:bCs/>
         <w:color w:themeColor="text2" w:val="1F497D"/>
@@ -8309,12 +8755,14 @@
     </w:tblStylePr>
     <w:tblStylePr w:type="firstCol">
       <w:rPr>
+        <w:rFonts w:eastAsia="黑体"/>
         <w:b/>
         <w:bCs/>
       </w:rPr>
     </w:tblStylePr>
     <w:tblStylePr w:type="lastCol">
       <w:rPr>
+        <w:rFonts w:eastAsia="黑体"/>
         <w:b/>
         <w:bCs/>
       </w:rPr>
@@ -8348,7 +8796,7 @@
       <w:spacing w:after="0" w:line="240" w:lineRule="auto"/>
     </w:pPr>
     <w:rPr>
-      <w:rFonts w:asciiTheme="majorHAnsi" w:cstheme="majorBidi" w:eastAsiaTheme="majorEastAsia" w:hAnsiTheme="majorHAnsi"/>
+      <w:rFonts w:asciiTheme="majorHAnsi" w:cstheme="majorBidi" w:hAnsiTheme="majorHAnsi" w:eastAsia="黑体"/>
       <w:color w:themeColor="text1" w:val="000000"/>
     </w:rPr>
     <w:tblPr>
@@ -8370,6 +8818,7 @@
     </w:tblPr>
     <w:tblStylePr w:type="firstRow">
       <w:rPr>
+        <w:rFonts w:eastAsia="黑体"/>
         <w:sz w:val="24"/>
         <w:szCs w:val="24"/>
       </w:rPr>
@@ -8476,7 +8925,7 @@
       <w:spacing w:after="0" w:line="240" w:lineRule="auto"/>
     </w:pPr>
     <w:rPr>
-      <w:rFonts w:asciiTheme="majorHAnsi" w:cstheme="majorBidi" w:eastAsiaTheme="majorEastAsia" w:hAnsiTheme="majorHAnsi"/>
+      <w:rFonts w:asciiTheme="majorHAnsi" w:cstheme="majorBidi" w:hAnsiTheme="majorHAnsi" w:eastAsia="黑体"/>
       <w:color w:themeColor="text1" w:val="000000"/>
     </w:rPr>
     <w:tblPr>
@@ -8498,6 +8947,7 @@
     </w:tblPr>
     <w:tblStylePr w:type="firstRow">
       <w:rPr>
+        <w:rFonts w:eastAsia="黑体"/>
         <w:sz w:val="24"/>
         <w:szCs w:val="24"/>
       </w:rPr>
@@ -8604,7 +9054,7 @@
       <w:spacing w:after="0" w:line="240" w:lineRule="auto"/>
     </w:pPr>
     <w:rPr>
-      <w:rFonts w:asciiTheme="majorHAnsi" w:cstheme="majorBidi" w:eastAsiaTheme="majorEastAsia" w:hAnsiTheme="majorHAnsi"/>
+      <w:rFonts w:asciiTheme="majorHAnsi" w:cstheme="majorBidi" w:hAnsiTheme="majorHAnsi" w:eastAsia="黑体"/>
       <w:color w:themeColor="text1" w:val="000000"/>
     </w:rPr>
     <w:tblPr>
@@ -8626,6 +9076,7 @@
     </w:tblPr>
     <w:tblStylePr w:type="firstRow">
       <w:rPr>
+        <w:rFonts w:eastAsia="黑体"/>
         <w:sz w:val="24"/>
         <w:szCs w:val="24"/>
       </w:rPr>
@@ -8732,7 +9183,7 @@
       <w:spacing w:after="0" w:line="240" w:lineRule="auto"/>
     </w:pPr>
     <w:rPr>
-      <w:rFonts w:asciiTheme="majorHAnsi" w:cstheme="majorBidi" w:eastAsiaTheme="majorEastAsia" w:hAnsiTheme="majorHAnsi"/>
+      <w:rFonts w:asciiTheme="majorHAnsi" w:cstheme="majorBidi" w:hAnsiTheme="majorHAnsi" w:eastAsia="黑体"/>
       <w:color w:themeColor="text1" w:val="000000"/>
     </w:rPr>
     <w:tblPr>
@@ -8754,6 +9205,7 @@
     </w:tblPr>
     <w:tblStylePr w:type="firstRow">
       <w:rPr>
+        <w:rFonts w:eastAsia="黑体"/>
         <w:sz w:val="24"/>
         <w:szCs w:val="24"/>
       </w:rPr>
@@ -8860,7 +9312,7 @@
       <w:spacing w:after="0" w:line="240" w:lineRule="auto"/>
     </w:pPr>
     <w:rPr>
-      <w:rFonts w:asciiTheme="majorHAnsi" w:cstheme="majorBidi" w:eastAsiaTheme="majorEastAsia" w:hAnsiTheme="majorHAnsi"/>
+      <w:rFonts w:asciiTheme="majorHAnsi" w:cstheme="majorBidi" w:hAnsiTheme="majorHAnsi" w:eastAsia="黑体"/>
       <w:color w:themeColor="text1" w:val="000000"/>
     </w:rPr>
     <w:tblPr>
@@ -8882,6 +9334,7 @@
     </w:tblPr>
     <w:tblStylePr w:type="firstRow">
       <w:rPr>
+        <w:rFonts w:eastAsia="黑体"/>
         <w:sz w:val="24"/>
         <w:szCs w:val="24"/>
       </w:rPr>
@@ -8988,7 +9441,7 @@
       <w:spacing w:after="0" w:line="240" w:lineRule="auto"/>
     </w:pPr>
     <w:rPr>
-      <w:rFonts w:asciiTheme="majorHAnsi" w:cstheme="majorBidi" w:eastAsiaTheme="majorEastAsia" w:hAnsiTheme="majorHAnsi"/>
+      <w:rFonts w:asciiTheme="majorHAnsi" w:cstheme="majorBidi" w:hAnsiTheme="majorHAnsi" w:eastAsia="黑体"/>
       <w:color w:themeColor="text1" w:val="000000"/>
     </w:rPr>
     <w:tblPr>
@@ -9010,6 +9463,7 @@
     </w:tblPr>
     <w:tblStylePr w:type="firstRow">
       <w:rPr>
+        <w:rFonts w:eastAsia="黑体"/>
         <w:sz w:val="24"/>
         <w:szCs w:val="24"/>
       </w:rPr>
@@ -9116,7 +9570,7 @@
       <w:spacing w:after="0" w:line="240" w:lineRule="auto"/>
     </w:pPr>
     <w:rPr>
-      <w:rFonts w:asciiTheme="majorHAnsi" w:cstheme="majorBidi" w:eastAsiaTheme="majorEastAsia" w:hAnsiTheme="majorHAnsi"/>
+      <w:rFonts w:asciiTheme="majorHAnsi" w:cstheme="majorBidi" w:hAnsiTheme="majorHAnsi" w:eastAsia="黑体"/>
       <w:color w:themeColor="text1" w:val="000000"/>
     </w:rPr>
     <w:tblPr>
@@ -9138,6 +9592,7 @@
     </w:tblPr>
     <w:tblStylePr w:type="firstRow">
       <w:rPr>
+        <w:rFonts w:eastAsia="黑体"/>
         <w:sz w:val="24"/>
         <w:szCs w:val="24"/>
       </w:rPr>
@@ -9267,12 +9722,14 @@
     </w:tcPr>
     <w:tblStylePr w:type="firstRow">
       <w:rPr>
+        <w:rFonts w:eastAsia="黑体"/>
         <w:b/>
         <w:bCs/>
       </w:rPr>
     </w:tblStylePr>
     <w:tblStylePr w:type="lastRow">
       <w:rPr>
+        <w:rFonts w:eastAsia="黑体"/>
         <w:b/>
         <w:bCs/>
       </w:rPr>
@@ -9285,12 +9742,14 @@
     </w:tblStylePr>
     <w:tblStylePr w:type="firstCol">
       <w:rPr>
+        <w:rFonts w:eastAsia="黑体"/>
         <w:b/>
         <w:bCs/>
       </w:rPr>
     </w:tblStylePr>
     <w:tblStylePr w:type="lastCol">
       <w:rPr>
+        <w:rFonts w:eastAsia="黑体"/>
         <w:b/>
         <w:bCs/>
       </w:rPr>
@@ -9340,12 +9799,14 @@
     </w:tcPr>
     <w:tblStylePr w:type="firstRow">
       <w:rPr>
+        <w:rFonts w:eastAsia="黑体"/>
         <w:b/>
         <w:bCs/>
       </w:rPr>
     </w:tblStylePr>
     <w:tblStylePr w:type="lastRow">
       <w:rPr>
+        <w:rFonts w:eastAsia="黑体"/>
         <w:b/>
         <w:bCs/>
       </w:rPr>
@@ -9358,12 +9819,14 @@
     </w:tblStylePr>
     <w:tblStylePr w:type="firstCol">
       <w:rPr>
+        <w:rFonts w:eastAsia="黑体"/>
         <w:b/>
         <w:bCs/>
       </w:rPr>
     </w:tblStylePr>
     <w:tblStylePr w:type="lastCol">
       <w:rPr>
+        <w:rFonts w:eastAsia="黑体"/>
         <w:b/>
         <w:bCs/>
       </w:rPr>
@@ -9413,12 +9876,14 @@
     </w:tcPr>
     <w:tblStylePr w:type="firstRow">
       <w:rPr>
+        <w:rFonts w:eastAsia="黑体"/>
         <w:b/>
         <w:bCs/>
       </w:rPr>
     </w:tblStylePr>
     <w:tblStylePr w:type="lastRow">
       <w:rPr>
+        <w:rFonts w:eastAsia="黑体"/>
         <w:b/>
         <w:bCs/>
       </w:rPr>
@@ -9431,12 +9896,14 @@
     </w:tblStylePr>
     <w:tblStylePr w:type="firstCol">
       <w:rPr>
+        <w:rFonts w:eastAsia="黑体"/>
         <w:b/>
         <w:bCs/>
       </w:rPr>
     </w:tblStylePr>
     <w:tblStylePr w:type="lastCol">
       <w:rPr>
+        <w:rFonts w:eastAsia="黑体"/>
         <w:b/>
         <w:bCs/>
       </w:rPr>
@@ -9486,12 +9953,14 @@
     </w:tcPr>
     <w:tblStylePr w:type="firstRow">
       <w:rPr>
+        <w:rFonts w:eastAsia="黑体"/>
         <w:b/>
         <w:bCs/>
       </w:rPr>
     </w:tblStylePr>
     <w:tblStylePr w:type="lastRow">
       <w:rPr>
+        <w:rFonts w:eastAsia="黑体"/>
         <w:b/>
         <w:bCs/>
       </w:rPr>
@@ -9504,12 +9973,14 @@
     </w:tblStylePr>
     <w:tblStylePr w:type="firstCol">
       <w:rPr>
+        <w:rFonts w:eastAsia="黑体"/>
         <w:b/>
         <w:bCs/>
       </w:rPr>
     </w:tblStylePr>
     <w:tblStylePr w:type="lastCol">
       <w:rPr>
+        <w:rFonts w:eastAsia="黑体"/>
         <w:b/>
         <w:bCs/>
       </w:rPr>
@@ -9559,12 +10030,14 @@
     </w:tcPr>
     <w:tblStylePr w:type="firstRow">
       <w:rPr>
+        <w:rFonts w:eastAsia="黑体"/>
         <w:b/>
         <w:bCs/>
       </w:rPr>
     </w:tblStylePr>
     <w:tblStylePr w:type="lastRow">
       <w:rPr>
+        <w:rFonts w:eastAsia="黑体"/>
         <w:b/>
         <w:bCs/>
       </w:rPr>
@@ -9577,12 +10050,14 @@
     </w:tblStylePr>
     <w:tblStylePr w:type="firstCol">
       <w:rPr>
+        <w:rFonts w:eastAsia="黑体"/>
         <w:b/>
         <w:bCs/>
       </w:rPr>
     </w:tblStylePr>
     <w:tblStylePr w:type="lastCol">
       <w:rPr>
+        <w:rFonts w:eastAsia="黑体"/>
         <w:b/>
         <w:bCs/>
       </w:rPr>
@@ -9632,12 +10107,14 @@
     </w:tcPr>
     <w:tblStylePr w:type="firstRow">
       <w:rPr>
+        <w:rFonts w:eastAsia="黑体"/>
         <w:b/>
         <w:bCs/>
       </w:rPr>
     </w:tblStylePr>
     <w:tblStylePr w:type="lastRow">
       <w:rPr>
+        <w:rFonts w:eastAsia="黑体"/>
         <w:b/>
         <w:bCs/>
       </w:rPr>
@@ -9650,12 +10127,14 @@
     </w:tblStylePr>
     <w:tblStylePr w:type="firstCol">
       <w:rPr>
+        <w:rFonts w:eastAsia="黑体"/>
         <w:b/>
         <w:bCs/>
       </w:rPr>
     </w:tblStylePr>
     <w:tblStylePr w:type="lastCol">
       <w:rPr>
+        <w:rFonts w:eastAsia="黑体"/>
         <w:b/>
         <w:bCs/>
       </w:rPr>
@@ -9705,12 +10184,14 @@
     </w:tcPr>
     <w:tblStylePr w:type="firstRow">
       <w:rPr>
+        <w:rFonts w:eastAsia="黑体"/>
         <w:b/>
         <w:bCs/>
       </w:rPr>
     </w:tblStylePr>
     <w:tblStylePr w:type="lastRow">
       <w:rPr>
+        <w:rFonts w:eastAsia="黑体"/>
         <w:b/>
         <w:bCs/>
       </w:rPr>
@@ -9723,12 +10204,14 @@
     </w:tblStylePr>
     <w:tblStylePr w:type="firstCol">
       <w:rPr>
+        <w:rFonts w:eastAsia="黑体"/>
         <w:b/>
         <w:bCs/>
       </w:rPr>
     </w:tblStylePr>
     <w:tblStylePr w:type="lastCol">
       <w:rPr>
+        <w:rFonts w:eastAsia="黑体"/>
         <w:b/>
         <w:bCs/>
       </w:rPr>
@@ -9755,7 +10238,7 @@
       <w:spacing w:after="0" w:line="240" w:lineRule="auto"/>
     </w:pPr>
     <w:rPr>
-      <w:rFonts w:asciiTheme="majorHAnsi" w:cstheme="majorBidi" w:eastAsiaTheme="majorEastAsia" w:hAnsiTheme="majorHAnsi"/>
+      <w:rFonts w:asciiTheme="majorHAnsi" w:cstheme="majorBidi" w:hAnsiTheme="majorHAnsi" w:eastAsia="黑体"/>
       <w:color w:themeColor="text1" w:val="000000"/>
     </w:rPr>
     <w:tblPr>
@@ -9782,6 +10265,7 @@
     </w:tcPr>
     <w:tblStylePr w:type="firstRow">
       <w:rPr>
+        <w:rFonts w:eastAsia="黑体"/>
         <w:b/>
         <w:bCs/>
         <w:color w:themeColor="text1" w:val="000000"/>
@@ -9793,6 +10277,7 @@
     </w:tblStylePr>
     <w:tblStylePr w:type="lastRow">
       <w:rPr>
+        <w:rFonts w:eastAsia="黑体"/>
         <w:b/>
         <w:bCs/>
         <w:color w:themeColor="text1" w:val="000000"/>
@@ -9812,6 +10297,7 @@
     </w:tblStylePr>
     <w:tblStylePr w:type="firstCol">
       <w:rPr>
+        <w:rFonts w:eastAsia="黑体"/>
         <w:b/>
         <w:bCs/>
         <w:color w:themeColor="text1" w:val="000000"/>
@@ -9831,6 +10317,7 @@
     </w:tblStylePr>
     <w:tblStylePr w:type="lastCol">
       <w:rPr>
+        <w:rFonts w:eastAsia="黑体"/>
         <w:b w:val="0"/>
         <w:bCs w:val="0"/>
         <w:color w:themeColor="text1" w:val="000000"/>
@@ -9880,7 +10367,7 @@
       <w:spacing w:after="0" w:line="240" w:lineRule="auto"/>
     </w:pPr>
     <w:rPr>
-      <w:rFonts w:asciiTheme="majorHAnsi" w:cstheme="majorBidi" w:eastAsiaTheme="majorEastAsia" w:hAnsiTheme="majorHAnsi"/>
+      <w:rFonts w:asciiTheme="majorHAnsi" w:cstheme="majorBidi" w:hAnsiTheme="majorHAnsi" w:eastAsia="黑体"/>
       <w:color w:themeColor="text1" w:val="000000"/>
     </w:rPr>
     <w:tblPr>
@@ -9907,6 +10394,7 @@
     </w:tcPr>
     <w:tblStylePr w:type="firstRow">
       <w:rPr>
+        <w:rFonts w:eastAsia="黑体"/>
         <w:b/>
         <w:bCs/>
         <w:color w:themeColor="text1" w:val="000000"/>
@@ -9918,6 +10406,7 @@
     </w:tblStylePr>
     <w:tblStylePr w:type="lastRow">
       <w:rPr>
+        <w:rFonts w:eastAsia="黑体"/>
         <w:b/>
         <w:bCs/>
         <w:color w:themeColor="text1" w:val="000000"/>
@@ -9937,6 +10426,7 @@
     </w:tblStylePr>
     <w:tblStylePr w:type="firstCol">
       <w:rPr>
+        <w:rFonts w:eastAsia="黑体"/>
         <w:b/>
         <w:bCs/>
         <w:color w:themeColor="text1" w:val="000000"/>
@@ -9956,6 +10446,7 @@
     </w:tblStylePr>
     <w:tblStylePr w:type="lastCol">
       <w:rPr>
+        <w:rFonts w:eastAsia="黑体"/>
         <w:b w:val="0"/>
         <w:bCs w:val="0"/>
         <w:color w:themeColor="text1" w:val="000000"/>
@@ -10005,7 +10496,7 @@
       <w:spacing w:after="0" w:line="240" w:lineRule="auto"/>
     </w:pPr>
     <w:rPr>
-      <w:rFonts w:asciiTheme="majorHAnsi" w:cstheme="majorBidi" w:eastAsiaTheme="majorEastAsia" w:hAnsiTheme="majorHAnsi"/>
+      <w:rFonts w:asciiTheme="majorHAnsi" w:cstheme="majorBidi" w:hAnsiTheme="majorHAnsi" w:eastAsia="黑体"/>
       <w:color w:themeColor="text1" w:val="000000"/>
     </w:rPr>
     <w:tblPr>
@@ -10032,6 +10523,7 @@
     </w:tcPr>
     <w:tblStylePr w:type="firstRow">
       <w:rPr>
+        <w:rFonts w:eastAsia="黑体"/>
         <w:b/>
         <w:bCs/>
         <w:color w:themeColor="text1" w:val="000000"/>
@@ -10043,6 +10535,7 @@
     </w:tblStylePr>
     <w:tblStylePr w:type="lastRow">
       <w:rPr>
+        <w:rFonts w:eastAsia="黑体"/>
         <w:b/>
         <w:bCs/>
         <w:color w:themeColor="text1" w:val="000000"/>
@@ -10062,6 +10555,7 @@
     </w:tblStylePr>
     <w:tblStylePr w:type="firstCol">
       <w:rPr>
+        <w:rFonts w:eastAsia="黑体"/>
         <w:b/>
         <w:bCs/>
         <w:color w:themeColor="text1" w:val="000000"/>
@@ -10081,6 +10575,7 @@
     </w:tblStylePr>
     <w:tblStylePr w:type="lastCol">
       <w:rPr>
+        <w:rFonts w:eastAsia="黑体"/>
         <w:b w:val="0"/>
         <w:bCs w:val="0"/>
         <w:color w:themeColor="text1" w:val="000000"/>
@@ -10130,7 +10625,7 @@
       <w:spacing w:after="0" w:line="240" w:lineRule="auto"/>
     </w:pPr>
     <w:rPr>
-      <w:rFonts w:asciiTheme="majorHAnsi" w:cstheme="majorBidi" w:eastAsiaTheme="majorEastAsia" w:hAnsiTheme="majorHAnsi"/>
+      <w:rFonts w:asciiTheme="majorHAnsi" w:cstheme="majorBidi" w:hAnsiTheme="majorHAnsi" w:eastAsia="黑体"/>
       <w:color w:themeColor="text1" w:val="000000"/>
     </w:rPr>
     <w:tblPr>
@@ -10157,6 +10652,7 @@
     </w:tcPr>
     <w:tblStylePr w:type="firstRow">
       <w:rPr>
+        <w:rFonts w:eastAsia="黑体"/>
         <w:b/>
         <w:bCs/>
         <w:color w:themeColor="text1" w:val="000000"/>
@@ -10168,6 +10664,7 @@
     </w:tblStylePr>
     <w:tblStylePr w:type="lastRow">
       <w:rPr>
+        <w:rFonts w:eastAsia="黑体"/>
         <w:b/>
         <w:bCs/>
         <w:color w:themeColor="text1" w:val="000000"/>
@@ -10187,6 +10684,7 @@
     </w:tblStylePr>
     <w:tblStylePr w:type="firstCol">
       <w:rPr>
+        <w:rFonts w:eastAsia="黑体"/>
         <w:b/>
         <w:bCs/>
         <w:color w:themeColor="text1" w:val="000000"/>
@@ -10206,6 +10704,7 @@
     </w:tblStylePr>
     <w:tblStylePr w:type="lastCol">
       <w:rPr>
+        <w:rFonts w:eastAsia="黑体"/>
         <w:b w:val="0"/>
         <w:bCs w:val="0"/>
         <w:color w:themeColor="text1" w:val="000000"/>
@@ -10255,7 +10754,7 @@
       <w:spacing w:after="0" w:line="240" w:lineRule="auto"/>
     </w:pPr>
     <w:rPr>
-      <w:rFonts w:asciiTheme="majorHAnsi" w:cstheme="majorBidi" w:eastAsiaTheme="majorEastAsia" w:hAnsiTheme="majorHAnsi"/>
+      <w:rFonts w:asciiTheme="majorHAnsi" w:cstheme="majorBidi" w:hAnsiTheme="majorHAnsi" w:eastAsia="黑体"/>
       <w:color w:themeColor="text1" w:val="000000"/>
     </w:rPr>
     <w:tblPr>
@@ -10282,6 +10781,7 @@
     </w:tcPr>
     <w:tblStylePr w:type="firstRow">
       <w:rPr>
+        <w:rFonts w:eastAsia="黑体"/>
         <w:b/>
         <w:bCs/>
         <w:color w:themeColor="text1" w:val="000000"/>
@@ -10293,6 +10793,7 @@
     </w:tblStylePr>
     <w:tblStylePr w:type="lastRow">
       <w:rPr>
+        <w:rFonts w:eastAsia="黑体"/>
         <w:b/>
         <w:bCs/>
         <w:color w:themeColor="text1" w:val="000000"/>
@@ -10312,6 +10813,7 @@
     </w:tblStylePr>
     <w:tblStylePr w:type="firstCol">
       <w:rPr>
+        <w:rFonts w:eastAsia="黑体"/>
         <w:b/>
         <w:bCs/>
         <w:color w:themeColor="text1" w:val="000000"/>
@@ -10331,6 +10833,7 @@
     </w:tblStylePr>
     <w:tblStylePr w:type="lastCol">
       <w:rPr>
+        <w:rFonts w:eastAsia="黑体"/>
         <w:b w:val="0"/>
         <w:bCs w:val="0"/>
         <w:color w:themeColor="text1" w:val="000000"/>
@@ -10380,7 +10883,7 @@
       <w:spacing w:after="0" w:line="240" w:lineRule="auto"/>
     </w:pPr>
     <w:rPr>
-      <w:rFonts w:asciiTheme="majorHAnsi" w:cstheme="majorBidi" w:eastAsiaTheme="majorEastAsia" w:hAnsiTheme="majorHAnsi"/>
+      <w:rFonts w:asciiTheme="majorHAnsi" w:cstheme="majorBidi" w:hAnsiTheme="majorHAnsi" w:eastAsia="黑体"/>
       <w:color w:themeColor="text1" w:val="000000"/>
     </w:rPr>
     <w:tblPr>
@@ -10407,6 +10910,7 @@
     </w:tcPr>
     <w:tblStylePr w:type="firstRow">
       <w:rPr>
+        <w:rFonts w:eastAsia="黑体"/>
         <w:b/>
         <w:bCs/>
         <w:color w:themeColor="text1" w:val="000000"/>
@@ -10418,6 +10922,7 @@
     </w:tblStylePr>
     <w:tblStylePr w:type="lastRow">
       <w:rPr>
+        <w:rFonts w:eastAsia="黑体"/>
         <w:b/>
         <w:bCs/>
         <w:color w:themeColor="text1" w:val="000000"/>
@@ -10437,6 +10942,7 @@
     </w:tblStylePr>
     <w:tblStylePr w:type="firstCol">
       <w:rPr>
+        <w:rFonts w:eastAsia="黑体"/>
         <w:b/>
         <w:bCs/>
         <w:color w:themeColor="text1" w:val="000000"/>
@@ -10456,6 +10962,7 @@
     </w:tblStylePr>
     <w:tblStylePr w:type="lastCol">
       <w:rPr>
+        <w:rFonts w:eastAsia="黑体"/>
         <w:b w:val="0"/>
         <w:bCs w:val="0"/>
         <w:color w:themeColor="text1" w:val="000000"/>
@@ -10505,7 +11012,7 @@
       <w:spacing w:after="0" w:line="240" w:lineRule="auto"/>
     </w:pPr>
     <w:rPr>
-      <w:rFonts w:asciiTheme="majorHAnsi" w:cstheme="majorBidi" w:eastAsiaTheme="majorEastAsia" w:hAnsiTheme="majorHAnsi"/>
+      <w:rFonts w:asciiTheme="majorHAnsi" w:cstheme="majorBidi" w:hAnsiTheme="majorHAnsi" w:eastAsia="黑体"/>
       <w:color w:themeColor="text1" w:val="000000"/>
     </w:rPr>
     <w:tblPr>
@@ -10532,6 +11039,7 @@
     </w:tcPr>
     <w:tblStylePr w:type="firstRow">
       <w:rPr>
+        <w:rFonts w:eastAsia="黑体"/>
         <w:b/>
         <w:bCs/>
         <w:color w:themeColor="text1" w:val="000000"/>
@@ -10543,6 +11051,7 @@
     </w:tblStylePr>
     <w:tblStylePr w:type="lastRow">
       <w:rPr>
+        <w:rFonts w:eastAsia="黑体"/>
         <w:b/>
         <w:bCs/>
         <w:color w:themeColor="text1" w:val="000000"/>
@@ -10562,6 +11071,7 @@
     </w:tblStylePr>
     <w:tblStylePr w:type="firstCol">
       <w:rPr>
+        <w:rFonts w:eastAsia="黑体"/>
         <w:b/>
         <w:bCs/>
         <w:color w:themeColor="text1" w:val="000000"/>
@@ -10581,6 +11091,7 @@
     </w:tblStylePr>
     <w:tblStylePr w:type="lastCol">
       <w:rPr>
+        <w:rFonts w:eastAsia="黑体"/>
         <w:b w:val="0"/>
         <w:bCs w:val="0"/>
         <w:color w:themeColor="text1" w:val="000000"/>
@@ -10653,6 +11164,7 @@
     </w:tcPr>
     <w:tblStylePr w:type="firstRow">
       <w:rPr>
+        <w:rFonts w:eastAsia="黑体"/>
         <w:b/>
         <w:bCs/>
         <w:i w:val="0"/>
@@ -10674,6 +11186,7 @@
     </w:tblStylePr>
     <w:tblStylePr w:type="lastRow">
       <w:rPr>
+        <w:rFonts w:eastAsia="黑体"/>
         <w:b/>
         <w:bCs/>
         <w:i w:val="0"/>
@@ -10695,6 +11208,7 @@
     </w:tblStylePr>
     <w:tblStylePr w:type="firstCol">
       <w:rPr>
+        <w:rFonts w:eastAsia="黑体"/>
         <w:b/>
         <w:bCs/>
         <w:i w:val="0"/>
@@ -10714,6 +11228,7 @@
     </w:tblStylePr>
     <w:tblStylePr w:type="lastCol">
       <w:rPr>
+        <w:rFonts w:eastAsia="黑体"/>
         <w:b/>
         <w:bCs/>
         <w:i w:val="0"/>
@@ -10794,6 +11309,7 @@
     </w:tcPr>
     <w:tblStylePr w:type="firstRow">
       <w:rPr>
+        <w:rFonts w:eastAsia="黑体"/>
         <w:b/>
         <w:bCs/>
         <w:i w:val="0"/>
@@ -10815,6 +11331,7 @@
     </w:tblStylePr>
     <w:tblStylePr w:type="lastRow">
       <w:rPr>
+        <w:rFonts w:eastAsia="黑体"/>
         <w:b/>
         <w:bCs/>
         <w:i w:val="0"/>
@@ -10836,6 +11353,7 @@
     </w:tblStylePr>
     <w:tblStylePr w:type="firstCol">
       <w:rPr>
+        <w:rFonts w:eastAsia="黑体"/>
         <w:b/>
         <w:bCs/>
         <w:i w:val="0"/>
@@ -10855,6 +11373,7 @@
     </w:tblStylePr>
     <w:tblStylePr w:type="lastCol">
       <w:rPr>
+        <w:rFonts w:eastAsia="黑体"/>
         <w:b/>
         <w:bCs/>
         <w:i w:val="0"/>
@@ -10935,6 +11454,7 @@
     </w:tcPr>
     <w:tblStylePr w:type="firstRow">
       <w:rPr>
+        <w:rFonts w:eastAsia="黑体"/>
         <w:b/>
         <w:bCs/>
         <w:i w:val="0"/>
@@ -10956,6 +11476,7 @@
     </w:tblStylePr>
     <w:tblStylePr w:type="lastRow">
       <w:rPr>
+        <w:rFonts w:eastAsia="黑体"/>
         <w:b/>
         <w:bCs/>
         <w:i w:val="0"/>
@@ -10977,6 +11498,7 @@
     </w:tblStylePr>
     <w:tblStylePr w:type="firstCol">
       <w:rPr>
+        <w:rFonts w:eastAsia="黑体"/>
         <w:b/>
         <w:bCs/>
         <w:i w:val="0"/>
@@ -10996,6 +11518,7 @@
     </w:tblStylePr>
     <w:tblStylePr w:type="lastCol">
       <w:rPr>
+        <w:rFonts w:eastAsia="黑体"/>
         <w:b/>
         <w:bCs/>
         <w:i w:val="0"/>
@@ -11076,6 +11599,7 @@
     </w:tcPr>
     <w:tblStylePr w:type="firstRow">
       <w:rPr>
+        <w:rFonts w:eastAsia="黑体"/>
         <w:b/>
         <w:bCs/>
         <w:i w:val="0"/>
@@ -11097,6 +11621,7 @@
     </w:tblStylePr>
     <w:tblStylePr w:type="lastRow">
       <w:rPr>
+        <w:rFonts w:eastAsia="黑体"/>
         <w:b/>
         <w:bCs/>
         <w:i w:val="0"/>
@@ -11118,6 +11643,7 @@
     </w:tblStylePr>
     <w:tblStylePr w:type="firstCol">
       <w:rPr>
+        <w:rFonts w:eastAsia="黑体"/>
         <w:b/>
         <w:bCs/>
         <w:i w:val="0"/>
@@ -11137,6 +11663,7 @@
     </w:tblStylePr>
     <w:tblStylePr w:type="lastCol">
       <w:rPr>
+        <w:rFonts w:eastAsia="黑体"/>
         <w:b/>
         <w:bCs/>
         <w:i w:val="0"/>
@@ -11217,6 +11744,7 @@
     </w:tcPr>
     <w:tblStylePr w:type="firstRow">
       <w:rPr>
+        <w:rFonts w:eastAsia="黑体"/>
         <w:b/>
         <w:bCs/>
         <w:i w:val="0"/>
@@ -11238,6 +11766,7 @@
     </w:tblStylePr>
     <w:tblStylePr w:type="lastRow">
       <w:rPr>
+        <w:rFonts w:eastAsia="黑体"/>
         <w:b/>
         <w:bCs/>
         <w:i w:val="0"/>
@@ -11259,6 +11788,7 @@
     </w:tblStylePr>
     <w:tblStylePr w:type="firstCol">
       <w:rPr>
+        <w:rFonts w:eastAsia="黑体"/>
         <w:b/>
         <w:bCs/>
         <w:i w:val="0"/>
@@ -11278,6 +11808,7 @@
     </w:tblStylePr>
     <w:tblStylePr w:type="lastCol">
       <w:rPr>
+        <w:rFonts w:eastAsia="黑体"/>
         <w:b/>
         <w:bCs/>
         <w:i w:val="0"/>
@@ -11358,6 +11889,7 @@
     </w:tcPr>
     <w:tblStylePr w:type="firstRow">
       <w:rPr>
+        <w:rFonts w:eastAsia="黑体"/>
         <w:b/>
         <w:bCs/>
         <w:i w:val="0"/>
@@ -11379,6 +11911,7 @@
     </w:tblStylePr>
     <w:tblStylePr w:type="lastRow">
       <w:rPr>
+        <w:rFonts w:eastAsia="黑体"/>
         <w:b/>
         <w:bCs/>
         <w:i w:val="0"/>
@@ -11400,6 +11933,7 @@
     </w:tblStylePr>
     <w:tblStylePr w:type="firstCol">
       <w:rPr>
+        <w:rFonts w:eastAsia="黑体"/>
         <w:b/>
         <w:bCs/>
         <w:i w:val="0"/>
@@ -11419,6 +11953,7 @@
     </w:tblStylePr>
     <w:tblStylePr w:type="lastCol">
       <w:rPr>
+        <w:rFonts w:eastAsia="黑体"/>
         <w:b/>
         <w:bCs/>
         <w:i w:val="0"/>
@@ -11499,6 +12034,7 @@
     </w:tcPr>
     <w:tblStylePr w:type="firstRow">
       <w:rPr>
+        <w:rFonts w:eastAsia="黑体"/>
         <w:b/>
         <w:bCs/>
         <w:i w:val="0"/>
@@ -11520,6 +12056,7 @@
     </w:tblStylePr>
     <w:tblStylePr w:type="lastRow">
       <w:rPr>
+        <w:rFonts w:eastAsia="黑体"/>
         <w:b/>
         <w:bCs/>
         <w:i w:val="0"/>
@@ -11541,6 +12078,7 @@
     </w:tblStylePr>
     <w:tblStylePr w:type="firstCol">
       <w:rPr>
+        <w:rFonts w:eastAsia="黑体"/>
         <w:b/>
         <w:bCs/>
         <w:i w:val="0"/>
@@ -11560,6 +12098,7 @@
     </w:tblStylePr>
     <w:tblStylePr w:type="lastCol">
       <w:rPr>
+        <w:rFonts w:eastAsia="黑体"/>
         <w:b/>
         <w:bCs/>
         <w:i w:val="0"/>
@@ -11617,6 +12156,7 @@
       <w:spacing w:after="0" w:line="240" w:lineRule="auto"/>
     </w:pPr>
     <w:rPr>
+      <w:rFonts w:eastAsia="黑体"/>
       <w:color w:themeColor="background1" w:val="FFFFFF"/>
     </w:rPr>
     <w:tblPr>
@@ -11635,6 +12175,7 @@
     </w:tcPr>
     <w:tblStylePr w:type="firstRow">
       <w:rPr>
+        <w:rFonts w:eastAsia="黑体"/>
         <w:b/>
         <w:bCs/>
       </w:rPr>
@@ -11731,6 +12272,7 @@
       <w:spacing w:after="0" w:line="240" w:lineRule="auto"/>
     </w:pPr>
     <w:rPr>
+      <w:rFonts w:eastAsia="黑体"/>
       <w:color w:themeColor="background1" w:val="FFFFFF"/>
     </w:rPr>
     <w:tblPr>
@@ -11749,6 +12291,7 @@
     </w:tcPr>
     <w:tblStylePr w:type="firstRow">
       <w:rPr>
+        <w:rFonts w:eastAsia="黑体"/>
         <w:b/>
         <w:bCs/>
       </w:rPr>
@@ -11845,6 +12388,7 @@
       <w:spacing w:after="0" w:line="240" w:lineRule="auto"/>
     </w:pPr>
     <w:rPr>
+      <w:rFonts w:eastAsia="黑体"/>
       <w:color w:themeColor="background1" w:val="FFFFFF"/>
     </w:rPr>
     <w:tblPr>
@@ -11863,6 +12407,7 @@
     </w:tcPr>
     <w:tblStylePr w:type="firstRow">
       <w:rPr>
+        <w:rFonts w:eastAsia="黑体"/>
         <w:b/>
         <w:bCs/>
       </w:rPr>
@@ -11959,6 +12504,7 @@
       <w:spacing w:after="0" w:line="240" w:lineRule="auto"/>
     </w:pPr>
     <w:rPr>
+      <w:rFonts w:eastAsia="黑体"/>
       <w:color w:themeColor="background1" w:val="FFFFFF"/>
     </w:rPr>
     <w:tblPr>
@@ -11977,6 +12523,7 @@
     </w:tcPr>
     <w:tblStylePr w:type="firstRow">
       <w:rPr>
+        <w:rFonts w:eastAsia="黑体"/>
         <w:b/>
         <w:bCs/>
       </w:rPr>
@@ -12073,6 +12620,7 @@
       <w:spacing w:after="0" w:line="240" w:lineRule="auto"/>
     </w:pPr>
     <w:rPr>
+      <w:rFonts w:eastAsia="黑体"/>
       <w:color w:themeColor="background1" w:val="FFFFFF"/>
     </w:rPr>
     <w:tblPr>
@@ -12091,6 +12639,7 @@
     </w:tcPr>
     <w:tblStylePr w:type="firstRow">
       <w:rPr>
+        <w:rFonts w:eastAsia="黑体"/>
         <w:b/>
         <w:bCs/>
       </w:rPr>
@@ -12187,6 +12736,7 @@
       <w:spacing w:after="0" w:line="240" w:lineRule="auto"/>
     </w:pPr>
     <w:rPr>
+      <w:rFonts w:eastAsia="黑体"/>
       <w:color w:themeColor="background1" w:val="FFFFFF"/>
     </w:rPr>
     <w:tblPr>
@@ -12205,6 +12755,7 @@
     </w:tcPr>
     <w:tblStylePr w:type="firstRow">
       <w:rPr>
+        <w:rFonts w:eastAsia="黑体"/>
         <w:b/>
         <w:bCs/>
       </w:rPr>
@@ -12301,6 +12852,7 @@
       <w:spacing w:after="0" w:line="240" w:lineRule="auto"/>
     </w:pPr>
     <w:rPr>
+      <w:rFonts w:eastAsia="黑体"/>
       <w:color w:themeColor="background1" w:val="FFFFFF"/>
     </w:rPr>
     <w:tblPr>
@@ -12319,6 +12871,7 @@
     </w:tcPr>
     <w:tblStylePr w:type="firstRow">
       <w:rPr>
+        <w:rFonts w:eastAsia="黑体"/>
         <w:b/>
         <w:bCs/>
       </w:rPr>
@@ -12415,6 +12968,7 @@
       <w:spacing w:after="0" w:line="240" w:lineRule="auto"/>
     </w:pPr>
     <w:rPr>
+      <w:rFonts w:eastAsia="黑体"/>
       <w:color w:themeColor="text1" w:val="000000"/>
     </w:rPr>
     <w:tblPr>
@@ -12441,6 +12995,7 @@
     </w:tcPr>
     <w:tblStylePr w:type="firstRow">
       <w:rPr>
+        <w:rFonts w:eastAsia="黑体"/>
         <w:b/>
         <w:bCs/>
       </w:rPr>
@@ -12459,6 +13014,7 @@
     </w:tblStylePr>
     <w:tblStylePr w:type="lastRow">
       <w:rPr>
+        <w:rFonts w:eastAsia="黑体"/>
         <w:b/>
         <w:bCs/>
         <w:color w:themeColor="background1" w:val="FFFFFF"/>
@@ -12473,6 +13029,7 @@
     </w:tblStylePr>
     <w:tblStylePr w:type="firstCol">
       <w:rPr>
+        <w:rFonts w:eastAsia="黑体"/>
         <w:color w:themeColor="background1" w:val="FFFFFF"/>
       </w:rPr>
       <w:tblPr/>
@@ -12490,6 +13047,7 @@
     </w:tblStylePr>
     <w:tblStylePr w:type="lastCol">
       <w:rPr>
+        <w:rFonts w:eastAsia="黑体"/>
         <w:color w:themeColor="background1" w:val="FFFFFF"/>
       </w:rPr>
       <w:tblPr/>
@@ -12519,11 +13077,13 @@
     </w:tblStylePr>
     <w:tblStylePr w:type="neCell">
       <w:rPr>
+        <w:rFonts w:eastAsia="黑体"/>
         <w:color w:themeColor="text1" w:val="000000"/>
       </w:rPr>
     </w:tblStylePr>
     <w:tblStylePr w:type="nwCell">
       <w:rPr>
+        <w:rFonts w:eastAsia="黑体"/>
         <w:color w:themeColor="text1" w:val="000000"/>
       </w:rPr>
     </w:tblStylePr>
@@ -12537,6 +13097,7 @@
       <w:spacing w:after="0" w:line="240" w:lineRule="auto"/>
     </w:pPr>
     <w:rPr>
+      <w:rFonts w:eastAsia="黑体"/>
       <w:color w:themeColor="text1" w:val="000000"/>
     </w:rPr>
     <w:tblPr>
@@ -12563,6 +13124,7 @@
     </w:tcPr>
     <w:tblStylePr w:type="firstRow">
       <w:rPr>
+        <w:rFonts w:eastAsia="黑体"/>
         <w:b/>
         <w:bCs/>
       </w:rPr>
@@ -12581,6 +13143,7 @@
     </w:tblStylePr>
     <w:tblStylePr w:type="lastRow">
       <w:rPr>
+        <w:rFonts w:eastAsia="黑体"/>
         <w:b/>
         <w:bCs/>
         <w:color w:themeColor="background1" w:val="FFFFFF"/>
@@ -12595,6 +13158,7 @@
     </w:tblStylePr>
     <w:tblStylePr w:type="firstCol">
       <w:rPr>
+        <w:rFonts w:eastAsia="黑体"/>
         <w:color w:themeColor="background1" w:val="FFFFFF"/>
       </w:rPr>
       <w:tblPr/>
@@ -12612,6 +13176,7 @@
     </w:tblStylePr>
     <w:tblStylePr w:type="lastCol">
       <w:rPr>
+        <w:rFonts w:eastAsia="黑体"/>
         <w:color w:themeColor="background1" w:val="FFFFFF"/>
       </w:rPr>
       <w:tblPr/>
@@ -12641,11 +13206,13 @@
     </w:tblStylePr>
     <w:tblStylePr w:type="neCell">
       <w:rPr>
+        <w:rFonts w:eastAsia="黑体"/>
         <w:color w:themeColor="text1" w:val="000000"/>
       </w:rPr>
     </w:tblStylePr>
     <w:tblStylePr w:type="nwCell">
       <w:rPr>
+        <w:rFonts w:eastAsia="黑体"/>
         <w:color w:themeColor="text1" w:val="000000"/>
       </w:rPr>
     </w:tblStylePr>
@@ -12659,6 +13226,7 @@
       <w:spacing w:after="0" w:line="240" w:lineRule="auto"/>
     </w:pPr>
     <w:rPr>
+      <w:rFonts w:eastAsia="黑体"/>
       <w:color w:themeColor="text1" w:val="000000"/>
     </w:rPr>
     <w:tblPr>
@@ -12685,6 +13253,7 @@
     </w:tcPr>
     <w:tblStylePr w:type="firstRow">
       <w:rPr>
+        <w:rFonts w:eastAsia="黑体"/>
         <w:b/>
         <w:bCs/>
       </w:rPr>
@@ -12703,6 +13272,7 @@
     </w:tblStylePr>
     <w:tblStylePr w:type="lastRow">
       <w:rPr>
+        <w:rFonts w:eastAsia="黑体"/>
         <w:b/>
         <w:bCs/>
         <w:color w:themeColor="background1" w:val="FFFFFF"/>
@@ -12717,6 +13287,7 @@
     </w:tblStylePr>
     <w:tblStylePr w:type="firstCol">
       <w:rPr>
+        <w:rFonts w:eastAsia="黑体"/>
         <w:color w:themeColor="background1" w:val="FFFFFF"/>
       </w:rPr>
       <w:tblPr/>
@@ -12734,6 +13305,7 @@
     </w:tblStylePr>
     <w:tblStylePr w:type="lastCol">
       <w:rPr>
+        <w:rFonts w:eastAsia="黑体"/>
         <w:color w:themeColor="background1" w:val="FFFFFF"/>
       </w:rPr>
       <w:tblPr/>
@@ -12763,11 +13335,13 @@
     </w:tblStylePr>
     <w:tblStylePr w:type="neCell">
       <w:rPr>
+        <w:rFonts w:eastAsia="黑体"/>
         <w:color w:themeColor="text1" w:val="000000"/>
       </w:rPr>
     </w:tblStylePr>
     <w:tblStylePr w:type="nwCell">
       <w:rPr>
+        <w:rFonts w:eastAsia="黑体"/>
         <w:color w:themeColor="text1" w:val="000000"/>
       </w:rPr>
     </w:tblStylePr>
@@ -12781,6 +13355,7 @@
       <w:spacing w:after="0" w:line="240" w:lineRule="auto"/>
     </w:pPr>
     <w:rPr>
+      <w:rFonts w:eastAsia="黑体"/>
       <w:color w:themeColor="text1" w:val="000000"/>
     </w:rPr>
     <w:tblPr>
@@ -12807,6 +13382,7 @@
     </w:tcPr>
     <w:tblStylePr w:type="firstRow">
       <w:rPr>
+        <w:rFonts w:eastAsia="黑体"/>
         <w:b/>
         <w:bCs/>
       </w:rPr>
@@ -12825,6 +13401,7 @@
     </w:tblStylePr>
     <w:tblStylePr w:type="lastRow">
       <w:rPr>
+        <w:rFonts w:eastAsia="黑体"/>
         <w:b/>
         <w:bCs/>
         <w:color w:themeColor="background1" w:val="FFFFFF"/>
@@ -12839,6 +13416,7 @@
     </w:tblStylePr>
     <w:tblStylePr w:type="firstCol">
       <w:rPr>
+        <w:rFonts w:eastAsia="黑体"/>
         <w:color w:themeColor="background1" w:val="FFFFFF"/>
       </w:rPr>
       <w:tblPr/>
@@ -12856,6 +13434,7 @@
     </w:tblStylePr>
     <w:tblStylePr w:type="lastCol">
       <w:rPr>
+        <w:rFonts w:eastAsia="黑体"/>
         <w:color w:themeColor="background1" w:val="FFFFFF"/>
       </w:rPr>
       <w:tblPr/>
@@ -12893,6 +13472,7 @@
       <w:spacing w:after="0" w:line="240" w:lineRule="auto"/>
     </w:pPr>
     <w:rPr>
+      <w:rFonts w:eastAsia="黑体"/>
       <w:color w:themeColor="text1" w:val="000000"/>
     </w:rPr>
     <w:tblPr>
@@ -12919,6 +13499,7 @@
     </w:tcPr>
     <w:tblStylePr w:type="firstRow">
       <w:rPr>
+        <w:rFonts w:eastAsia="黑体"/>
         <w:b/>
         <w:bCs/>
       </w:rPr>
@@ -12937,6 +13518,7 @@
     </w:tblStylePr>
     <w:tblStylePr w:type="lastRow">
       <w:rPr>
+        <w:rFonts w:eastAsia="黑体"/>
         <w:b/>
         <w:bCs/>
         <w:color w:themeColor="background1" w:val="FFFFFF"/>
@@ -12951,6 +13533,7 @@
     </w:tblStylePr>
     <w:tblStylePr w:type="firstCol">
       <w:rPr>
+        <w:rFonts w:eastAsia="黑体"/>
         <w:color w:themeColor="background1" w:val="FFFFFF"/>
       </w:rPr>
       <w:tblPr/>
@@ -12968,6 +13551,7 @@
     </w:tblStylePr>
     <w:tblStylePr w:type="lastCol">
       <w:rPr>
+        <w:rFonts w:eastAsia="黑体"/>
         <w:color w:themeColor="background1" w:val="FFFFFF"/>
       </w:rPr>
       <w:tblPr/>
@@ -12997,11 +13581,13 @@
     </w:tblStylePr>
     <w:tblStylePr w:type="neCell">
       <w:rPr>
+        <w:rFonts w:eastAsia="黑体"/>
         <w:color w:themeColor="text1" w:val="000000"/>
       </w:rPr>
     </w:tblStylePr>
     <w:tblStylePr w:type="nwCell">
       <w:rPr>
+        <w:rFonts w:eastAsia="黑体"/>
         <w:color w:themeColor="text1" w:val="000000"/>
       </w:rPr>
     </w:tblStylePr>
@@ -13015,6 +13601,7 @@
       <w:spacing w:after="0" w:line="240" w:lineRule="auto"/>
     </w:pPr>
     <w:rPr>
+      <w:rFonts w:eastAsia="黑体"/>
       <w:color w:themeColor="text1" w:val="000000"/>
     </w:rPr>
     <w:tblPr>
@@ -13041,6 +13628,7 @@
     </w:tcPr>
     <w:tblStylePr w:type="firstRow">
       <w:rPr>
+        <w:rFonts w:eastAsia="黑体"/>
         <w:b/>
         <w:bCs/>
       </w:rPr>
@@ -13059,6 +13647,7 @@
     </w:tblStylePr>
     <w:tblStylePr w:type="lastRow">
       <w:rPr>
+        <w:rFonts w:eastAsia="黑体"/>
         <w:b/>
         <w:bCs/>
         <w:color w:themeColor="background1" w:val="FFFFFF"/>
@@ -13073,6 +13662,7 @@
     </w:tblStylePr>
     <w:tblStylePr w:type="firstCol">
       <w:rPr>
+        <w:rFonts w:eastAsia="黑体"/>
         <w:color w:themeColor="background1" w:val="FFFFFF"/>
       </w:rPr>
       <w:tblPr/>
@@ -13090,6 +13680,7 @@
     </w:tblStylePr>
     <w:tblStylePr w:type="lastCol">
       <w:rPr>
+        <w:rFonts w:eastAsia="黑体"/>
         <w:color w:themeColor="background1" w:val="FFFFFF"/>
       </w:rPr>
       <w:tblPr/>
@@ -13119,11 +13710,13 @@
     </w:tblStylePr>
     <w:tblStylePr w:type="neCell">
       <w:rPr>
+        <w:rFonts w:eastAsia="黑体"/>
         <w:color w:themeColor="text1" w:val="000000"/>
       </w:rPr>
     </w:tblStylePr>
     <w:tblStylePr w:type="nwCell">
       <w:rPr>
+        <w:rFonts w:eastAsia="黑体"/>
         <w:color w:themeColor="text1" w:val="000000"/>
       </w:rPr>
     </w:tblStylePr>
@@ -13137,6 +13730,7 @@
       <w:spacing w:after="0" w:line="240" w:lineRule="auto"/>
     </w:pPr>
     <w:rPr>
+      <w:rFonts w:eastAsia="黑体"/>
       <w:color w:themeColor="text1" w:val="000000"/>
     </w:rPr>
     <w:tblPr>
@@ -13163,6 +13757,7 @@
     </w:tcPr>
     <w:tblStylePr w:type="firstRow">
       <w:rPr>
+        <w:rFonts w:eastAsia="黑体"/>
         <w:b/>
         <w:bCs/>
       </w:rPr>
@@ -13181,6 +13776,7 @@
     </w:tblStylePr>
     <w:tblStylePr w:type="lastRow">
       <w:rPr>
+        <w:rFonts w:eastAsia="黑体"/>
         <w:b/>
         <w:bCs/>
         <w:color w:themeColor="background1" w:val="FFFFFF"/>
@@ -13195,6 +13791,7 @@
     </w:tblStylePr>
     <w:tblStylePr w:type="firstCol">
       <w:rPr>
+        <w:rFonts w:eastAsia="黑体"/>
         <w:color w:themeColor="background1" w:val="FFFFFF"/>
       </w:rPr>
       <w:tblPr/>
@@ -13212,6 +13809,7 @@
     </w:tblStylePr>
     <w:tblStylePr w:type="lastCol">
       <w:rPr>
+        <w:rFonts w:eastAsia="黑体"/>
         <w:color w:themeColor="background1" w:val="FFFFFF"/>
       </w:rPr>
       <w:tblPr/>
@@ -13241,11 +13839,13 @@
     </w:tblStylePr>
     <w:tblStylePr w:type="neCell">
       <w:rPr>
+        <w:rFonts w:eastAsia="黑体"/>
         <w:color w:themeColor="text1" w:val="000000"/>
       </w:rPr>
     </w:tblStylePr>
     <w:tblStylePr w:type="nwCell">
       <w:rPr>
+        <w:rFonts w:eastAsia="黑体"/>
         <w:color w:themeColor="text1" w:val="000000"/>
       </w:rPr>
     </w:tblStylePr>
@@ -13259,6 +13859,7 @@
       <w:spacing w:after="0" w:line="240" w:lineRule="auto"/>
     </w:pPr>
     <w:rPr>
+      <w:rFonts w:eastAsia="黑体"/>
       <w:color w:themeColor="text1" w:val="000000"/>
     </w:rPr>
     <w:tblPr>
@@ -13277,6 +13878,7 @@
     </w:tcPr>
     <w:tblStylePr w:type="firstRow">
       <w:rPr>
+        <w:rFonts w:eastAsia="黑体"/>
         <w:b/>
         <w:bCs/>
         <w:color w:themeColor="background1" w:val="FFFFFF"/>
@@ -13291,6 +13893,7 @@
     </w:tblStylePr>
     <w:tblStylePr w:type="lastRow">
       <w:rPr>
+        <w:rFonts w:eastAsia="黑体"/>
         <w:b/>
         <w:bCs/>
         <w:color w:themeColor="accent2" w:themeShade="CC" w:val="9E3A38"/>
@@ -13305,12 +13908,14 @@
     </w:tblStylePr>
     <w:tblStylePr w:type="firstCol">
       <w:rPr>
+        <w:rFonts w:eastAsia="黑体"/>
         <w:b/>
         <w:bCs/>
       </w:rPr>
     </w:tblStylePr>
     <w:tblStylePr w:type="lastCol">
       <w:rPr>
+        <w:rFonts w:eastAsia="黑体"/>
         <w:b/>
         <w:bCs/>
       </w:rPr>
@@ -13345,6 +13950,7 @@
       <w:spacing w:after="0" w:line="240" w:lineRule="auto"/>
     </w:pPr>
     <w:rPr>
+      <w:rFonts w:eastAsia="黑体"/>
       <w:color w:themeColor="text1" w:val="000000"/>
     </w:rPr>
     <w:tblPr>
@@ -13363,6 +13969,7 @@
     </w:tcPr>
     <w:tblStylePr w:type="firstRow">
       <w:rPr>
+        <w:rFonts w:eastAsia="黑体"/>
         <w:b/>
         <w:bCs/>
         <w:color w:themeColor="background1" w:val="FFFFFF"/>
@@ -13377,6 +13984,7 @@
     </w:tblStylePr>
     <w:tblStylePr w:type="lastRow">
       <w:rPr>
+        <w:rFonts w:eastAsia="黑体"/>
         <w:b/>
         <w:bCs/>
         <w:color w:themeColor="accent2" w:themeShade="CC" w:val="9E3A38"/>
@@ -13391,12 +13999,14 @@
     </w:tblStylePr>
     <w:tblStylePr w:type="firstCol">
       <w:rPr>
+        <w:rFonts w:eastAsia="黑体"/>
         <w:b/>
         <w:bCs/>
       </w:rPr>
     </w:tblStylePr>
     <w:tblStylePr w:type="lastCol">
       <w:rPr>
+        <w:rFonts w:eastAsia="黑体"/>
         <w:b/>
         <w:bCs/>
       </w:rPr>
@@ -13431,6 +14041,7 @@
       <w:spacing w:after="0" w:line="240" w:lineRule="auto"/>
     </w:pPr>
     <w:rPr>
+      <w:rFonts w:eastAsia="黑体"/>
       <w:color w:themeColor="text1" w:val="000000"/>
     </w:rPr>
     <w:tblPr>
@@ -13449,6 +14060,7 @@
     </w:tcPr>
     <w:tblStylePr w:type="firstRow">
       <w:rPr>
+        <w:rFonts w:eastAsia="黑体"/>
         <w:b/>
         <w:bCs/>
         <w:color w:themeColor="background1" w:val="FFFFFF"/>
@@ -13463,6 +14075,7 @@
     </w:tblStylePr>
     <w:tblStylePr w:type="lastRow">
       <w:rPr>
+        <w:rFonts w:eastAsia="黑体"/>
         <w:b/>
         <w:bCs/>
         <w:color w:themeColor="accent2" w:themeShade="CC" w:val="9E3A38"/>
@@ -13477,12 +14090,14 @@
     </w:tblStylePr>
     <w:tblStylePr w:type="firstCol">
       <w:rPr>
+        <w:rFonts w:eastAsia="黑体"/>
         <w:b/>
         <w:bCs/>
       </w:rPr>
     </w:tblStylePr>
     <w:tblStylePr w:type="lastCol">
       <w:rPr>
+        <w:rFonts w:eastAsia="黑体"/>
         <w:b/>
         <w:bCs/>
       </w:rPr>
@@ -13517,6 +14132,7 @@
       <w:spacing w:after="0" w:line="240" w:lineRule="auto"/>
     </w:pPr>
     <w:rPr>
+      <w:rFonts w:eastAsia="黑体"/>
       <w:color w:themeColor="text1" w:val="000000"/>
     </w:rPr>
     <w:tblPr>
@@ -13535,6 +14151,7 @@
     </w:tcPr>
     <w:tblStylePr w:type="firstRow">
       <w:rPr>
+        <w:rFonts w:eastAsia="黑体"/>
         <w:b/>
         <w:bCs/>
         <w:color w:themeColor="background1" w:val="FFFFFF"/>
@@ -13549,6 +14166,7 @@
     </w:tblStylePr>
     <w:tblStylePr w:type="lastRow">
       <w:rPr>
+        <w:rFonts w:eastAsia="黑体"/>
         <w:b/>
         <w:bCs/>
         <w:color w:themeColor="accent4" w:themeShade="CC" w:val="664E82"/>
@@ -13563,12 +14181,14 @@
     </w:tblStylePr>
     <w:tblStylePr w:type="firstCol">
       <w:rPr>
+        <w:rFonts w:eastAsia="黑体"/>
         <w:b/>
         <w:bCs/>
       </w:rPr>
     </w:tblStylePr>
     <w:tblStylePr w:type="lastCol">
       <w:rPr>
+        <w:rFonts w:eastAsia="黑体"/>
         <w:b/>
         <w:bCs/>
       </w:rPr>
@@ -13603,6 +14223,7 @@
       <w:spacing w:after="0" w:line="240" w:lineRule="auto"/>
     </w:pPr>
     <w:rPr>
+      <w:rFonts w:eastAsia="黑体"/>
       <w:color w:themeColor="text1" w:val="000000"/>
     </w:rPr>
     <w:tblPr>
@@ -13621,6 +14242,7 @@
     </w:tcPr>
     <w:tblStylePr w:type="firstRow">
       <w:rPr>
+        <w:rFonts w:eastAsia="黑体"/>
         <w:b/>
         <w:bCs/>
         <w:color w:themeColor="background1" w:val="FFFFFF"/>
@@ -13635,6 +14257,7 @@
     </w:tblStylePr>
     <w:tblStylePr w:type="lastRow">
       <w:rPr>
+        <w:rFonts w:eastAsia="黑体"/>
         <w:b/>
         <w:bCs/>
         <w:color w:themeColor="accent3" w:themeShade="CC" w:val="7E9C40"/>
@@ -13649,12 +14272,14 @@
     </w:tblStylePr>
     <w:tblStylePr w:type="firstCol">
       <w:rPr>
+        <w:rFonts w:eastAsia="黑体"/>
         <w:b/>
         <w:bCs/>
       </w:rPr>
     </w:tblStylePr>
     <w:tblStylePr w:type="lastCol">
       <w:rPr>
+        <w:rFonts w:eastAsia="黑体"/>
         <w:b/>
         <w:bCs/>
       </w:rPr>
@@ -13689,6 +14314,7 @@
       <w:spacing w:after="0" w:line="240" w:lineRule="auto"/>
     </w:pPr>
     <w:rPr>
+      <w:rFonts w:eastAsia="黑体"/>
       <w:color w:themeColor="text1" w:val="000000"/>
     </w:rPr>
     <w:tblPr>
@@ -13707,6 +14333,7 @@
     </w:tcPr>
     <w:tblStylePr w:type="firstRow">
       <w:rPr>
+        <w:rFonts w:eastAsia="黑体"/>
         <w:b/>
         <w:bCs/>
         <w:color w:themeColor="background1" w:val="FFFFFF"/>
@@ -13721,6 +14348,7 @@
     </w:tblStylePr>
     <w:tblStylePr w:type="lastRow">
       <w:rPr>
+        <w:rFonts w:eastAsia="黑体"/>
         <w:b/>
         <w:bCs/>
         <w:color w:themeColor="accent6" w:themeShade="CC" w:val="F2730A"/>
@@ -13735,12 +14363,14 @@
     </w:tblStylePr>
     <w:tblStylePr w:type="firstCol">
       <w:rPr>
+        <w:rFonts w:eastAsia="黑体"/>
         <w:b/>
         <w:bCs/>
       </w:rPr>
     </w:tblStylePr>
     <w:tblStylePr w:type="lastCol">
       <w:rPr>
+        <w:rFonts w:eastAsia="黑体"/>
         <w:b/>
         <w:bCs/>
       </w:rPr>
@@ -13775,6 +14405,7 @@
       <w:spacing w:after="0" w:line="240" w:lineRule="auto"/>
     </w:pPr>
     <w:rPr>
+      <w:rFonts w:eastAsia="黑体"/>
       <w:color w:themeColor="text1" w:val="000000"/>
     </w:rPr>
     <w:tblPr>
@@ -13793,6 +14424,7 @@
     </w:tcPr>
     <w:tblStylePr w:type="firstRow">
       <w:rPr>
+        <w:rFonts w:eastAsia="黑体"/>
         <w:b/>
         <w:bCs/>
         <w:color w:themeColor="background1" w:val="FFFFFF"/>
@@ -13807,6 +14439,7 @@
     </w:tblStylePr>
     <w:tblStylePr w:type="lastRow">
       <w:rPr>
+        <w:rFonts w:eastAsia="黑体"/>
         <w:b/>
         <w:bCs/>
         <w:color w:themeColor="accent5" w:themeShade="CC" w:val="348DA5"/>
@@ -13821,12 +14454,14 @@
     </w:tblStylePr>
     <w:tblStylePr w:type="firstCol">
       <w:rPr>
+        <w:rFonts w:eastAsia="黑体"/>
         <w:b/>
         <w:bCs/>
       </w:rPr>
     </w:tblStylePr>
     <w:tblStylePr w:type="lastCol">
       <w:rPr>
+        <w:rFonts w:eastAsia="黑体"/>
         <w:b/>
         <w:bCs/>
       </w:rPr>
@@ -13861,6 +14496,7 @@
       <w:spacing w:after="0" w:line="240" w:lineRule="auto"/>
     </w:pPr>
     <w:rPr>
+      <w:rFonts w:eastAsia="黑体"/>
       <w:color w:themeColor="text1" w:val="000000"/>
     </w:rPr>
     <w:tblPr>
@@ -13882,6 +14518,7 @@
     </w:tcPr>
     <w:tblStylePr w:type="firstRow">
       <w:rPr>
+        <w:rFonts w:eastAsia="黑体"/>
         <w:b/>
         <w:bCs/>
       </w:rPr>
@@ -13892,6 +14529,7 @@
     </w:tblStylePr>
     <w:tblStylePr w:type="lastRow">
       <w:rPr>
+        <w:rFonts w:eastAsia="黑体"/>
         <w:b/>
         <w:bCs/>
         <w:color w:themeColor="text1" w:val="000000"/>
@@ -13903,6 +14541,7 @@
     </w:tblStylePr>
     <w:tblStylePr w:type="firstCol">
       <w:rPr>
+        <w:rFonts w:eastAsia="黑体"/>
         <w:color w:themeColor="background1" w:val="FFFFFF"/>
       </w:rPr>
       <w:tblPr/>
@@ -13912,6 +14551,7 @@
     </w:tblStylePr>
     <w:tblStylePr w:type="lastCol">
       <w:rPr>
+        <w:rFonts w:eastAsia="黑体"/>
         <w:color w:themeColor="background1" w:val="FFFFFF"/>
       </w:rPr>
       <w:tblPr/>
@@ -13941,6 +14581,7 @@
       <w:spacing w:after="0" w:line="240" w:lineRule="auto"/>
     </w:pPr>
     <w:rPr>
+      <w:rFonts w:eastAsia="黑体"/>
       <w:color w:themeColor="text1" w:val="000000"/>
     </w:rPr>
     <w:tblPr>
@@ -13962,6 +14603,7 @@
     </w:tcPr>
     <w:tblStylePr w:type="firstRow">
       <w:rPr>
+        <w:rFonts w:eastAsia="黑体"/>
         <w:b/>
         <w:bCs/>
       </w:rPr>
@@ -13972,6 +14614,7 @@
     </w:tblStylePr>
     <w:tblStylePr w:type="lastRow">
       <w:rPr>
+        <w:rFonts w:eastAsia="黑体"/>
         <w:b/>
         <w:bCs/>
         <w:color w:themeColor="text1" w:val="000000"/>
@@ -13983,6 +14626,7 @@
     </w:tblStylePr>
     <w:tblStylePr w:type="firstCol">
       <w:rPr>
+        <w:rFonts w:eastAsia="黑体"/>
         <w:color w:themeColor="background1" w:val="FFFFFF"/>
       </w:rPr>
       <w:tblPr/>
@@ -13992,6 +14636,7 @@
     </w:tblStylePr>
     <w:tblStylePr w:type="lastCol">
       <w:rPr>
+        <w:rFonts w:eastAsia="黑体"/>
         <w:color w:themeColor="background1" w:val="FFFFFF"/>
       </w:rPr>
       <w:tblPr/>
@@ -14021,6 +14666,7 @@
       <w:spacing w:after="0" w:line="240" w:lineRule="auto"/>
     </w:pPr>
     <w:rPr>
+      <w:rFonts w:eastAsia="黑体"/>
       <w:color w:themeColor="text1" w:val="000000"/>
     </w:rPr>
     <w:tblPr>
@@ -14042,6 +14688,7 @@
     </w:tcPr>
     <w:tblStylePr w:type="firstRow">
       <w:rPr>
+        <w:rFonts w:eastAsia="黑体"/>
         <w:b/>
         <w:bCs/>
       </w:rPr>
@@ -14052,6 +14699,7 @@
     </w:tblStylePr>
     <w:tblStylePr w:type="lastRow">
       <w:rPr>
+        <w:rFonts w:eastAsia="黑体"/>
         <w:b/>
         <w:bCs/>
         <w:color w:themeColor="text1" w:val="000000"/>
@@ -14063,6 +14711,7 @@
     </w:tblStylePr>
     <w:tblStylePr w:type="firstCol">
       <w:rPr>
+        <w:rFonts w:eastAsia="黑体"/>
         <w:color w:themeColor="background1" w:val="FFFFFF"/>
       </w:rPr>
       <w:tblPr/>
@@ -14072,6 +14721,7 @@
     </w:tblStylePr>
     <w:tblStylePr w:type="lastCol">
       <w:rPr>
+        <w:rFonts w:eastAsia="黑体"/>
         <w:color w:themeColor="background1" w:val="FFFFFF"/>
       </w:rPr>
       <w:tblPr/>
@@ -14101,6 +14751,7 @@
       <w:spacing w:after="0" w:line="240" w:lineRule="auto"/>
     </w:pPr>
     <w:rPr>
+      <w:rFonts w:eastAsia="黑体"/>
       <w:color w:themeColor="text1" w:val="000000"/>
     </w:rPr>
     <w:tblPr>
@@ -14122,6 +14773,7 @@
     </w:tcPr>
     <w:tblStylePr w:type="firstRow">
       <w:rPr>
+        <w:rFonts w:eastAsia="黑体"/>
         <w:b/>
         <w:bCs/>
       </w:rPr>
@@ -14132,6 +14784,7 @@
     </w:tblStylePr>
     <w:tblStylePr w:type="lastRow">
       <w:rPr>
+        <w:rFonts w:eastAsia="黑体"/>
         <w:b/>
         <w:bCs/>
         <w:color w:themeColor="text1" w:val="000000"/>
@@ -14143,6 +14796,7 @@
     </w:tblStylePr>
     <w:tblStylePr w:type="firstCol">
       <w:rPr>
+        <w:rFonts w:eastAsia="黑体"/>
         <w:color w:themeColor="background1" w:val="FFFFFF"/>
       </w:rPr>
       <w:tblPr/>
@@ -14152,6 +14806,7 @@
     </w:tblStylePr>
     <w:tblStylePr w:type="lastCol">
       <w:rPr>
+        <w:rFonts w:eastAsia="黑体"/>
         <w:color w:themeColor="background1" w:val="FFFFFF"/>
       </w:rPr>
       <w:tblPr/>
@@ -14181,6 +14836,7 @@
       <w:spacing w:after="0" w:line="240" w:lineRule="auto"/>
     </w:pPr>
     <w:rPr>
+      <w:rFonts w:eastAsia="黑体"/>
       <w:color w:themeColor="text1" w:val="000000"/>
     </w:rPr>
     <w:tblPr>
@@ -14202,6 +14858,7 @@
     </w:tcPr>
     <w:tblStylePr w:type="firstRow">
       <w:rPr>
+        <w:rFonts w:eastAsia="黑体"/>
         <w:b/>
         <w:bCs/>
       </w:rPr>
@@ -14212,6 +14869,7 @@
     </w:tblStylePr>
     <w:tblStylePr w:type="lastRow">
       <w:rPr>
+        <w:rFonts w:eastAsia="黑体"/>
         <w:b/>
         <w:bCs/>
         <w:color w:themeColor="text1" w:val="000000"/>
@@ -14223,6 +14881,7 @@
     </w:tblStylePr>
     <w:tblStylePr w:type="firstCol">
       <w:rPr>
+        <w:rFonts w:eastAsia="黑体"/>
         <w:color w:themeColor="background1" w:val="FFFFFF"/>
       </w:rPr>
       <w:tblPr/>
@@ -14232,6 +14891,7 @@
     </w:tblStylePr>
     <w:tblStylePr w:type="lastCol">
       <w:rPr>
+        <w:rFonts w:eastAsia="黑体"/>
         <w:color w:themeColor="background1" w:val="FFFFFF"/>
       </w:rPr>
       <w:tblPr/>
@@ -14261,6 +14921,7 @@
       <w:spacing w:after="0" w:line="240" w:lineRule="auto"/>
     </w:pPr>
     <w:rPr>
+      <w:rFonts w:eastAsia="黑体"/>
       <w:color w:themeColor="text1" w:val="000000"/>
     </w:rPr>
     <w:tblPr>
@@ -14282,6 +14943,7 @@
     </w:tcPr>
     <w:tblStylePr w:type="firstRow">
       <w:rPr>
+        <w:rFonts w:eastAsia="黑体"/>
         <w:b/>
         <w:bCs/>
       </w:rPr>
@@ -14292,6 +14954,7 @@
     </w:tblStylePr>
     <w:tblStylePr w:type="lastRow">
       <w:rPr>
+        <w:rFonts w:eastAsia="黑体"/>
         <w:b/>
         <w:bCs/>
         <w:color w:themeColor="text1" w:val="000000"/>
@@ -14303,6 +14966,7 @@
     </w:tblStylePr>
     <w:tblStylePr w:type="firstCol">
       <w:rPr>
+        <w:rFonts w:eastAsia="黑体"/>
         <w:color w:themeColor="background1" w:val="FFFFFF"/>
       </w:rPr>
       <w:tblPr/>
@@ -14312,6 +14976,7 @@
     </w:tblStylePr>
     <w:tblStylePr w:type="lastCol">
       <w:rPr>
+        <w:rFonts w:eastAsia="黑体"/>
         <w:color w:themeColor="background1" w:val="FFFFFF"/>
       </w:rPr>
       <w:tblPr/>
@@ -14341,6 +15006,7 @@
       <w:spacing w:after="0" w:line="240" w:lineRule="auto"/>
     </w:pPr>
     <w:rPr>
+      <w:rFonts w:eastAsia="黑体"/>
       <w:color w:themeColor="text1" w:val="000000"/>
     </w:rPr>
     <w:tblPr>
@@ -14362,6 +15028,7 @@
     </w:tcPr>
     <w:tblStylePr w:type="firstRow">
       <w:rPr>
+        <w:rFonts w:eastAsia="黑体"/>
         <w:b/>
         <w:bCs/>
       </w:rPr>
@@ -14372,6 +15039,7 @@
     </w:tblStylePr>
     <w:tblStylePr w:type="lastRow">
       <w:rPr>
+        <w:rFonts w:eastAsia="黑体"/>
         <w:b/>
         <w:bCs/>
         <w:color w:themeColor="text1" w:val="000000"/>
@@ -14383,6 +15051,7 @@
     </w:tblStylePr>
     <w:tblStylePr w:type="firstCol">
       <w:rPr>
+        <w:rFonts w:eastAsia="黑体"/>
         <w:color w:themeColor="background1" w:val="FFFFFF"/>
       </w:rPr>
       <w:tblPr/>
@@ -14392,6 +15061,7 @@
     </w:tblStylePr>
     <w:tblStylePr w:type="lastCol">
       <w:rPr>
+        <w:rFonts w:eastAsia="黑体"/>
         <w:color w:themeColor="background1" w:val="FFFFFF"/>
       </w:rPr>
       <w:tblPr/>
@@ -14424,6 +15094,7 @@
     <w:name w:val="KeywordTok"/>
     <w:basedOn w:val="VerbatimChar"/>
     <w:rPr>
+      <w:rFonts w:eastAsia="黑体"/>
       <w:b/>
       <w:color w:val="007020"/>
     </w:rPr>
@@ -14432,6 +15103,7 @@
     <w:name w:val="DataTypeTok"/>
     <w:basedOn w:val="VerbatimChar"/>
     <w:rPr>
+      <w:rFonts w:eastAsia="黑体"/>
       <w:color w:val="902000"/>
     </w:rPr>
   </w:style>
@@ -14439,6 +15111,7 @@
     <w:name w:val="DecValTok"/>
     <w:basedOn w:val="VerbatimChar"/>
     <w:rPr>
+      <w:rFonts w:eastAsia="黑体"/>
       <w:color w:val="40a070"/>
     </w:rPr>
   </w:style>
@@ -14446,6 +15119,7 @@
     <w:name w:val="BaseNTok"/>
     <w:basedOn w:val="VerbatimChar"/>
     <w:rPr>
+      <w:rFonts w:eastAsia="黑体"/>
       <w:color w:val="40a070"/>
     </w:rPr>
   </w:style>
@@ -14453,6 +15127,7 @@
     <w:name w:val="FloatTok"/>
     <w:basedOn w:val="VerbatimChar"/>
     <w:rPr>
+      <w:rFonts w:eastAsia="黑体"/>
       <w:color w:val="40a070"/>
     </w:rPr>
   </w:style>
@@ -14460,6 +15135,7 @@
     <w:name w:val="ConstantTok"/>
     <w:basedOn w:val="VerbatimChar"/>
     <w:rPr>
+      <w:rFonts w:eastAsia="黑体"/>
       <w:color w:val="880000"/>
     </w:rPr>
   </w:style>
@@ -14467,6 +15143,7 @@
     <w:name w:val="CharTok"/>
     <w:basedOn w:val="VerbatimChar"/>
     <w:rPr>
+      <w:rFonts w:eastAsia="黑体"/>
       <w:color w:val="4070a0"/>
     </w:rPr>
   </w:style>
@@ -14474,6 +15151,7 @@
     <w:name w:val="SpecialCharTok"/>
     <w:basedOn w:val="VerbatimChar"/>
     <w:rPr>
+      <w:rFonts w:eastAsia="黑体"/>
       <w:color w:val="4070a0"/>
     </w:rPr>
   </w:style>
@@ -14481,6 +15159,7 @@
     <w:name w:val="StringTok"/>
     <w:basedOn w:val="VerbatimChar"/>
     <w:rPr>
+      <w:rFonts w:eastAsia="黑体"/>
       <w:color w:val="4070a0"/>
     </w:rPr>
   </w:style>
@@ -14488,6 +15167,7 @@
     <w:name w:val="VerbatimStringTok"/>
     <w:basedOn w:val="VerbatimChar"/>
     <w:rPr>
+      <w:rFonts w:eastAsia="黑体"/>
       <w:color w:val="4070a0"/>
     </w:rPr>
   </w:style>
@@ -14495,6 +15175,7 @@
     <w:name w:val="SpecialStringTok"/>
     <w:basedOn w:val="VerbatimChar"/>
     <w:rPr>
+      <w:rFonts w:eastAsia="黑体"/>
       <w:color w:val="bb6688"/>
     </w:rPr>
   </w:style>
@@ -14502,6 +15183,7 @@
     <w:name w:val="ImportTok"/>
     <w:basedOn w:val="VerbatimChar"/>
     <w:rPr>
+      <w:rFonts w:eastAsia="黑体"/>
       <w:b/>
       <w:color w:val="008000"/>
     </w:rPr>
@@ -14510,6 +15192,7 @@
     <w:name w:val="CommentTok"/>
     <w:basedOn w:val="VerbatimChar"/>
     <w:rPr>
+      <w:rFonts w:eastAsia="黑体"/>
       <w:i/>
       <w:color w:val="60a0b0"/>
     </w:rPr>
@@ -14518,6 +15201,7 @@
     <w:name w:val="DocumentationTok"/>
     <w:basedOn w:val="VerbatimChar"/>
     <w:rPr>
+      <w:rFonts w:eastAsia="黑体"/>
       <w:i/>
       <w:color w:val="ba2121"/>
     </w:rPr>
@@ -14526,6 +15210,7 @@
     <w:name w:val="AnnotationTok"/>
     <w:basedOn w:val="VerbatimChar"/>
     <w:rPr>
+      <w:rFonts w:eastAsia="黑体"/>
       <w:b/>
       <w:i/>
       <w:color w:val="60a0b0"/>
@@ -14535,6 +15220,7 @@
     <w:name w:val="CommentVarTok"/>
     <w:basedOn w:val="VerbatimChar"/>
     <w:rPr>
+      <w:rFonts w:eastAsia="黑体"/>
       <w:b/>
       <w:i/>
       <w:color w:val="60a0b0"/>
@@ -14544,6 +15230,7 @@
     <w:name w:val="OtherTok"/>
     <w:basedOn w:val="VerbatimChar"/>
     <w:rPr>
+      <w:rFonts w:eastAsia="黑体"/>
       <w:color w:val="007020"/>
     </w:rPr>
   </w:style>
@@ -14551,6 +15238,7 @@
     <w:name w:val="FunctionTok"/>
     <w:basedOn w:val="VerbatimChar"/>
     <w:rPr>
+      <w:rFonts w:eastAsia="黑体"/>
       <w:color w:val="06287e"/>
     </w:rPr>
   </w:style>
@@ -14558,6 +15246,7 @@
     <w:name w:val="VariableTok"/>
     <w:basedOn w:val="VerbatimChar"/>
     <w:rPr>
+      <w:rFonts w:eastAsia="黑体"/>
       <w:color w:val="19177c"/>
     </w:rPr>
   </w:style>
@@ -14565,6 +15254,7 @@
     <w:name w:val="ControlFlowTok"/>
     <w:basedOn w:val="VerbatimChar"/>
     <w:rPr>
+      <w:rFonts w:eastAsia="黑体"/>
       <w:b/>
       <w:color w:val="007020"/>
     </w:rPr>
@@ -14573,6 +15263,7 @@
     <w:name w:val="OperatorTok"/>
     <w:basedOn w:val="VerbatimChar"/>
     <w:rPr>
+      <w:rFonts w:eastAsia="黑体"/>
       <w:color w:val="666666"/>
     </w:rPr>
   </w:style>
@@ -14580,18 +15271,22 @@
     <w:name w:val="BuiltInTok"/>
     <w:basedOn w:val="VerbatimChar"/>
     <w:rPr>
+      <w:rFonts w:eastAsia="黑体"/>
       <w:color w:val="008000"/>
     </w:rPr>
   </w:style>
   <w:style w:type="character" w:customStyle="1" w:styleId="ExtensionTok">
     <w:name w:val="ExtensionTok"/>
     <w:basedOn w:val="VerbatimChar"/>
-    <w:rPr/>
+    <w:rPr>
+      <w:rFonts w:eastAsia="黑体"/>
+    </w:rPr>
   </w:style>
   <w:style w:type="character" w:customStyle="1" w:styleId="PreprocessorTok">
     <w:name w:val="PreprocessorTok"/>
     <w:basedOn w:val="VerbatimChar"/>
     <w:rPr>
+      <w:rFonts w:eastAsia="黑体"/>
       <w:color w:val="bc7a00"/>
     </w:rPr>
   </w:style>
@@ -14599,18 +15294,22 @@
     <w:name w:val="AttributeTok"/>
     <w:basedOn w:val="VerbatimChar"/>
     <w:rPr>
+      <w:rFonts w:eastAsia="黑体"/>
       <w:color w:val="7d9029"/>
     </w:rPr>
   </w:style>
   <w:style w:type="character" w:customStyle="1" w:styleId="RegionMarkerTok">
     <w:name w:val="RegionMarkerTok"/>
     <w:basedOn w:val="VerbatimChar"/>
-    <w:rPr/>
+    <w:rPr>
+      <w:rFonts w:eastAsia="黑体"/>
+    </w:rPr>
   </w:style>
   <w:style w:type="character" w:customStyle="1" w:styleId="InformationTok">
     <w:name w:val="InformationTok"/>
     <w:basedOn w:val="VerbatimChar"/>
     <w:rPr>
+      <w:rFonts w:eastAsia="黑体"/>
       <w:b/>
       <w:i/>
       <w:color w:val="60a0b0"/>
@@ -14620,6 +15319,7 @@
     <w:name w:val="WarningTok"/>
     <w:basedOn w:val="VerbatimChar"/>
     <w:rPr>
+      <w:rFonts w:eastAsia="黑体"/>
       <w:b/>
       <w:i/>
       <w:color w:val="60a0b0"/>
@@ -14629,6 +15329,7 @@
     <w:name w:val="AlertTok"/>
     <w:basedOn w:val="VerbatimChar"/>
     <w:rPr>
+      <w:rFonts w:eastAsia="黑体"/>
       <w:b/>
       <w:color w:val="ff0000"/>
     </w:rPr>
@@ -14637,6 +15338,7 @@
     <w:name w:val="ErrorTok"/>
     <w:basedOn w:val="VerbatimChar"/>
     <w:rPr>
+      <w:rFonts w:eastAsia="黑体"/>
       <w:b/>
       <w:color w:val="ff0000"/>
     </w:rPr>
@@ -14644,7 +15346,9 @@
   <w:style w:type="character" w:customStyle="1" w:styleId="NormalTok">
     <w:name w:val="NormalTok"/>
     <w:basedOn w:val="VerbatimChar"/>
-    <w:rPr/>
+    <w:rPr>
+      <w:rFonts w:eastAsia="黑体"/>
+    </w:rPr>
   </w:style>
 </w:styles>
 </file>
@@ -14693,12 +15397,12 @@
     <a:fontScheme name="Office">
       <a:majorFont>
         <a:latin typeface="Calibri"/>
-        <a:ea typeface=""/>
+        <a:ea typeface="黑体"/>
         <a:cs typeface=""/>
         <a:font script="Jpan" typeface="ＭＳ ゴシック"/>
         <a:font script="Hang" typeface="맑은 고딕"/>
-        <a:font script="Hans" typeface="宋体"/>
-        <a:font script="Hant" typeface="新細明體"/>
+        <a:font script="Hans" typeface="黑体"/>
+        <a:font script="Hant" typeface="黑体"/>
         <a:font script="Arab" typeface="Times New Roman"/>
         <a:font script="Hebr" typeface="Times New Roman"/>
         <a:font script="Thai" typeface="Angsana New"/>
@@ -14728,12 +15432,12 @@
       </a:majorFont>
       <a:minorFont>
         <a:latin typeface="Cambria"/>
-        <a:ea typeface=""/>
+        <a:ea typeface="黑体"/>
         <a:cs typeface=""/>
         <a:font script="Jpan" typeface="ＭＳ 明朝"/>
         <a:font script="Hang" typeface="맑은 고딕"/>
-        <a:font script="Hans" typeface="宋体"/>
-        <a:font script="Hant" typeface="新細明體"/>
+        <a:font script="Hans" typeface="黑体"/>
+        <a:font script="Hant" typeface="黑体"/>
         <a:font script="Arab" typeface="Arial"/>
         <a:font script="Hebr" typeface="Arial"/>
         <a:font script="Thai" typeface="Cordia New"/>

--- a/09-通信电路/04-有线通信接口电路/以太网接口电路/以太网接口电路.docx
+++ b/09-通信电路/04-有线通信接口电路/以太网接口电路/以太网接口电路.docx
@@ -2326,7 +2326,7 @@
           <w:color w:val="555555"/>
           <w:sz w:val="21"/>
         </w:rPr>
-        <w:t>材料收集者：杜文杰，WX手机：19519196569，QQ:3478827729</w:t>
+        <w:t>材料收集者：杜文杰，微信/手机：19519196569，QQ:3478827729</w:t>
       </w:r>
     </w:p>
     <w:sectPr>
